--- a/Unity_Kit/contents/Module11_3DEffectsArchitectureAndPerformanceConsiderations/Lab13_GameDevelopment/Lab13_GameFeaturesPart3.docx
+++ b/Unity_Kit/contents/Module11_3DEffectsArchitectureAndPerformanceConsiderations/Lab13_GameDevelopment/Lab13_GameFeaturesPart3.docx
@@ -1,6 +1,6 @@
 
 <file path=word/document.xml><?xml version="1.0" encoding="utf-8"?>
-<w:document xmlns:wpc="http://schemas.microsoft.com/office/word/2010/wordprocessingCanvas" xmlns:cx="http://schemas.microsoft.com/office/drawing/2014/chartex" xmlns:cx1="http://schemas.microsoft.com/office/drawing/2015/9/8/chartex" xmlns:cx2="http://schemas.microsoft.com/office/drawing/2015/10/21/chartex" xmlns:cx3="http://schemas.microsoft.com/office/drawing/2016/5/9/chartex" xmlns:cx4="http://schemas.microsoft.com/office/drawing/2016/5/10/chartex" xmlns:cx5="http://schemas.microsoft.com/office/drawing/2016/5/11/chartex" xmlns:cx6="http://schemas.microsoft.com/office/drawing/2016/5/12/chartex" xmlns:cx7="http://schemas.microsoft.com/office/drawing/2016/5/13/chartex" xmlns:cx8="http://schemas.microsoft.com/office/drawing/2016/5/14/chartex" xmlns:mc="http://schemas.openxmlformats.org/markup-compatibility/2006" xmlns:aink="http://schemas.microsoft.com/office/drawing/2016/ink" xmlns:am3d="http://schemas.microsoft.com/office/drawing/2017/model3d" xmlns:o="urn:schemas-microsoft-com:office:office" xmlns:r="http://schemas.openxmlformats.org/officeDocument/2006/relationships" xmlns:m="http://schemas.openxmlformats.org/officeDocument/2006/math" xmlns:v="urn:schemas-microsoft-com:vml" xmlns:wp14="http://schemas.microsoft.com/office/word/2010/wordprocessingDrawing" xmlns:wp="http://schemas.openxmlformats.org/drawingml/2006/wordprocessingDrawing" xmlns:w10="urn:schemas-microsoft-com:office:word" xmlns:w="http://schemas.openxmlformats.org/wordprocessingml/2006/main" xmlns:w14="http://schemas.microsoft.com/office/word/2010/wordml" xmlns:w15="http://schemas.microsoft.com/office/word/2012/wordml" xmlns:w16cid="http://schemas.microsoft.com/office/word/2016/wordml/cid" xmlns:w16se="http://schemas.microsoft.com/office/word/2015/wordml/symex" xmlns:wpg="http://schemas.microsoft.com/office/word/2010/wordprocessingGroup" xmlns:wpi="http://schemas.microsoft.com/office/word/2010/wordprocessingInk" xmlns:wne="http://schemas.microsoft.com/office/word/2006/wordml" xmlns:wps="http://schemas.microsoft.com/office/word/2010/wordprocessingShape" mc:Ignorable="w14 w15 w16se w16cid wp14">
+<w:document xmlns:wpc="http://schemas.microsoft.com/office/word/2010/wordprocessingCanvas" xmlns:cx="http://schemas.microsoft.com/office/drawing/2014/chartex" xmlns:cx1="http://schemas.microsoft.com/office/drawing/2015/9/8/chartex" xmlns:cx2="http://schemas.microsoft.com/office/drawing/2015/10/21/chartex" xmlns:cx3="http://schemas.microsoft.com/office/drawing/2016/5/9/chartex" xmlns:cx4="http://schemas.microsoft.com/office/drawing/2016/5/10/chartex" xmlns:cx5="http://schemas.microsoft.com/office/drawing/2016/5/11/chartex" xmlns:cx6="http://schemas.microsoft.com/office/drawing/2016/5/12/chartex" xmlns:cx7="http://schemas.microsoft.com/office/drawing/2016/5/13/chartex" xmlns:cx8="http://schemas.microsoft.com/office/drawing/2016/5/14/chartex" xmlns:mc="http://schemas.openxmlformats.org/markup-compatibility/2006" xmlns:aink="http://schemas.microsoft.com/office/drawing/2016/ink" xmlns:am3d="http://schemas.microsoft.com/office/drawing/2017/model3d" xmlns:o="urn:schemas-microsoft-com:office:office" xmlns:oel="http://schemas.microsoft.com/office/2019/extlst" xmlns:r="http://schemas.openxmlformats.org/officeDocument/2006/relationships" xmlns:m="http://schemas.openxmlformats.org/officeDocument/2006/math" xmlns:v="urn:schemas-microsoft-com:vml" xmlns:wp14="http://schemas.microsoft.com/office/word/2010/wordprocessingDrawing" xmlns:wp="http://schemas.openxmlformats.org/drawingml/2006/wordprocessingDrawing" xmlns:w10="urn:schemas-microsoft-com:office:word" xmlns:w="http://schemas.openxmlformats.org/wordprocessingml/2006/main" xmlns:w14="http://schemas.microsoft.com/office/word/2010/wordml" xmlns:w15="http://schemas.microsoft.com/office/word/2012/wordml" xmlns:w16cex="http://schemas.microsoft.com/office/word/2018/wordml/cex" xmlns:w16cid="http://schemas.microsoft.com/office/word/2016/wordml/cid" xmlns:w16="http://schemas.microsoft.com/office/word/2018/wordml" xmlns:w16du="http://schemas.microsoft.com/office/word/2023/wordml/word16du" xmlns:w16sdtdh="http://schemas.microsoft.com/office/word/2020/wordml/sdtdatahash" xmlns:w16sdtfl="http://schemas.microsoft.com/office/word/2024/wordml/sdtformatlock" xmlns:w16se="http://schemas.microsoft.com/office/word/2015/wordml/symex" xmlns:wpg="http://schemas.microsoft.com/office/word/2010/wordprocessingGroup" xmlns:wpi="http://schemas.microsoft.com/office/word/2010/wordprocessingInk" xmlns:wne="http://schemas.microsoft.com/office/word/2006/wordml" xmlns:wps="http://schemas.microsoft.com/office/word/2010/wordprocessingShape" mc:Ignorable="w14 w15 w16se w16cid w16 w16cex w16sdtdh w16sdtfl w16du wp14">
   <w:body>
     <w:p>
       <w:pPr>
@@ -134,7 +134,19 @@
         <w:rPr>
           <w:b/>
         </w:rPr>
-        <w:t>Issue 1.0</w:t>
+        <w:t xml:space="preserve">Issue </w:t>
+      </w:r>
+      <w:r>
+        <w:rPr>
+          <w:b/>
+        </w:rPr>
+        <w:t>2</w:t>
+      </w:r>
+      <w:r>
+        <w:rPr>
+          <w:b/>
+        </w:rPr>
+        <w:t>.0</w:t>
       </w:r>
     </w:p>
     <w:p>
@@ -223,108 +235,70 @@
           <w:r>
             <w:fldChar w:fldCharType="separate"/>
           </w:r>
-          <w:bookmarkStart w:id="2" w:name="_GoBack"/>
-          <w:bookmarkEnd w:id="2"/>
-          <w:r>
-            <w:rPr>
-              <w:rStyle w:val="Hyperlink"/>
-            </w:rPr>
-            <w:fldChar w:fldCharType="begin"/>
-          </w:r>
-          <w:r>
-            <w:rPr>
-              <w:rStyle w:val="Hyperlink"/>
-            </w:rPr>
-            <w:instrText xml:space="preserve"> </w:instrText>
-          </w:r>
-          <w:r>
-            <w:instrText>HYPERLINK \l "_Toc36131001"</w:instrText>
-          </w:r>
-          <w:r>
-            <w:rPr>
-              <w:rStyle w:val="Hyperlink"/>
-            </w:rPr>
-            <w:instrText xml:space="preserve"> </w:instrText>
-          </w:r>
-          <w:r>
-            <w:rPr>
-              <w:rStyle w:val="Hyperlink"/>
-            </w:rPr>
-          </w:r>
-          <w:r>
-            <w:rPr>
-              <w:rStyle w:val="Hyperlink"/>
-            </w:rPr>
-            <w:fldChar w:fldCharType="separate"/>
-          </w:r>
-          <w:r>
-            <w:rPr>
-              <w:rStyle w:val="Hyperlink"/>
-            </w:rPr>
-            <w:t>1</w:t>
-          </w:r>
-          <w:r>
-            <w:rPr>
-              <w:rFonts w:asciiTheme="minorHAnsi" w:hAnsiTheme="minorHAnsi"/>
-              <w:b w:val="0"/>
-              <w:color w:val="auto"/>
-              <w:sz w:val="22"/>
-            </w:rPr>
-            <w:tab/>
-          </w:r>
-          <w:r>
-            <w:rPr>
-              <w:rStyle w:val="Hyperlink"/>
-            </w:rPr>
-            <w:t>Introduction</w:t>
-          </w:r>
-          <w:r>
-            <w:rPr>
-              <w:webHidden/>
-            </w:rPr>
-            <w:tab/>
-          </w:r>
-          <w:r>
-            <w:rPr>
-              <w:webHidden/>
-            </w:rPr>
-            <w:fldChar w:fldCharType="begin"/>
-          </w:r>
-          <w:r>
-            <w:rPr>
-              <w:webHidden/>
-            </w:rPr>
-            <w:instrText xml:space="preserve"> PAGEREF _Toc36131001 \h </w:instrText>
-          </w:r>
-          <w:r>
-            <w:rPr>
-              <w:webHidden/>
-            </w:rPr>
-          </w:r>
-          <w:r>
-            <w:rPr>
-              <w:webHidden/>
-            </w:rPr>
-            <w:fldChar w:fldCharType="separate"/>
-          </w:r>
-          <w:r>
-            <w:rPr>
-              <w:webHidden/>
-            </w:rPr>
-            <w:t>1</w:t>
-          </w:r>
-          <w:r>
-            <w:rPr>
-              <w:webHidden/>
-            </w:rPr>
-            <w:fldChar w:fldCharType="end"/>
-          </w:r>
-          <w:r>
-            <w:rPr>
-              <w:rStyle w:val="Hyperlink"/>
-            </w:rPr>
-            <w:fldChar w:fldCharType="end"/>
-          </w:r>
+          <w:hyperlink w:anchor="_Toc36131001" w:history="1">
+            <w:r>
+              <w:rPr>
+                <w:rStyle w:val="Hyperlink"/>
+              </w:rPr>
+              <w:t>1</w:t>
+            </w:r>
+            <w:r>
+              <w:rPr>
+                <w:rFonts w:asciiTheme="minorHAnsi" w:hAnsiTheme="minorHAnsi"/>
+                <w:b w:val="0"/>
+                <w:color w:val="auto"/>
+                <w:sz w:val="22"/>
+              </w:rPr>
+              <w:tab/>
+            </w:r>
+            <w:r>
+              <w:rPr>
+                <w:rStyle w:val="Hyperlink"/>
+              </w:rPr>
+              <w:t>Introduction</w:t>
+            </w:r>
+            <w:r>
+              <w:rPr>
+                <w:webHidden/>
+              </w:rPr>
+              <w:tab/>
+            </w:r>
+            <w:r>
+              <w:rPr>
+                <w:webHidden/>
+              </w:rPr>
+              <w:fldChar w:fldCharType="begin"/>
+            </w:r>
+            <w:r>
+              <w:rPr>
+                <w:webHidden/>
+              </w:rPr>
+              <w:instrText xml:space="preserve"> PAGEREF _Toc36131001 \h </w:instrText>
+            </w:r>
+            <w:r>
+              <w:rPr>
+                <w:webHidden/>
+              </w:rPr>
+            </w:r>
+            <w:r>
+              <w:rPr>
+                <w:webHidden/>
+              </w:rPr>
+              <w:fldChar w:fldCharType="separate"/>
+            </w:r>
+            <w:r>
+              <w:rPr>
+                <w:webHidden/>
+              </w:rPr>
+              <w:t>1</w:t>
+            </w:r>
+            <w:r>
+              <w:rPr>
+                <w:webHidden/>
+              </w:rPr>
+              <w:fldChar w:fldCharType="end"/>
+            </w:r>
+          </w:hyperlink>
         </w:p>
         <w:p>
           <w:pPr>
@@ -1019,72 +993,84 @@
       <w:pPr>
         <w:pStyle w:val="Heading1"/>
       </w:pPr>
-      <w:bookmarkStart w:id="3" w:name="_Toc36131001"/>
+      <w:bookmarkStart w:id="2" w:name="_Toc36131001"/>
       <w:r>
         <w:lastRenderedPageBreak/>
         <w:t>Introduction</w:t>
+      </w:r>
+      <w:bookmarkEnd w:id="2"/>
+    </w:p>
+    <w:p>
+      <w:pPr>
+        <w:spacing w:line="360" w:lineRule="auto"/>
+        <w:jc w:val="both"/>
+      </w:pPr>
+      <w:r>
+        <w:t>In this lab</w:t>
+      </w:r>
+      <w:r>
+        <w:t>,</w:t>
+      </w:r>
+      <w:r>
+        <w:t xml:space="preserve"> we will look at adding more features</w:t>
+      </w:r>
+      <w:r>
+        <w:t>,</w:t>
+      </w:r>
+      <w:r>
+        <w:t xml:space="preserve"> such as a main menu, a scoring system</w:t>
+      </w:r>
+      <w:r>
+        <w:t>,</w:t>
+      </w:r>
+      <w:r>
+        <w:t xml:space="preserve"> and modifying our existing assets even further. By the end of this lab</w:t>
+      </w:r>
+      <w:r>
+        <w:t>,</w:t>
+      </w:r>
+      <w:r>
+        <w:t xml:space="preserve"> we should have a fully featured gameplay experience with gameplay features, scoring, multiple scenes</w:t>
+      </w:r>
+      <w:r>
+        <w:t>,</w:t>
+      </w:r>
+      <w:r>
+        <w:t xml:space="preserve"> and camera controls.</w:t>
+      </w:r>
+    </w:p>
+    <w:p>
+      <w:pPr>
+        <w:pStyle w:val="Heading1"/>
+        <w:jc w:val="both"/>
+      </w:pPr>
+      <w:bookmarkStart w:id="3" w:name="_Toc36131002"/>
+      <w:r>
+        <w:t xml:space="preserve">Scoring </w:t>
+      </w:r>
+      <w:r>
+        <w:t>s</w:t>
+      </w:r>
+      <w:r>
+        <w:t>ystem</w:t>
       </w:r>
       <w:bookmarkEnd w:id="3"/>
     </w:p>
     <w:p>
       <w:pPr>
-        <w:spacing w:line="360" w:lineRule="auto"/>
+        <w:pStyle w:val="Heading2"/>
         <w:jc w:val="both"/>
       </w:pPr>
-      <w:r>
-        <w:t>In this lab</w:t>
-      </w:r>
-      <w:r>
-        <w:t>,</w:t>
-      </w:r>
-      <w:r>
-        <w:t xml:space="preserve"> we will look at adding more features such as a main menu, a scoring system and modifying our existing assets even further. By the end of this lab</w:t>
-      </w:r>
-      <w:r>
-        <w:t>,</w:t>
-      </w:r>
-      <w:r>
-        <w:t xml:space="preserve"> we should have a fully featured gameplay experience with gameplay features, scoring, multiple scenes</w:t>
-      </w:r>
-      <w:r>
-        <w:t>,</w:t>
-      </w:r>
-      <w:r>
-        <w:t xml:space="preserve"> and camera controls.</w:t>
-      </w:r>
-    </w:p>
-    <w:p>
-      <w:pPr>
-        <w:pStyle w:val="Heading1"/>
-        <w:jc w:val="both"/>
-      </w:pPr>
-      <w:bookmarkStart w:id="4" w:name="_Toc36131002"/>
-      <w:r>
-        <w:t xml:space="preserve">Scoring </w:t>
-      </w:r>
-      <w:r>
-        <w:t>s</w:t>
-      </w:r>
-      <w:r>
-        <w:t>ystem</w:t>
+      <w:bookmarkStart w:id="4" w:name="_Toc36131003"/>
+      <w:r>
+        <w:t>Inserting new element</w:t>
       </w:r>
       <w:bookmarkEnd w:id="4"/>
     </w:p>
     <w:p>
       <w:pPr>
-        <w:pStyle w:val="Heading2"/>
         <w:jc w:val="both"/>
       </w:pPr>
-      <w:bookmarkStart w:id="5" w:name="_Toc36131003"/>
-      <w:r>
-        <w:t>Inserting new element</w:t>
-      </w:r>
-      <w:bookmarkEnd w:id="5"/>
-    </w:p>
-    <w:p>
-      <w:pPr>
-        <w:jc w:val="both"/>
-      </w:pPr>
       <w:r>
         <w:t xml:space="preserve">The first thing we should do is add a feature asset to our scene to act as a </w:t>
       </w:r>
@@ -1093,6 +1079,9 @@
       </w:r>
       <w:r>
         <w:t xml:space="preserve"> of the design</w:t>
+      </w:r>
+      <w:r>
+        <w:t>.</w:t>
       </w:r>
     </w:p>
     <w:p>
@@ -1105,7 +1094,60 @@
         <w:jc w:val="both"/>
       </w:pPr>
       <w:r>
-        <w:t>Click on Assets and then advanced&gt;meshes. We will use one of the meshes we haven’t used yet, say the Pheonix. Select it and place it in the middle of the room. You might wish to scale it by 10 in all dimensions.</w:t>
+        <w:t>Click on Assets</w:t>
+      </w:r>
+      <w:r>
+        <w:t>,</w:t>
+      </w:r>
+      <w:r>
+        <w:t xml:space="preserve"> then </w:t>
+      </w:r>
+      <w:r>
+        <w:t xml:space="preserve">go to </w:t>
+      </w:r>
+      <w:r>
+        <w:rPr>
+          <w:b/>
+          <w:bCs/>
+        </w:rPr>
+        <w:t>advanced</w:t>
+      </w:r>
+      <w:r>
+        <w:rPr>
+          <w:b/>
+          <w:bCs/>
+        </w:rPr>
+        <w:t xml:space="preserve"> </w:t>
+      </w:r>
+      <w:r>
+        <w:rPr>
+          <w:b/>
+          <w:bCs/>
+        </w:rPr>
+        <w:t>&gt;</w:t>
+      </w:r>
+      <w:r>
+        <w:rPr>
+          <w:b/>
+          <w:bCs/>
+        </w:rPr>
+        <w:t xml:space="preserve"> </w:t>
+      </w:r>
+      <w:r>
+        <w:rPr>
+          <w:b/>
+          <w:bCs/>
+        </w:rPr>
+        <w:t>meshes</w:t>
+      </w:r>
+      <w:r>
+        <w:t>. We will use one of the meshes we haven’t used yet, s</w:t>
+      </w:r>
+      <w:r>
+        <w:t>uch as</w:t>
+      </w:r>
+      <w:r>
+        <w:t xml:space="preserve"> the Pheonix. Select it and place it in the middle of the room. You might wish to scale it by 10 in all dimensions.</w:t>
       </w:r>
     </w:p>
     <w:p>
@@ -1118,13 +1160,57 @@
         <w:jc w:val="both"/>
       </w:pPr>
       <w:r>
-        <w:t xml:space="preserve">Now go to advanced&gt;materials and place the </w:t>
+        <w:t xml:space="preserve">Now go to </w:t>
+      </w:r>
+      <w:r>
+        <w:rPr>
+          <w:b/>
+          <w:bCs/>
+        </w:rPr>
+        <w:t>advanced</w:t>
+      </w:r>
+      <w:r>
+        <w:rPr>
+          <w:b/>
+          <w:bCs/>
+        </w:rPr>
+        <w:t xml:space="preserve"> </w:t>
+      </w:r>
+      <w:r>
+        <w:rPr>
+          <w:b/>
+          <w:bCs/>
+        </w:rPr>
+        <w:t>&gt;</w:t>
+      </w:r>
+      <w:r>
+        <w:rPr>
+          <w:b/>
+          <w:bCs/>
+        </w:rPr>
+        <w:t xml:space="preserve"> </w:t>
+      </w:r>
+      <w:r>
+        <w:rPr>
+          <w:b/>
+          <w:bCs/>
+        </w:rPr>
+        <w:t>materials</w:t>
+      </w:r>
+      <w:r>
+        <w:t xml:space="preserve"> and place the </w:t>
       </w:r>
       <w:r>
         <w:t>pheonix2 m</w:t>
       </w:r>
       <w:r>
-        <w:t>aterial on the phoenix statue</w:t>
+        <w:t xml:space="preserve">aterial on the </w:t>
+      </w:r>
+      <w:r>
+        <w:t>P</w:t>
+      </w:r>
+      <w:r>
+        <w:t>hoenix statue</w:t>
       </w:r>
       <w:r>
         <w:t>.</w:t>
@@ -1147,7 +1233,9 @@
       <w:proofErr w:type="spellStart"/>
       <w:r>
         <w:rPr>
-          <w:i/>
+          <w:b/>
+          <w:bCs/>
+          <w:iCs/>
         </w:rPr>
         <w:t>explosionMobile</w:t>
       </w:r>
@@ -1156,13 +1244,67 @@
         <w:t xml:space="preserve"> from the chess pieces and apply them both to the </w:t>
       </w:r>
       <w:r>
-        <w:t>phoenix</w:t>
-      </w:r>
-      <w:r>
-        <w:t xml:space="preserve"> instead. Remember to attach the script to the phoenix element; and the Spark only to the Transform field of the field;</w:t>
-      </w:r>
-      <w:r>
-        <w:t xml:space="preserve"> you can also edit the Sparks to 0.5 duration and Loop.</w:t>
+        <w:t>P</w:t>
+      </w:r>
+      <w:r>
+        <w:t>hoenix</w:t>
+      </w:r>
+      <w:r>
+        <w:t xml:space="preserve"> instead. Remember to attach the script to the </w:t>
+      </w:r>
+      <w:r>
+        <w:t>P</w:t>
+      </w:r>
+      <w:r>
+        <w:t xml:space="preserve">hoenix </w:t>
+      </w:r>
+      <w:r>
+        <w:t>object</w:t>
+      </w:r>
+      <w:r>
+        <w:t xml:space="preserve"> and </w:t>
+      </w:r>
+      <w:r>
+        <w:t>attach</w:t>
+      </w:r>
+      <w:r>
+        <w:t xml:space="preserve"> Spark</w:t>
+      </w:r>
+      <w:r>
+        <w:t>s</w:t>
+      </w:r>
+      <w:r>
+        <w:t xml:space="preserve"> only to the Transform field</w:t>
+      </w:r>
+      <w:r>
+        <w:t>.</w:t>
+      </w:r>
+      <w:r>
+        <w:t xml:space="preserve"> </w:t>
+      </w:r>
+      <w:r>
+        <w:t>Y</w:t>
+      </w:r>
+      <w:r>
+        <w:t>ou can also edit Sparks to</w:t>
+      </w:r>
+      <w:r>
+        <w:t xml:space="preserve"> have a duration of</w:t>
+      </w:r>
+      <w:r>
+        <w:t xml:space="preserve"> 0.5 and</w:t>
+      </w:r>
+      <w:r>
+        <w:t xml:space="preserve"> enabling </w:t>
+      </w:r>
+      <w:r>
+        <w:t>Loop</w:t>
+      </w:r>
+      <w:r>
+        <w:t>ing</w:t>
+      </w:r>
+      <w:r>
+        <w:t>.</w:t>
       </w:r>
     </w:p>
     <w:p>
@@ -1177,7 +1319,34 @@
         <w:t>dy</w:t>
       </w:r>
       <w:r>
-        <w:t xml:space="preserve"> and a Box collider around the phoenix so collision gets recorded.</w:t>
+        <w:t xml:space="preserve"> and a Box </w:t>
+      </w:r>
+      <w:r>
+        <w:t>C</w:t>
+      </w:r>
+      <w:r>
+        <w:t xml:space="preserve">ollider around the </w:t>
+      </w:r>
+      <w:r>
+        <w:t>P</w:t>
+      </w:r>
+      <w:r>
+        <w:t xml:space="preserve">hoenix so </w:t>
+      </w:r>
+      <w:r>
+        <w:t xml:space="preserve">that the </w:t>
+      </w:r>
+      <w:r>
+        <w:t xml:space="preserve">collision </w:t>
+      </w:r>
+      <w:r>
+        <w:t>is</w:t>
+      </w:r>
+      <w:r>
+        <w:t xml:space="preserve"> </w:t>
+      </w:r>
+      <w:r>
+        <w:t>recorded.</w:t>
       </w:r>
     </w:p>
     <w:p>
@@ -1186,13 +1355,33 @@
         <w:jc w:val="both"/>
       </w:pPr>
       <w:r>
-        <w:t>Try to throw a chess piece to the target</w:t>
-      </w:r>
-      <w:r>
-        <w:t>;</w:t>
-      </w:r>
-      <w:r>
-        <w:t xml:space="preserve"> we should see sparks upon collision with the ph</w:t>
+        <w:t xml:space="preserve">Try to throw a chess piece </w:t>
+      </w:r>
+      <w:proofErr w:type="gramStart"/>
+      <w:r>
+        <w:t>to</w:t>
+      </w:r>
+      <w:proofErr w:type="gramEnd"/>
+      <w:r>
+        <w:t xml:space="preserve"> the target</w:t>
+      </w:r>
+      <w:r>
+        <w:t>.</w:t>
+      </w:r>
+      <w:r>
+        <w:t xml:space="preserve"> </w:t>
+      </w:r>
+      <w:r>
+        <w:t>W</w:t>
+      </w:r>
+      <w:r>
+        <w:t xml:space="preserve">e should see sparks upon collision with the </w:t>
+      </w:r>
+      <w:r>
+        <w:t>P</w:t>
+      </w:r>
+      <w:r>
+        <w:t>h</w:t>
       </w:r>
       <w:r>
         <w:t>oe</w:t>
@@ -1207,10 +1396,16 @@
         <w:jc w:val="both"/>
       </w:pPr>
       <w:r>
-        <w:t>You might notice that when you hit the phoenix with a piece, it also moves</w:t>
-      </w:r>
-      <w:r>
-        <w:t>;</w:t>
+        <w:t xml:space="preserve">You might notice that when you hit the </w:t>
+      </w:r>
+      <w:r>
+        <w:t>P</w:t>
+      </w:r>
+      <w:r>
+        <w:t>hoenix with a piece, it also moves</w:t>
+      </w:r>
+      <w:r>
+        <w:t>,</w:t>
       </w:r>
       <w:r>
         <w:t xml:space="preserve"> but we’d like it to be fixed in the </w:t>
@@ -1226,6 +1421,13 @@
       </w:r>
       <w:r>
         <w:t xml:space="preserve"> the </w:t>
+      </w:r>
+      <w:r>
+        <w:rPr>
+          <w:b/>
+          <w:bCs/>
+        </w:rPr>
+        <w:t>Is Kinematic</w:t>
       </w:r>
       <w:r>
         <w:rPr>
@@ -1234,7 +1436,7 @@
           <w:i/>
           <w:iCs/>
         </w:rPr>
-        <w:t xml:space="preserve">Is Kinematic </w:t>
+        <w:t xml:space="preserve"> </w:t>
       </w:r>
       <w:r>
         <w:t>box in the Inspector tab.</w:t>
@@ -1245,9 +1447,419 @@
         <w:pStyle w:val="Heading2"/>
         <w:jc w:val="both"/>
       </w:pPr>
-      <w:bookmarkStart w:id="6" w:name="_Toc36131004"/>
+      <w:bookmarkStart w:id="5" w:name="_Toc36131004"/>
       <w:r>
         <w:t>Scoring mechanism</w:t>
+      </w:r>
+      <w:bookmarkEnd w:id="5"/>
+    </w:p>
+    <w:p>
+      <w:pPr>
+        <w:spacing w:line="360" w:lineRule="auto"/>
+        <w:jc w:val="both"/>
+      </w:pPr>
+      <w:r>
+        <w:t xml:space="preserve">Next, we want to combine the collision mechanic we have just created with a scoring mechanic. </w:t>
+      </w:r>
+      <w:r>
+        <w:t>This means that</w:t>
+      </w:r>
+      <w:r>
+        <w:t xml:space="preserve"> </w:t>
+      </w:r>
+      <w:r>
+        <w:t xml:space="preserve">every time a chess piece hits the </w:t>
+      </w:r>
+      <w:r>
+        <w:t>P</w:t>
+      </w:r>
+      <w:r>
+        <w:t xml:space="preserve">hoenix, we want to score a point. For this, we will use a C# script. Open the </w:t>
+      </w:r>
+      <w:r>
+        <w:rPr>
+          <w:b/>
+          <w:bCs/>
+        </w:rPr>
+        <w:t>S</w:t>
+      </w:r>
+      <w:r>
+        <w:rPr>
+          <w:b/>
+          <w:bCs/>
+        </w:rPr>
+        <w:t>cripts</w:t>
+      </w:r>
+      <w:r>
+        <w:t xml:space="preserve"> folder and create a new script by right</w:t>
+      </w:r>
+      <w:r>
+        <w:t>-</w:t>
+      </w:r>
+      <w:r>
+        <w:t>clicking</w:t>
+      </w:r>
+      <w:r>
+        <w:t xml:space="preserve">, selecting </w:t>
+      </w:r>
+      <w:r>
+        <w:rPr>
+          <w:b/>
+          <w:bCs/>
+        </w:rPr>
+        <w:t>Create</w:t>
+      </w:r>
+      <w:r>
+        <w:t xml:space="preserve"> </w:t>
+      </w:r>
+      <w:r>
+        <w:t xml:space="preserve">and then selecting C# script. Name the new script </w:t>
+      </w:r>
+      <w:r>
+        <w:rPr>
+          <w:b/>
+          <w:bCs/>
+        </w:rPr>
+        <w:t>scoringOnCollision</w:t>
+      </w:r>
+      <w:r>
+        <w:t xml:space="preserve">. </w:t>
+      </w:r>
+      <w:r>
+        <w:t xml:space="preserve">We will attach this script to the </w:t>
+      </w:r>
+      <w:r>
+        <w:t>P</w:t>
+      </w:r>
+      <w:r>
+        <w:t>hoenix object.</w:t>
+      </w:r>
+    </w:p>
+    <w:p>
+      <w:pPr>
+        <w:spacing w:line="360" w:lineRule="auto"/>
+        <w:jc w:val="both"/>
+      </w:pPr>
+      <w:r>
+        <w:lastRenderedPageBreak/>
+        <w:t xml:space="preserve">We already know how to detect when two objects collide, as this was implemented in the explosionController script. Once the collision is detected, the code will need to determine whether it came from </w:t>
+      </w:r>
+      <w:r>
+        <w:t>a</w:t>
+      </w:r>
+      <w:r>
+        <w:t xml:space="preserve"> </w:t>
+      </w:r>
+      <w:r>
+        <w:t>chess piece or another object.</w:t>
+      </w:r>
+    </w:p>
+    <w:p>
+      <w:pPr>
+        <w:spacing w:line="360" w:lineRule="auto"/>
+        <w:jc w:val="both"/>
+        <w:rPr>
+          <w:rFonts w:eastAsia="Times New Roman" w:cs="Times New Roman"/>
+          <w:szCs w:val="24"/>
+          <w:lang w:eastAsia="en-GB"/>
+        </w:rPr>
+      </w:pPr>
+      <w:r>
+        <w:t xml:space="preserve">Let’s write a function </w:t>
+      </w:r>
+      <w:r>
+        <w:t xml:space="preserve">in </w:t>
+      </w:r>
+      <w:proofErr w:type="spellStart"/>
+      <w:r>
+        <w:rPr>
+          <w:i/>
+          <w:iCs/>
+        </w:rPr>
+        <w:t>explosionController</w:t>
+      </w:r>
+      <w:proofErr w:type="spellEnd"/>
+      <w:r>
+        <w:rPr>
+          <w:i/>
+          <w:iCs/>
+        </w:rPr>
+        <w:t>,</w:t>
+      </w:r>
+      <w:r>
+        <w:t xml:space="preserve"> </w:t>
+      </w:r>
+      <w:r>
+        <w:t xml:space="preserve">which uses </w:t>
+      </w:r>
+      <w:proofErr w:type="spellStart"/>
+      <w:r>
+        <w:rPr>
+          <w:rFonts w:ascii="Consolas" w:eastAsia="Times New Roman" w:hAnsi="Consolas" w:cs="Consolas"/>
+          <w:sz w:val="18"/>
+          <w:szCs w:val="24"/>
+          <w:lang w:eastAsia="en-GB"/>
+        </w:rPr>
+        <w:t>Debug.Log</w:t>
+      </w:r>
+      <w:proofErr w:type="spellEnd"/>
+      <w:r>
+        <w:rPr>
+          <w:rFonts w:ascii="Consolas" w:eastAsia="Times New Roman" w:hAnsi="Consolas" w:cs="Consolas"/>
+          <w:sz w:val="18"/>
+          <w:szCs w:val="24"/>
+          <w:lang w:eastAsia="en-GB"/>
+        </w:rPr>
+        <w:t>("Touched </w:t>
+      </w:r>
+      <w:proofErr w:type="spellStart"/>
+      <w:r>
+        <w:rPr>
+          <w:rFonts w:ascii="Consolas" w:eastAsia="Times New Roman" w:hAnsi="Consolas" w:cs="Consolas"/>
+          <w:sz w:val="18"/>
+          <w:szCs w:val="24"/>
+          <w:lang w:eastAsia="en-GB"/>
+        </w:rPr>
+        <w:t>dynObj</w:t>
+      </w:r>
+      <w:proofErr w:type="spellEnd"/>
+      <w:r>
+        <w:rPr>
+          <w:rFonts w:ascii="Consolas" w:eastAsia="Times New Roman" w:hAnsi="Consolas" w:cs="Consolas"/>
+          <w:sz w:val="18"/>
+          <w:szCs w:val="24"/>
+          <w:lang w:eastAsia="en-GB"/>
+        </w:rPr>
+        <w:t>")</w:t>
+      </w:r>
+      <w:r>
+        <w:rPr>
+          <w:rFonts w:ascii="Times New Roman" w:eastAsia="Times New Roman" w:hAnsi="Times New Roman" w:cs="Times New Roman"/>
+          <w:sz w:val="18"/>
+          <w:szCs w:val="24"/>
+          <w:lang w:eastAsia="en-GB"/>
+        </w:rPr>
+        <w:t xml:space="preserve"> </w:t>
+      </w:r>
+      <w:r>
+        <w:rPr>
+          <w:rFonts w:eastAsia="Times New Roman" w:cs="Times New Roman"/>
+          <w:szCs w:val="24"/>
+          <w:lang w:eastAsia="en-GB"/>
+        </w:rPr>
+        <w:t xml:space="preserve">to let us know </w:t>
+      </w:r>
+      <w:r>
+        <w:rPr>
+          <w:rFonts w:eastAsia="Times New Roman" w:cs="Times New Roman"/>
+          <w:szCs w:val="24"/>
+          <w:lang w:eastAsia="en-GB"/>
+        </w:rPr>
+        <w:t>whether</w:t>
+      </w:r>
+      <w:r>
+        <w:rPr>
+          <w:rFonts w:eastAsia="Times New Roman" w:cs="Times New Roman"/>
+          <w:szCs w:val="24"/>
+          <w:lang w:eastAsia="en-GB"/>
+        </w:rPr>
+        <w:t xml:space="preserve"> everything is working</w:t>
+      </w:r>
+      <w:r>
+        <w:rPr>
+          <w:rFonts w:eastAsia="Times New Roman" w:cs="Times New Roman"/>
+          <w:szCs w:val="24"/>
+          <w:lang w:eastAsia="en-GB"/>
+        </w:rPr>
+        <w:t>.</w:t>
+      </w:r>
+      <w:r>
+        <w:rPr>
+          <w:rFonts w:eastAsia="Times New Roman" w:cs="Times New Roman"/>
+          <w:szCs w:val="24"/>
+          <w:lang w:eastAsia="en-GB"/>
+        </w:rPr>
+        <w:t xml:space="preserve"> </w:t>
+      </w:r>
+      <w:r>
+        <w:rPr>
+          <w:rFonts w:eastAsia="Times New Roman" w:cs="Times New Roman"/>
+          <w:szCs w:val="24"/>
+          <w:lang w:eastAsia="en-GB"/>
+        </w:rPr>
+        <w:t>W</w:t>
+      </w:r>
+      <w:r>
+        <w:rPr>
+          <w:rFonts w:eastAsia="Times New Roman" w:cs="Times New Roman"/>
+          <w:szCs w:val="24"/>
+          <w:lang w:eastAsia="en-GB"/>
+        </w:rPr>
+        <w:t xml:space="preserve">e will see the message </w:t>
+      </w:r>
+      <w:r>
+        <w:rPr>
+          <w:rFonts w:eastAsia="Times New Roman" w:cs="Times New Roman"/>
+          <w:szCs w:val="24"/>
+          <w:lang w:eastAsia="en-GB"/>
+        </w:rPr>
+        <w:t>at</w:t>
+      </w:r>
+      <w:r>
+        <w:rPr>
+          <w:rFonts w:eastAsia="Times New Roman" w:cs="Times New Roman"/>
+          <w:szCs w:val="24"/>
+          <w:lang w:eastAsia="en-GB"/>
+        </w:rPr>
+        <w:t xml:space="preserve"> </w:t>
+      </w:r>
+      <w:r>
+        <w:rPr>
+          <w:rFonts w:eastAsia="Times New Roman" w:cs="Times New Roman"/>
+          <w:szCs w:val="24"/>
+          <w:lang w:eastAsia="en-GB"/>
+        </w:rPr>
+        <w:t>runtime in the Console panel. Attach the script to the target.</w:t>
+      </w:r>
+    </w:p>
+    <w:p>
+      <w:pPr>
+        <w:spacing w:line="360" w:lineRule="auto"/>
+        <w:jc w:val="both"/>
+        <w:rPr>
+          <w:rFonts w:eastAsia="Times New Roman" w:cs="Times New Roman"/>
+          <w:szCs w:val="24"/>
+          <w:lang w:eastAsia="en-GB"/>
+        </w:rPr>
+      </w:pPr>
+      <w:r>
+        <w:rPr>
+          <w:rFonts w:eastAsia="Times New Roman" w:cs="Times New Roman"/>
+          <w:szCs w:val="24"/>
+          <w:lang w:eastAsia="en-GB"/>
+        </w:rPr>
+        <w:t xml:space="preserve">Remember that </w:t>
+      </w:r>
+      <w:proofErr w:type="spellStart"/>
+      <w:r>
+        <w:rPr>
+          <w:rFonts w:eastAsia="Times New Roman" w:cs="Times New Roman"/>
+          <w:szCs w:val="24"/>
+          <w:lang w:eastAsia="en-GB"/>
+        </w:rPr>
+        <w:t>LayerMask.NameToPlayer</w:t>
+      </w:r>
+      <w:proofErr w:type="spellEnd"/>
+      <w:r>
+        <w:rPr>
+          <w:rFonts w:eastAsia="Times New Roman" w:cs="Times New Roman"/>
+          <w:szCs w:val="24"/>
+          <w:lang w:eastAsia="en-GB"/>
+        </w:rPr>
+        <w:t>(“layer”) return</w:t>
+      </w:r>
+      <w:r>
+        <w:rPr>
+          <w:rFonts w:eastAsia="Times New Roman" w:cs="Times New Roman"/>
+          <w:szCs w:val="24"/>
+          <w:lang w:eastAsia="en-GB"/>
+        </w:rPr>
+        <w:t>s</w:t>
+      </w:r>
+      <w:r>
+        <w:rPr>
+          <w:rFonts w:eastAsia="Times New Roman" w:cs="Times New Roman"/>
+          <w:szCs w:val="24"/>
+          <w:lang w:eastAsia="en-GB"/>
+        </w:rPr>
+        <w:t xml:space="preserve"> an integer </w:t>
+      </w:r>
+      <w:r>
+        <w:rPr>
+          <w:rFonts w:eastAsia="Times New Roman" w:cs="Times New Roman"/>
+          <w:szCs w:val="24"/>
+          <w:lang w:eastAsia="en-GB"/>
+        </w:rPr>
+        <w:t xml:space="preserve">representing </w:t>
+      </w:r>
+      <w:r>
+        <w:rPr>
+          <w:rFonts w:eastAsia="Times New Roman" w:cs="Times New Roman"/>
+          <w:szCs w:val="24"/>
+          <w:lang w:eastAsia="en-GB"/>
+        </w:rPr>
+        <w:t xml:space="preserve">the layer </w:t>
+      </w:r>
+      <w:r>
+        <w:rPr>
+          <w:rFonts w:eastAsia="Times New Roman" w:cs="Times New Roman"/>
+          <w:szCs w:val="24"/>
+          <w:lang w:eastAsia="en-GB"/>
+        </w:rPr>
+        <w:t>to which</w:t>
+      </w:r>
+      <w:r>
+        <w:rPr>
+          <w:rFonts w:eastAsia="Times New Roman" w:cs="Times New Roman"/>
+          <w:szCs w:val="24"/>
+          <w:lang w:eastAsia="en-GB"/>
+        </w:rPr>
+        <w:t xml:space="preserve"> you are referring.</w:t>
+      </w:r>
+    </w:p>
+    <w:p>
+      <w:pPr>
+        <w:spacing w:line="360" w:lineRule="auto"/>
+        <w:jc w:val="both"/>
+        <w:rPr>
+          <w:rFonts w:eastAsia="Times New Roman" w:cs="Times New Roman"/>
+          <w:bCs/>
+          <w:szCs w:val="24"/>
+          <w:lang w:eastAsia="en-GB"/>
+        </w:rPr>
+      </w:pPr>
+      <w:r>
+        <w:rPr>
+          <w:rFonts w:eastAsia="Times New Roman" w:cs="Times New Roman"/>
+          <w:bCs/>
+          <w:szCs w:val="24"/>
+          <w:lang w:eastAsia="en-GB"/>
+        </w:rPr>
+        <w:t>The solution to this step is in this lab folder</w:t>
+      </w:r>
+      <w:r>
+        <w:rPr>
+          <w:rFonts w:eastAsia="Times New Roman" w:cs="Times New Roman"/>
+          <w:bCs/>
+          <w:szCs w:val="24"/>
+          <w:lang w:eastAsia="en-GB"/>
+        </w:rPr>
+        <w:t>,</w:t>
+      </w:r>
+      <w:r>
+        <w:rPr>
+          <w:rFonts w:eastAsia="Times New Roman" w:cs="Times New Roman"/>
+          <w:bCs/>
+          <w:szCs w:val="24"/>
+          <w:lang w:eastAsia="en-GB"/>
+        </w:rPr>
+        <w:t xml:space="preserve"> if necessary.</w:t>
+      </w:r>
+    </w:p>
+    <w:p>
+      <w:pPr>
+        <w:pStyle w:val="Heading3"/>
+        <w:jc w:val="both"/>
+        <w:rPr>
+          <w:lang w:eastAsia="en-GB"/>
+        </w:rPr>
+      </w:pPr>
+      <w:bookmarkStart w:id="6" w:name="_Toc36131005"/>
+      <w:r>
+        <w:rPr>
+          <w:lang w:eastAsia="en-GB"/>
+        </w:rPr>
+        <w:t>Code indications</w:t>
       </w:r>
       <w:bookmarkEnd w:id="6"/>
     </w:p>
@@ -1255,284 +1867,164 @@
       <w:pPr>
         <w:spacing w:line="360" w:lineRule="auto"/>
         <w:jc w:val="both"/>
-      </w:pPr>
-      <w:r>
-        <w:t>Next, we want to combine the collision mechanic we have just created with a scoring mechanic. Meaning every time a chess piece hits the phoenix, we want to score a point. For this, we will use a C# script. Open the scripts folder and create a new script by right</w:t>
-      </w:r>
-      <w:r>
-        <w:t>-</w:t>
-      </w:r>
-      <w:r>
-        <w:t>clicking</w:t>
-      </w:r>
-      <w:r>
-        <w:t xml:space="preserve"> and</w:t>
-      </w:r>
-      <w:r>
-        <w:t xml:space="preserve"> then selecting create and then selecting C# script. Name the new script </w:t>
-      </w:r>
-      <w:r>
-        <w:rPr>
+        <w:rPr>
+          <w:rFonts w:eastAsia="Times New Roman" w:cs="Times New Roman"/>
+          <w:szCs w:val="24"/>
+          <w:lang w:eastAsia="en-GB"/>
+        </w:rPr>
+      </w:pPr>
+      <w:r>
+        <w:rPr>
+          <w:rFonts w:eastAsia="Times New Roman" w:cs="Times New Roman"/>
+          <w:szCs w:val="24"/>
+          <w:lang w:eastAsia="en-GB"/>
+        </w:rPr>
+        <w:t xml:space="preserve">We will set up a variable that increases every time </w:t>
+      </w:r>
+      <w:r>
+        <w:rPr>
+          <w:rFonts w:eastAsia="Times New Roman" w:cs="Times New Roman"/>
+          <w:szCs w:val="24"/>
+          <w:lang w:eastAsia="en-GB"/>
+        </w:rPr>
+        <w:t>a</w:t>
+      </w:r>
+      <w:r>
+        <w:rPr>
+          <w:rFonts w:eastAsia="Times New Roman" w:cs="Times New Roman"/>
+          <w:szCs w:val="24"/>
+          <w:lang w:eastAsia="en-GB"/>
+        </w:rPr>
+        <w:t xml:space="preserve"> </w:t>
+      </w:r>
+      <w:r>
+        <w:rPr>
+          <w:rFonts w:eastAsia="Times New Roman" w:cs="Times New Roman"/>
+          <w:szCs w:val="24"/>
+          <w:lang w:eastAsia="en-GB"/>
+        </w:rPr>
+        <w:t xml:space="preserve">chess piece hits another </w:t>
+      </w:r>
+      <w:r>
+        <w:rPr>
+          <w:rFonts w:eastAsia="Times New Roman" w:cs="Times New Roman"/>
+          <w:i/>
+          <w:szCs w:val="24"/>
+          <w:lang w:eastAsia="en-GB"/>
+        </w:rPr>
+        <w:t>dynObj</w:t>
+      </w:r>
+      <w:r>
+        <w:rPr>
+          <w:rFonts w:eastAsia="Times New Roman" w:cs="Times New Roman"/>
+          <w:szCs w:val="24"/>
+          <w:lang w:eastAsia="en-GB"/>
+        </w:rPr>
+        <w:t>. To do this</w:t>
+      </w:r>
+      <w:r>
+        <w:rPr>
+          <w:rFonts w:eastAsia="Times New Roman" w:cs="Times New Roman"/>
+          <w:szCs w:val="24"/>
+          <w:lang w:eastAsia="en-GB"/>
+        </w:rPr>
+        <w:t>,</w:t>
+      </w:r>
+      <w:r>
+        <w:rPr>
+          <w:rFonts w:eastAsia="Times New Roman" w:cs="Times New Roman"/>
+          <w:szCs w:val="24"/>
+          <w:lang w:eastAsia="en-GB"/>
+        </w:rPr>
+        <w:t xml:space="preserve"> </w:t>
+      </w:r>
+      <w:r>
+        <w:rPr>
+          <w:rFonts w:eastAsia="Times New Roman" w:cs="Times New Roman"/>
+          <w:szCs w:val="24"/>
+          <w:lang w:eastAsia="en-GB"/>
+        </w:rPr>
+        <w:t>create</w:t>
+      </w:r>
+      <w:r>
+        <w:rPr>
+          <w:rFonts w:eastAsia="Times New Roman" w:cs="Times New Roman"/>
+          <w:szCs w:val="24"/>
+          <w:lang w:eastAsia="en-GB"/>
+        </w:rPr>
+        <w:t xml:space="preserve"> a new variable and print it to the </w:t>
+      </w:r>
+      <w:r>
+        <w:rPr>
+          <w:rFonts w:eastAsia="Times New Roman" w:cs="Times New Roman"/>
           <w:b/>
           <w:bCs/>
-          <w:i/>
-          <w:iCs/>
-        </w:rPr>
-        <w:t>scoringOnCollision</w:t>
-      </w:r>
-      <w:r>
-        <w:t xml:space="preserve">. </w:t>
-      </w:r>
-      <w:r>
-        <w:t>We will attach this script to the phoenix object.</w:t>
-      </w:r>
-    </w:p>
-    <w:p>
-      <w:pPr>
-        <w:spacing w:line="360" w:lineRule="auto"/>
-        <w:jc w:val="both"/>
-      </w:pPr>
-      <w:r>
-        <w:lastRenderedPageBreak/>
-        <w:t>We already know how to detect when two objects collide, as this was implemented in the explosionController script. Once the collision is detected, the code will need to determine whether it came from the chess piece or another object.</w:t>
-      </w:r>
-    </w:p>
-    <w:p>
-      <w:pPr>
-        <w:spacing w:line="360" w:lineRule="auto"/>
-        <w:jc w:val="both"/>
-        <w:rPr>
-          <w:rFonts w:eastAsia="Times New Roman" w:cs="Times New Roman"/>
-          <w:szCs w:val="24"/>
-          <w:lang w:eastAsia="en-GB"/>
-        </w:rPr>
-      </w:pPr>
-      <w:r>
-        <w:t xml:space="preserve">Let’s write a function </w:t>
-      </w:r>
-      <w:r>
-        <w:t xml:space="preserve">in the </w:t>
-      </w:r>
-      <w:r>
-        <w:rPr>
-          <w:i/>
-          <w:iCs/>
-        </w:rPr>
-        <w:t>explosionController</w:t>
-      </w:r>
-      <w:r>
-        <w:rPr>
-          <w:i/>
-          <w:iCs/>
-        </w:rPr>
-        <w:t>,</w:t>
-      </w:r>
-      <w:r>
+          <w:szCs w:val="24"/>
+          <w:lang w:eastAsia="en-GB"/>
+        </w:rPr>
+        <w:t>Console</w:t>
+      </w:r>
+      <w:r>
+        <w:rPr>
+          <w:rFonts w:eastAsia="Times New Roman" w:cs="Times New Roman"/>
+          <w:szCs w:val="24"/>
+          <w:lang w:eastAsia="en-GB"/>
+        </w:rPr>
+        <w:t xml:space="preserve"> every time</w:t>
+      </w:r>
+      <w:r>
+        <w:rPr>
+          <w:rFonts w:eastAsia="Times New Roman" w:cs="Times New Roman"/>
+          <w:szCs w:val="24"/>
+          <w:lang w:eastAsia="en-GB"/>
+        </w:rPr>
+        <w:t xml:space="preserve"> a</w:t>
+      </w:r>
+      <w:r>
+        <w:rPr>
+          <w:rFonts w:eastAsia="Times New Roman" w:cs="Times New Roman"/>
+          <w:szCs w:val="24"/>
+          <w:lang w:eastAsia="en-GB"/>
+        </w:rPr>
+        <w:t xml:space="preserve"> collision is triggered.</w:t>
+      </w:r>
+      <w:r>
+        <w:rPr>
+          <w:lang w:eastAsia="en-GB"/>
+        </w:rPr>
         <w:t xml:space="preserve"> </w:t>
       </w:r>
       <w:r>
-        <w:t xml:space="preserve">which uses </w:t>
-      </w:r>
-      <w:r>
-        <w:rPr>
-          <w:rFonts w:ascii="Consolas" w:eastAsia="Times New Roman" w:hAnsi="Consolas" w:cs="Consolas"/>
-          <w:sz w:val="18"/>
-          <w:szCs w:val="24"/>
-          <w:lang w:eastAsia="en-GB"/>
-        </w:rPr>
-        <w:t>Debug.Log("Touched dynObj")</w:t>
-      </w:r>
-      <w:r>
-        <w:rPr>
-          <w:rFonts w:ascii="Times New Roman" w:eastAsia="Times New Roman" w:hAnsi="Times New Roman" w:cs="Times New Roman"/>
-          <w:sz w:val="18"/>
-          <w:szCs w:val="24"/>
-          <w:lang w:eastAsia="en-GB"/>
-        </w:rPr>
-        <w:t xml:space="preserve"> </w:t>
-      </w:r>
-      <w:r>
-        <w:rPr>
-          <w:rFonts w:eastAsia="Times New Roman" w:cs="Times New Roman"/>
-          <w:szCs w:val="24"/>
-          <w:lang w:eastAsia="en-GB"/>
-        </w:rPr>
-        <w:t>to let us know if everything is working; we will see the message during run time in the Console panel. Attach the script to the target.</w:t>
-      </w:r>
-    </w:p>
-    <w:p>
-      <w:pPr>
-        <w:spacing w:line="360" w:lineRule="auto"/>
-        <w:jc w:val="both"/>
-        <w:rPr>
-          <w:rFonts w:eastAsia="Times New Roman" w:cs="Times New Roman"/>
-          <w:szCs w:val="24"/>
-          <w:lang w:eastAsia="en-GB"/>
-        </w:rPr>
-      </w:pPr>
-      <w:r>
-        <w:rPr>
-          <w:rFonts w:eastAsia="Times New Roman" w:cs="Times New Roman"/>
-          <w:szCs w:val="24"/>
-          <w:lang w:eastAsia="en-GB"/>
-        </w:rPr>
-        <w:t xml:space="preserve">Remember that </w:t>
-      </w:r>
-      <w:proofErr w:type="spellStart"/>
-      <w:r>
-        <w:rPr>
-          <w:rFonts w:eastAsia="Times New Roman" w:cs="Times New Roman"/>
-          <w:szCs w:val="24"/>
-          <w:lang w:eastAsia="en-GB"/>
-        </w:rPr>
-        <w:t>LayerMask.NameToPlayer</w:t>
-      </w:r>
-      <w:proofErr w:type="spellEnd"/>
-      <w:r>
-        <w:rPr>
-          <w:rFonts w:eastAsia="Times New Roman" w:cs="Times New Roman"/>
-          <w:szCs w:val="24"/>
-          <w:lang w:eastAsia="en-GB"/>
-        </w:rPr>
-        <w:t>(“layer”) will return an integer of the layer that you are referring</w:t>
-      </w:r>
-      <w:r>
-        <w:rPr>
-          <w:rFonts w:eastAsia="Times New Roman" w:cs="Times New Roman"/>
-          <w:szCs w:val="24"/>
-          <w:lang w:eastAsia="en-GB"/>
-        </w:rPr>
-        <w:t xml:space="preserve"> to</w:t>
-      </w:r>
-      <w:r>
-        <w:rPr>
-          <w:rFonts w:eastAsia="Times New Roman" w:cs="Times New Roman"/>
-          <w:szCs w:val="24"/>
-          <w:lang w:eastAsia="en-GB"/>
-        </w:rPr>
-        <w:t>.</w:t>
-      </w:r>
-    </w:p>
-    <w:p>
-      <w:pPr>
-        <w:spacing w:line="360" w:lineRule="auto"/>
-        <w:jc w:val="both"/>
-        <w:rPr>
-          <w:rFonts w:eastAsia="Times New Roman" w:cs="Times New Roman"/>
-          <w:bCs/>
-          <w:szCs w:val="24"/>
-          <w:lang w:eastAsia="en-GB"/>
-        </w:rPr>
-      </w:pPr>
-      <w:r>
-        <w:rPr>
-          <w:rFonts w:eastAsia="Times New Roman" w:cs="Times New Roman"/>
-          <w:bCs/>
-          <w:szCs w:val="24"/>
-          <w:lang w:eastAsia="en-GB"/>
-        </w:rPr>
-        <w:t>The solution to this step is in this lab folder</w:t>
-      </w:r>
-      <w:r>
-        <w:rPr>
-          <w:rFonts w:eastAsia="Times New Roman" w:cs="Times New Roman"/>
-          <w:bCs/>
-          <w:szCs w:val="24"/>
-          <w:lang w:eastAsia="en-GB"/>
-        </w:rPr>
-        <w:t>,</w:t>
-      </w:r>
-      <w:r>
-        <w:rPr>
-          <w:rFonts w:eastAsia="Times New Roman" w:cs="Times New Roman"/>
-          <w:bCs/>
-          <w:szCs w:val="24"/>
-          <w:lang w:eastAsia="en-GB"/>
-        </w:rPr>
-        <w:t xml:space="preserve"> if necessary.</w:t>
-      </w:r>
-    </w:p>
-    <w:p>
-      <w:pPr>
-        <w:pStyle w:val="Heading3"/>
-        <w:jc w:val="both"/>
-        <w:rPr>
-          <w:lang w:eastAsia="en-GB"/>
-        </w:rPr>
-      </w:pPr>
-      <w:bookmarkStart w:id="7" w:name="_Toc36131005"/>
-      <w:r>
-        <w:rPr>
-          <w:lang w:eastAsia="en-GB"/>
-        </w:rPr>
-        <w:t>Code indications</w:t>
-      </w:r>
-      <w:bookmarkEnd w:id="7"/>
-    </w:p>
-    <w:p>
-      <w:pPr>
-        <w:spacing w:line="360" w:lineRule="auto"/>
-        <w:jc w:val="both"/>
-        <w:rPr>
-          <w:rFonts w:eastAsia="Times New Roman" w:cs="Times New Roman"/>
-          <w:szCs w:val="24"/>
-          <w:lang w:eastAsia="en-GB"/>
-        </w:rPr>
-      </w:pPr>
-      <w:r>
-        <w:rPr>
-          <w:rFonts w:eastAsia="Times New Roman" w:cs="Times New Roman"/>
-          <w:szCs w:val="24"/>
-          <w:lang w:eastAsia="en-GB"/>
-        </w:rPr>
-        <w:t xml:space="preserve">We will set up a variable that increases every time our chess piece hits another </w:t>
-      </w:r>
-      <w:r>
-        <w:rPr>
-          <w:rFonts w:eastAsia="Times New Roman" w:cs="Times New Roman"/>
-          <w:i/>
-          <w:szCs w:val="24"/>
-          <w:lang w:eastAsia="en-GB"/>
-        </w:rPr>
-        <w:t>dynObj</w:t>
-      </w:r>
-      <w:r>
-        <w:rPr>
-          <w:rFonts w:eastAsia="Times New Roman" w:cs="Times New Roman"/>
-          <w:szCs w:val="24"/>
-          <w:lang w:eastAsia="en-GB"/>
-        </w:rPr>
-        <w:t>. To do this</w:t>
-      </w:r>
-      <w:r>
-        <w:rPr>
-          <w:rFonts w:eastAsia="Times New Roman" w:cs="Times New Roman"/>
-          <w:szCs w:val="24"/>
-          <w:lang w:eastAsia="en-GB"/>
-        </w:rPr>
-        <w:t>,</w:t>
-      </w:r>
-      <w:r>
-        <w:rPr>
-          <w:rFonts w:eastAsia="Times New Roman" w:cs="Times New Roman"/>
-          <w:szCs w:val="24"/>
-          <w:lang w:eastAsia="en-GB"/>
-        </w:rPr>
-        <w:t xml:space="preserve"> set up a new variable and print it to the Console every time collision is triggered.</w:t>
-      </w:r>
-      <w:r>
-        <w:rPr>
-          <w:lang w:eastAsia="en-GB"/>
-        </w:rPr>
-        <w:t xml:space="preserve"> </w:t>
-      </w:r>
-      <w:r>
-        <w:rPr>
-          <w:rFonts w:eastAsia="Times New Roman" w:cs="Times New Roman"/>
-          <w:szCs w:val="24"/>
-          <w:lang w:eastAsia="en-GB"/>
-        </w:rPr>
-        <w:t>What we will want to do is take this variable and display it on the screen. To do this</w:t>
+        <w:rPr>
+          <w:rFonts w:eastAsia="Times New Roman" w:cs="Times New Roman"/>
+          <w:szCs w:val="24"/>
+          <w:lang w:eastAsia="en-GB"/>
+        </w:rPr>
+        <w:t>W</w:t>
+      </w:r>
+      <w:r>
+        <w:rPr>
+          <w:rFonts w:eastAsia="Times New Roman" w:cs="Times New Roman"/>
+          <w:szCs w:val="24"/>
+          <w:lang w:eastAsia="en-GB"/>
+        </w:rPr>
+        <w:t xml:space="preserve">e will </w:t>
+      </w:r>
+      <w:r>
+        <w:rPr>
+          <w:rFonts w:eastAsia="Times New Roman" w:cs="Times New Roman"/>
+          <w:szCs w:val="24"/>
+          <w:lang w:eastAsia="en-GB"/>
+        </w:rPr>
+        <w:t xml:space="preserve">then </w:t>
+      </w:r>
+      <w:r>
+        <w:rPr>
+          <w:rFonts w:eastAsia="Times New Roman" w:cs="Times New Roman"/>
+          <w:szCs w:val="24"/>
+          <w:lang w:eastAsia="en-GB"/>
+        </w:rPr>
+        <w:t>take this variable and display it on the screen. To do this</w:t>
       </w:r>
       <w:r>
         <w:rPr>
@@ -1569,7 +2061,39 @@
           <w:szCs w:val="24"/>
           <w:lang w:eastAsia="en-GB"/>
         </w:rPr>
-        <w:t>Firstly, we need to add the UI library to the top of our code, by using this line:</w:t>
+        <w:t xml:space="preserve">First, we need to add the UI library to the top of </w:t>
+      </w:r>
+      <w:r>
+        <w:rPr>
+          <w:rFonts w:eastAsia="Times New Roman" w:cs="Times New Roman"/>
+          <w:szCs w:val="24"/>
+          <w:lang w:eastAsia="en-GB"/>
+        </w:rPr>
+        <w:t>the</w:t>
+      </w:r>
+      <w:r>
+        <w:rPr>
+          <w:rFonts w:eastAsia="Times New Roman" w:cs="Times New Roman"/>
+          <w:szCs w:val="24"/>
+          <w:lang w:eastAsia="en-GB"/>
+        </w:rPr>
+        <w:t xml:space="preserve"> code, </w:t>
+      </w:r>
+      <w:r>
+        <w:rPr>
+          <w:rFonts w:eastAsia="Times New Roman" w:cs="Times New Roman"/>
+          <w:szCs w:val="24"/>
+          <w:lang w:eastAsia="en-GB"/>
+        </w:rPr>
+        <w:t>using the following line</w:t>
+      </w:r>
+      <w:r>
+        <w:rPr>
+          <w:rFonts w:eastAsia="Times New Roman" w:cs="Times New Roman"/>
+          <w:szCs w:val="24"/>
+          <w:lang w:eastAsia="en-GB"/>
+        </w:rPr>
+        <w:t>:</w:t>
       </w:r>
     </w:p>
     <w:p>
@@ -1624,7 +2148,39 @@
           <w:szCs w:val="24"/>
           <w:lang w:eastAsia="en-GB"/>
         </w:rPr>
-        <w:t xml:space="preserve">Then, we add the text element; a text element is </w:t>
+        <w:t>Then, we add the text element</w:t>
+      </w:r>
+      <w:r>
+        <w:rPr>
+          <w:rFonts w:eastAsia="Times New Roman" w:cs="Times New Roman"/>
+          <w:szCs w:val="24"/>
+          <w:lang w:eastAsia="en-GB"/>
+        </w:rPr>
+        <w:t>.</w:t>
+      </w:r>
+      <w:r>
+        <w:rPr>
+          <w:rFonts w:eastAsia="Times New Roman" w:cs="Times New Roman"/>
+          <w:szCs w:val="24"/>
+          <w:lang w:eastAsia="en-GB"/>
+        </w:rPr>
+        <w:t xml:space="preserve"> </w:t>
+      </w:r>
+      <w:r>
+        <w:rPr>
+          <w:rFonts w:eastAsia="Times New Roman" w:cs="Times New Roman"/>
+          <w:szCs w:val="24"/>
+          <w:lang w:eastAsia="en-GB"/>
+        </w:rPr>
+        <w:t>A</w:t>
+      </w:r>
+      <w:r>
+        <w:rPr>
+          <w:rFonts w:eastAsia="Times New Roman" w:cs="Times New Roman"/>
+          <w:szCs w:val="24"/>
+          <w:lang w:eastAsia="en-GB"/>
+        </w:rPr>
+        <w:t xml:space="preserve"> text element is </w:t>
       </w:r>
       <w:r>
         <w:rPr>
@@ -1640,7 +2196,71 @@
           <w:szCs w:val="24"/>
           <w:lang w:eastAsia="en-GB"/>
         </w:rPr>
-        <w:t>part of the UI library. We add two after the declaration of the class:</w:t>
+        <w:t xml:space="preserve">part of the UI library. </w:t>
+      </w:r>
+      <w:r>
+        <w:rPr>
+          <w:rFonts w:eastAsia="Times New Roman" w:cs="Times New Roman"/>
+          <w:szCs w:val="24"/>
+          <w:lang w:eastAsia="en-GB"/>
+        </w:rPr>
+        <w:t>A</w:t>
+      </w:r>
+      <w:r>
+        <w:rPr>
+          <w:rFonts w:eastAsia="Times New Roman" w:cs="Times New Roman"/>
+          <w:szCs w:val="24"/>
+          <w:lang w:eastAsia="en-GB"/>
+        </w:rPr>
+        <w:t>dd</w:t>
+      </w:r>
+      <w:r>
+        <w:rPr>
+          <w:rFonts w:eastAsia="Times New Roman" w:cs="Times New Roman"/>
+          <w:szCs w:val="24"/>
+          <w:lang w:eastAsia="en-GB"/>
+        </w:rPr>
+        <w:t xml:space="preserve"> the following</w:t>
+      </w:r>
+      <w:r>
+        <w:rPr>
+          <w:rFonts w:eastAsia="Times New Roman" w:cs="Times New Roman"/>
+          <w:szCs w:val="24"/>
+          <w:lang w:eastAsia="en-GB"/>
+        </w:rPr>
+        <w:t xml:space="preserve"> two</w:t>
+      </w:r>
+      <w:r>
+        <w:rPr>
+          <w:rFonts w:eastAsia="Times New Roman" w:cs="Times New Roman"/>
+          <w:szCs w:val="24"/>
+          <w:lang w:eastAsia="en-GB"/>
+        </w:rPr>
+        <w:t xml:space="preserve"> declarations</w:t>
+      </w:r>
+      <w:r>
+        <w:rPr>
+          <w:rFonts w:eastAsia="Times New Roman" w:cs="Times New Roman"/>
+          <w:szCs w:val="24"/>
+          <w:lang w:eastAsia="en-GB"/>
+        </w:rPr>
+        <w:t xml:space="preserve"> after the</w:t>
+      </w:r>
+      <w:r>
+        <w:rPr>
+          <w:rFonts w:eastAsia="Times New Roman" w:cs="Times New Roman"/>
+          <w:szCs w:val="24"/>
+          <w:lang w:eastAsia="en-GB"/>
+        </w:rPr>
+        <w:t xml:space="preserve"> class</w:t>
+      </w:r>
+      <w:r>
+        <w:rPr>
+          <w:rFonts w:eastAsia="Times New Roman" w:cs="Times New Roman"/>
+          <w:szCs w:val="24"/>
+          <w:lang w:eastAsia="en-GB"/>
+        </w:rPr>
+        <w:t xml:space="preserve"> declaration:</w:t>
       </w:r>
     </w:p>
     <w:p>
@@ -1771,7 +2391,7 @@
           <w:szCs w:val="16"/>
           <w:lang w:eastAsia="en-GB"/>
         </w:rPr>
-        <w:t>First</w:t>
+        <w:t>Next</w:t>
       </w:r>
       <w:r>
         <w:rPr>
@@ -1789,6 +2409,7 @@
         </w:rPr>
         <w:t xml:space="preserve"> we’re going to deal with the </w:t>
       </w:r>
+      <w:proofErr w:type="spellStart"/>
       <w:r>
         <w:rPr>
           <w:rFonts w:eastAsia="Times New Roman" w:cs="Consolas"/>
@@ -1799,13 +2420,14 @@
         </w:rPr>
         <w:t>countText</w:t>
       </w:r>
+      <w:proofErr w:type="spellEnd"/>
       <w:r>
         <w:rPr>
           <w:rFonts w:eastAsia="Times New Roman" w:cs="Consolas"/>
           <w:szCs w:val="16"/>
           <w:lang w:eastAsia="en-GB"/>
         </w:rPr>
-        <w:t xml:space="preserve"> value first. We do this by adding the following function to our code:</w:t>
+        <w:t xml:space="preserve"> value. We do this by adding the following function to our code:</w:t>
       </w:r>
     </w:p>
     <w:p>
@@ -1913,8 +2535,19 @@
           <w:lang w:eastAsia="en-GB"/>
         </w:rPr>
         <w:br/>
-        <w:t>    {</w:t>
-      </w:r>
+        <w:t> </w:t>
+      </w:r>
+      <w:proofErr w:type="gramStart"/>
+      <w:r>
+        <w:rPr>
+          <w:rFonts w:asciiTheme="minorHAnsi" w:hAnsiTheme="minorHAnsi" w:cstheme="minorHAnsi"/>
+          <w:sz w:val="20"/>
+          <w:szCs w:val="20"/>
+          <w:lang w:eastAsia="en-GB"/>
+        </w:rPr>
+        <w:t>   {</w:t>
+      </w:r>
+      <w:proofErr w:type="gramEnd"/>
       <w:r>
         <w:rPr>
           <w:rFonts w:asciiTheme="minorHAnsi" w:hAnsiTheme="minorHAnsi" w:cstheme="minorHAnsi"/>
@@ -1981,8 +2614,19 @@
           <w:lang w:eastAsia="en-GB"/>
         </w:rPr>
         <w:br/>
-        <w:t>        {</w:t>
-      </w:r>
+        <w:t>     </w:t>
+      </w:r>
+      <w:proofErr w:type="gramStart"/>
+      <w:r>
+        <w:rPr>
+          <w:rFonts w:asciiTheme="minorHAnsi" w:hAnsiTheme="minorHAnsi" w:cstheme="minorHAnsi"/>
+          <w:sz w:val="20"/>
+          <w:szCs w:val="20"/>
+          <w:lang w:eastAsia="en-GB"/>
+        </w:rPr>
+        <w:t>   {</w:t>
+      </w:r>
+      <w:proofErr w:type="gramEnd"/>
       <w:r>
         <w:rPr>
           <w:rFonts w:asciiTheme="minorHAnsi" w:hAnsiTheme="minorHAnsi" w:cstheme="minorHAnsi"/>
@@ -2001,7 +2645,29 @@
           <w:szCs w:val="20"/>
           <w:lang w:eastAsia="en-GB"/>
         </w:rPr>
-        <w:t>"You  Win!"</w:t>
+        <w:t>"</w:t>
+      </w:r>
+      <w:proofErr w:type="gramStart"/>
+      <w:r>
+        <w:rPr>
+          <w:rFonts w:asciiTheme="minorHAnsi" w:hAnsiTheme="minorHAnsi" w:cstheme="minorHAnsi"/>
+          <w:color w:val="F57D00"/>
+          <w:sz w:val="20"/>
+          <w:szCs w:val="20"/>
+          <w:lang w:eastAsia="en-GB"/>
+        </w:rPr>
+        <w:t>You  Win</w:t>
+      </w:r>
+      <w:proofErr w:type="gramEnd"/>
+      <w:r>
+        <w:rPr>
+          <w:rFonts w:asciiTheme="minorHAnsi" w:hAnsiTheme="minorHAnsi" w:cstheme="minorHAnsi"/>
+          <w:color w:val="F57D00"/>
+          <w:sz w:val="20"/>
+          <w:szCs w:val="20"/>
+          <w:lang w:eastAsia="en-GB"/>
+        </w:rPr>
+        <w:t>!"</w:t>
       </w:r>
       <w:r>
         <w:rPr>
@@ -2020,8 +2686,9 @@
           <w:lang w:eastAsia="en-GB"/>
         </w:rPr>
         <w:br/>
-        <w:t>        }</w:t>
-      </w:r>
+        <w:t>      </w:t>
+      </w:r>
+      <w:proofErr w:type="gramStart"/>
       <w:r>
         <w:rPr>
           <w:rFonts w:asciiTheme="minorHAnsi" w:hAnsiTheme="minorHAnsi" w:cstheme="minorHAnsi"/>
@@ -2029,8 +2696,38 @@
           <w:szCs w:val="20"/>
           <w:lang w:eastAsia="en-GB"/>
         </w:rPr>
+        <w:t>  }</w:t>
+      </w:r>
+      <w:proofErr w:type="gramEnd"/>
+      <w:r>
+        <w:rPr>
+          <w:rFonts w:asciiTheme="minorHAnsi" w:hAnsiTheme="minorHAnsi" w:cstheme="minorHAnsi"/>
+          <w:sz w:val="20"/>
+          <w:szCs w:val="20"/>
+          <w:lang w:eastAsia="en-GB"/>
+        </w:rPr>
         <w:br/>
-        <w:t xml:space="preserve">    } </w:t>
+        <w:t>  </w:t>
+      </w:r>
+      <w:proofErr w:type="gramStart"/>
+      <w:r>
+        <w:rPr>
+          <w:rFonts w:asciiTheme="minorHAnsi" w:hAnsiTheme="minorHAnsi" w:cstheme="minorHAnsi"/>
+          <w:sz w:val="20"/>
+          <w:szCs w:val="20"/>
+          <w:lang w:eastAsia="en-GB"/>
+        </w:rPr>
+        <w:t>  }</w:t>
+      </w:r>
+      <w:proofErr w:type="gramEnd"/>
+      <w:r>
+        <w:rPr>
+          <w:rFonts w:asciiTheme="minorHAnsi" w:hAnsiTheme="minorHAnsi" w:cstheme="minorHAnsi"/>
+          <w:sz w:val="20"/>
+          <w:szCs w:val="20"/>
+          <w:lang w:eastAsia="en-GB"/>
+        </w:rPr>
+        <w:t xml:space="preserve"> </w:t>
       </w:r>
     </w:p>
     <w:p>
@@ -2082,7 +2779,89 @@
           <w:szCs w:val="24"/>
           <w:lang w:eastAsia="en-GB"/>
         </w:rPr>
-        <w:t xml:space="preserve"> we will have to reset the text UI elements, so make sure we add the following to the start function:</w:t>
+        <w:t xml:space="preserve"> we </w:t>
+      </w:r>
+      <w:r>
+        <w:rPr>
+          <w:rFonts w:eastAsia="Times New Roman" w:cs="Times New Roman"/>
+          <w:szCs w:val="24"/>
+          <w:lang w:eastAsia="en-GB"/>
+        </w:rPr>
+        <w:t>need</w:t>
+      </w:r>
+      <w:r>
+        <w:rPr>
+          <w:rFonts w:eastAsia="Times New Roman" w:cs="Times New Roman"/>
+          <w:szCs w:val="24"/>
+          <w:lang w:eastAsia="en-GB"/>
+        </w:rPr>
+        <w:t xml:space="preserve"> to reset the text UI elements, so make sure</w:t>
+      </w:r>
+      <w:r>
+        <w:rPr>
+          <w:rFonts w:eastAsia="Times New Roman" w:cs="Times New Roman"/>
+          <w:szCs w:val="24"/>
+          <w:lang w:eastAsia="en-GB"/>
+        </w:rPr>
+        <w:t xml:space="preserve"> that</w:t>
+      </w:r>
+      <w:r>
+        <w:rPr>
+          <w:rFonts w:eastAsia="Times New Roman" w:cs="Times New Roman"/>
+          <w:szCs w:val="24"/>
+          <w:lang w:eastAsia="en-GB"/>
+        </w:rPr>
+        <w:t xml:space="preserve"> we add the following to the </w:t>
+      </w:r>
+      <w:proofErr w:type="gramStart"/>
+      <w:r>
+        <w:rPr>
+          <w:rFonts w:eastAsia="Times New Roman" w:cs="Times New Roman"/>
+          <w:b/>
+          <w:bCs/>
+          <w:szCs w:val="24"/>
+          <w:lang w:eastAsia="en-GB"/>
+        </w:rPr>
+        <w:t>S</w:t>
+      </w:r>
+      <w:r>
+        <w:rPr>
+          <w:rFonts w:eastAsia="Times New Roman" w:cs="Times New Roman"/>
+          <w:b/>
+          <w:bCs/>
+          <w:szCs w:val="24"/>
+          <w:lang w:eastAsia="en-GB"/>
+        </w:rPr>
+        <w:t>tart</w:t>
+      </w:r>
+      <w:r>
+        <w:rPr>
+          <w:rFonts w:eastAsia="Times New Roman" w:cs="Times New Roman"/>
+          <w:b/>
+          <w:bCs/>
+          <w:szCs w:val="24"/>
+          <w:lang w:eastAsia="en-GB"/>
+        </w:rPr>
+        <w:t>(</w:t>
+      </w:r>
+      <w:proofErr w:type="gramEnd"/>
+      <w:r>
+        <w:rPr>
+          <w:rFonts w:eastAsia="Times New Roman" w:cs="Times New Roman"/>
+          <w:b/>
+          <w:bCs/>
+          <w:szCs w:val="24"/>
+          <w:lang w:eastAsia="en-GB"/>
+        </w:rPr>
+        <w:t>)</w:t>
+      </w:r>
+      <w:r>
+        <w:rPr>
+          <w:rFonts w:eastAsia="Times New Roman" w:cs="Times New Roman"/>
+          <w:szCs w:val="24"/>
+          <w:lang w:eastAsia="en-GB"/>
+        </w:rPr>
+        <w:t xml:space="preserve"> function:</w:t>
       </w:r>
     </w:p>
     <w:p>
@@ -2114,7 +2893,17 @@
           <w:lang w:eastAsia="en-GB"/>
         </w:rPr>
         <w:br/>
-        <w:t xml:space="preserve">   winText.text = </w:t>
+        <w:t xml:space="preserve">   winText.text </w:t>
+      </w:r>
+      <w:proofErr w:type="gramStart"/>
+      <w:r>
+        <w:rPr>
+          <w:rFonts w:asciiTheme="minorHAnsi" w:hAnsiTheme="minorHAnsi" w:cstheme="minorHAnsi"/>
+          <w:sz w:val="20"/>
+          <w:szCs w:val="20"/>
+          <w:lang w:eastAsia="en-GB"/>
+        </w:rPr>
+        <w:t>= </w:t>
       </w:r>
       <w:r>
         <w:rPr>
@@ -2126,6 +2915,7 @@
         </w:rPr>
         <w:t>""</w:t>
       </w:r>
+      <w:proofErr w:type="gramEnd"/>
       <w:r>
         <w:rPr>
           <w:rFonts w:asciiTheme="minorHAnsi" w:hAnsiTheme="minorHAnsi" w:cstheme="minorHAnsi"/>
@@ -2184,14 +2974,42 @@
         </w:rPr>
         <w:t xml:space="preserve"> make sure that the </w:t>
       </w:r>
-      <w:r>
-        <w:rPr>
-          <w:rFonts w:eastAsia="Times New Roman" w:cs="Times New Roman"/>
-          <w:i/>
+      <w:proofErr w:type="spellStart"/>
+      <w:proofErr w:type="gramStart"/>
+      <w:r>
+        <w:rPr>
+          <w:rFonts w:eastAsia="Times New Roman" w:cs="Times New Roman"/>
+          <w:b/>
+          <w:bCs/>
+          <w:iCs/>
           <w:szCs w:val="24"/>
           <w:lang w:eastAsia="en-GB"/>
         </w:rPr>
         <w:t>SetCountText</w:t>
+      </w:r>
+      <w:proofErr w:type="spellEnd"/>
+      <w:r>
+        <w:rPr>
+          <w:rFonts w:eastAsia="Times New Roman" w:cs="Times New Roman"/>
+          <w:b/>
+          <w:bCs/>
+          <w:iCs/>
+          <w:szCs w:val="24"/>
+          <w:lang w:eastAsia="en-GB"/>
+        </w:rPr>
+        <w:t>(</w:t>
+      </w:r>
+      <w:proofErr w:type="gramEnd"/>
+      <w:r>
+        <w:rPr>
+          <w:rFonts w:eastAsia="Times New Roman" w:cs="Times New Roman"/>
+          <w:b/>
+          <w:bCs/>
+          <w:iCs/>
+          <w:szCs w:val="24"/>
+          <w:lang w:eastAsia="en-GB"/>
+        </w:rPr>
+        <w:t>)</w:t>
       </w:r>
       <w:r>
         <w:rPr>
@@ -2210,14 +3028,14 @@
           <w:lang w:eastAsia="en-GB"/>
         </w:rPr>
       </w:pPr>
-      <w:bookmarkStart w:id="8" w:name="_Toc36131006"/>
+      <w:bookmarkStart w:id="7" w:name="_Toc36131006"/>
       <w:r>
         <w:rPr>
           <w:lang w:eastAsia="en-GB"/>
         </w:rPr>
         <w:t>Scene elements</w:t>
       </w:r>
-      <w:bookmarkEnd w:id="8"/>
+      <w:bookmarkEnd w:id="7"/>
     </w:p>
     <w:p>
       <w:pPr>
@@ -2330,31 +3148,135 @@
           <w:szCs w:val="24"/>
           <w:lang w:eastAsia="en-GB"/>
         </w:rPr>
-        <w:t xml:space="preserve">Now back in our scene, add a </w:t>
-      </w:r>
-      <w:r>
-        <w:rPr>
-          <w:rFonts w:eastAsia="Times New Roman" w:cs="Times New Roman"/>
-          <w:szCs w:val="24"/>
-          <w:lang w:eastAsia="en-GB"/>
-        </w:rPr>
-        <w:t xml:space="preserve">new canvas as we did with the Joystick and rename it as GameUI. Add </w:t>
-      </w:r>
-      <w:r>
-        <w:rPr>
-          <w:rFonts w:eastAsia="Times New Roman" w:cs="Times New Roman"/>
-          <w:szCs w:val="24"/>
-          <w:lang w:eastAsia="en-GB"/>
-        </w:rPr>
-        <w:t>it</w:t>
-      </w:r>
-      <w:r>
-        <w:rPr>
-          <w:rFonts w:eastAsia="Times New Roman" w:cs="Times New Roman"/>
-          <w:szCs w:val="24"/>
-          <w:lang w:eastAsia="en-GB"/>
-        </w:rPr>
-        <w:t xml:space="preserve"> as a child</w:t>
+        <w:t xml:space="preserve">Now back in </w:t>
+      </w:r>
+      <w:r>
+        <w:rPr>
+          <w:rFonts w:eastAsia="Times New Roman" w:cs="Times New Roman"/>
+          <w:szCs w:val="24"/>
+          <w:lang w:eastAsia="en-GB"/>
+        </w:rPr>
+        <w:t>the</w:t>
+      </w:r>
+      <w:r>
+        <w:rPr>
+          <w:rFonts w:eastAsia="Times New Roman" w:cs="Times New Roman"/>
+          <w:szCs w:val="24"/>
+          <w:lang w:eastAsia="en-GB"/>
+        </w:rPr>
+        <w:t xml:space="preserve"> </w:t>
+      </w:r>
+      <w:r>
+        <w:rPr>
+          <w:rFonts w:eastAsia="Times New Roman" w:cs="Times New Roman"/>
+          <w:szCs w:val="24"/>
+          <w:lang w:eastAsia="en-GB"/>
+        </w:rPr>
+        <w:t xml:space="preserve">scene, add a </w:t>
+      </w:r>
+      <w:r>
+        <w:rPr>
+          <w:rFonts w:eastAsia="Times New Roman" w:cs="Times New Roman"/>
+          <w:szCs w:val="24"/>
+          <w:lang w:eastAsia="en-GB"/>
+        </w:rPr>
+        <w:t xml:space="preserve">new </w:t>
+      </w:r>
+      <w:r>
+        <w:rPr>
+          <w:rFonts w:eastAsia="Times New Roman" w:cs="Times New Roman"/>
+          <w:b/>
+          <w:bCs/>
+          <w:szCs w:val="24"/>
+          <w:lang w:eastAsia="en-GB"/>
+        </w:rPr>
+        <w:t>C</w:t>
+      </w:r>
+      <w:r>
+        <w:rPr>
+          <w:rFonts w:eastAsia="Times New Roman" w:cs="Times New Roman"/>
+          <w:b/>
+          <w:bCs/>
+          <w:szCs w:val="24"/>
+          <w:lang w:eastAsia="en-GB"/>
+        </w:rPr>
+        <w:t>anvas</w:t>
+      </w:r>
+      <w:r>
+        <w:rPr>
+          <w:rFonts w:eastAsia="Times New Roman" w:cs="Times New Roman"/>
+          <w:szCs w:val="24"/>
+          <w:lang w:eastAsia="en-GB"/>
+        </w:rPr>
+        <w:t xml:space="preserve"> as we did with the </w:t>
+      </w:r>
+      <w:r>
+        <w:rPr>
+          <w:rFonts w:eastAsia="Times New Roman" w:cs="Times New Roman"/>
+          <w:szCs w:val="24"/>
+          <w:lang w:eastAsia="en-GB"/>
+        </w:rPr>
+        <w:t>j</w:t>
+      </w:r>
+      <w:r>
+        <w:rPr>
+          <w:rFonts w:eastAsia="Times New Roman" w:cs="Times New Roman"/>
+          <w:szCs w:val="24"/>
+          <w:lang w:eastAsia="en-GB"/>
+        </w:rPr>
+        <w:t xml:space="preserve">oystick and rename it as </w:t>
+      </w:r>
+      <w:r>
+        <w:rPr>
+          <w:rFonts w:eastAsia="Times New Roman" w:cs="Times New Roman"/>
+          <w:b/>
+          <w:bCs/>
+          <w:szCs w:val="24"/>
+          <w:lang w:eastAsia="en-GB"/>
+        </w:rPr>
+        <w:t>GameUI</w:t>
+      </w:r>
+      <w:r>
+        <w:rPr>
+          <w:rFonts w:eastAsia="Times New Roman" w:cs="Times New Roman"/>
+          <w:szCs w:val="24"/>
+          <w:lang w:eastAsia="en-GB"/>
+        </w:rPr>
+        <w:t xml:space="preserve">. Add </w:t>
+      </w:r>
+      <w:r>
+        <w:rPr>
+          <w:rFonts w:eastAsia="Times New Roman" w:cs="Times New Roman"/>
+          <w:szCs w:val="24"/>
+          <w:lang w:eastAsia="en-GB"/>
+        </w:rPr>
+        <w:t xml:space="preserve">a </w:t>
+      </w:r>
+      <w:r>
+        <w:rPr>
+          <w:rFonts w:eastAsia="Times New Roman" w:cs="Times New Roman"/>
+          <w:b/>
+          <w:bCs/>
+          <w:szCs w:val="24"/>
+          <w:lang w:eastAsia="en-GB"/>
+        </w:rPr>
+        <w:t xml:space="preserve">Text </w:t>
+      </w:r>
+      <w:r>
+        <w:rPr>
+          <w:rFonts w:eastAsia="Times New Roman" w:cs="Times New Roman"/>
+          <w:szCs w:val="24"/>
+          <w:lang w:eastAsia="en-GB"/>
+        </w:rPr>
+        <w:t xml:space="preserve">object </w:t>
+      </w:r>
+      <w:r>
+        <w:rPr>
+          <w:rFonts w:eastAsia="Times New Roman" w:cs="Times New Roman"/>
+          <w:szCs w:val="24"/>
+          <w:lang w:eastAsia="en-GB"/>
+        </w:rPr>
+        <w:t>as a child</w:t>
       </w:r>
       <w:r>
         <w:rPr>
@@ -2370,36 +3292,86 @@
           <w:szCs w:val="24"/>
           <w:lang w:eastAsia="en-GB"/>
         </w:rPr>
-        <w:t xml:space="preserve"> a Text object</w:t>
-      </w:r>
-      <w:r>
-        <w:rPr>
-          <w:rFonts w:eastAsia="Times New Roman" w:cs="Times New Roman"/>
-          <w:szCs w:val="24"/>
-          <w:lang w:eastAsia="en-GB"/>
-        </w:rPr>
-        <w:t>, go to UI</w:t>
-      </w:r>
-      <w:r>
-        <w:rPr>
-          <w:rFonts w:eastAsia="Times New Roman" w:cs="Times New Roman"/>
-          <w:szCs w:val="24"/>
-          <w:lang w:eastAsia="en-GB"/>
-        </w:rPr>
-        <w:t>,</w:t>
-      </w:r>
-      <w:r>
-        <w:rPr>
-          <w:rFonts w:eastAsia="Times New Roman" w:cs="Times New Roman"/>
-          <w:szCs w:val="24"/>
-          <w:lang w:eastAsia="en-GB"/>
-        </w:rPr>
-        <w:t xml:space="preserve"> and then select text. Rename the text element to “score”;  the </w:t>
-      </w:r>
-      <w:r>
-        <w:rPr>
-          <w:rFonts w:eastAsia="Times New Roman" w:cs="Times New Roman"/>
-          <w:i/>
+        <w:t xml:space="preserve"> </w:t>
+      </w:r>
+      <w:proofErr w:type="spellStart"/>
+      <w:r>
+        <w:rPr>
+          <w:rFonts w:eastAsia="Times New Roman" w:cs="Times New Roman"/>
+          <w:szCs w:val="24"/>
+          <w:lang w:eastAsia="en-GB"/>
+        </w:rPr>
+        <w:t>GameUI</w:t>
+      </w:r>
+      <w:proofErr w:type="spellEnd"/>
+      <w:r>
+        <w:rPr>
+          <w:rFonts w:eastAsia="Times New Roman" w:cs="Times New Roman"/>
+          <w:szCs w:val="24"/>
+          <w:lang w:eastAsia="en-GB"/>
+        </w:rPr>
+        <w:t xml:space="preserve"> by going to</w:t>
+      </w:r>
+      <w:r>
+        <w:rPr>
+          <w:rFonts w:eastAsia="Times New Roman" w:cs="Times New Roman"/>
+          <w:szCs w:val="24"/>
+          <w:lang w:eastAsia="en-GB"/>
+        </w:rPr>
+        <w:t xml:space="preserve"> UI</w:t>
+      </w:r>
+      <w:r>
+        <w:rPr>
+          <w:rFonts w:eastAsia="Times New Roman" w:cs="Times New Roman"/>
+          <w:szCs w:val="24"/>
+          <w:lang w:eastAsia="en-GB"/>
+        </w:rPr>
+        <w:t xml:space="preserve"> &gt; Text.</w:t>
+      </w:r>
+      <w:r>
+        <w:rPr>
+          <w:rFonts w:eastAsia="Times New Roman" w:cs="Times New Roman"/>
+          <w:szCs w:val="24"/>
+          <w:lang w:eastAsia="en-GB"/>
+        </w:rPr>
+        <w:t xml:space="preserve"> Rename the text element “score”</w:t>
+      </w:r>
+      <w:r>
+        <w:rPr>
+          <w:rFonts w:eastAsia="Times New Roman" w:cs="Times New Roman"/>
+          <w:szCs w:val="24"/>
+          <w:lang w:eastAsia="en-GB"/>
+        </w:rPr>
+        <w:t>.</w:t>
+      </w:r>
+      <w:r>
+        <w:rPr>
+          <w:rFonts w:eastAsia="Times New Roman" w:cs="Times New Roman"/>
+          <w:szCs w:val="24"/>
+          <w:lang w:eastAsia="en-GB"/>
+        </w:rPr>
+        <w:t xml:space="preserve">  </w:t>
+      </w:r>
+      <w:r>
+        <w:rPr>
+          <w:rFonts w:eastAsia="Times New Roman" w:cs="Times New Roman"/>
+          <w:szCs w:val="24"/>
+          <w:lang w:eastAsia="en-GB"/>
+        </w:rPr>
+        <w:t>T</w:t>
+      </w:r>
+      <w:r>
+        <w:rPr>
+          <w:rFonts w:eastAsia="Times New Roman" w:cs="Times New Roman"/>
+          <w:szCs w:val="24"/>
+          <w:lang w:eastAsia="en-GB"/>
+        </w:rPr>
+        <w:t xml:space="preserve">he </w:t>
+      </w:r>
+      <w:r>
+        <w:rPr>
+          <w:rFonts w:eastAsia="Times New Roman" w:cs="Times New Roman"/>
+          <w:iCs/>
           <w:szCs w:val="24"/>
           <w:lang w:eastAsia="en-GB"/>
         </w:rPr>
@@ -2419,15 +3391,15 @@
           <w:szCs w:val="24"/>
           <w:lang w:eastAsia="en-GB"/>
         </w:rPr>
-        <w:t xml:space="preserve">in the middle </w:t>
-      </w:r>
-      <w:r>
-        <w:rPr>
-          <w:rFonts w:eastAsia="Times New Roman" w:cs="Times New Roman"/>
-          <w:szCs w:val="24"/>
-          <w:lang w:eastAsia="en-GB"/>
-        </w:rPr>
-        <w:t>center</w:t>
+        <w:t>in the</w:t>
+      </w:r>
+      <w:r>
+        <w:rPr>
+          <w:rFonts w:eastAsia="Times New Roman" w:cs="Times New Roman"/>
+          <w:szCs w:val="24"/>
+          <w:lang w:eastAsia="en-GB"/>
+        </w:rPr>
+        <w:t xml:space="preserve"> center of the screen.</w:t>
       </w:r>
     </w:p>
     <w:p>
@@ -2445,23 +3417,83 @@
           <w:szCs w:val="24"/>
           <w:lang w:eastAsia="en-GB"/>
         </w:rPr>
-        <w:t>With the text element selected, go to the inspector panel and click on the red pointer rectangle,</w:t>
-      </w:r>
-      <w:r>
-        <w:rPr>
-          <w:rFonts w:eastAsia="Times New Roman" w:cs="Times New Roman"/>
-          <w:szCs w:val="24"/>
-          <w:lang w:eastAsia="en-GB"/>
-        </w:rPr>
-        <w:t xml:space="preserve"> and</w:t>
-      </w:r>
-      <w:r>
-        <w:rPr>
-          <w:rFonts w:eastAsia="Times New Roman" w:cs="Times New Roman"/>
-          <w:szCs w:val="24"/>
-          <w:lang w:eastAsia="en-GB"/>
-        </w:rPr>
-        <w:t xml:space="preserve"> then by pressing alt+shift</w:t>
+        <w:t xml:space="preserve">With the </w:t>
+      </w:r>
+      <w:r>
+        <w:rPr>
+          <w:rFonts w:eastAsia="Times New Roman" w:cs="Times New Roman"/>
+          <w:szCs w:val="24"/>
+          <w:lang w:eastAsia="en-GB"/>
+        </w:rPr>
+        <w:t>T</w:t>
+      </w:r>
+      <w:r>
+        <w:rPr>
+          <w:rFonts w:eastAsia="Times New Roman" w:cs="Times New Roman"/>
+          <w:szCs w:val="24"/>
+          <w:lang w:eastAsia="en-GB"/>
+        </w:rPr>
+        <w:t xml:space="preserve">ext element selected, go to the </w:t>
+      </w:r>
+      <w:r>
+        <w:rPr>
+          <w:rFonts w:eastAsia="Times New Roman" w:cs="Times New Roman"/>
+          <w:b/>
+          <w:bCs/>
+          <w:szCs w:val="24"/>
+          <w:lang w:eastAsia="en-GB"/>
+        </w:rPr>
+        <w:t>I</w:t>
+      </w:r>
+      <w:r>
+        <w:rPr>
+          <w:rFonts w:eastAsia="Times New Roman" w:cs="Times New Roman"/>
+          <w:b/>
+          <w:bCs/>
+          <w:szCs w:val="24"/>
+          <w:lang w:eastAsia="en-GB"/>
+        </w:rPr>
+        <w:t>nspector</w:t>
+      </w:r>
+      <w:r>
+        <w:rPr>
+          <w:rFonts w:eastAsia="Times New Roman" w:cs="Times New Roman"/>
+          <w:szCs w:val="24"/>
+          <w:lang w:eastAsia="en-GB"/>
+        </w:rPr>
+        <w:t xml:space="preserve"> panel and click on the red </w:t>
+      </w:r>
+      <w:r>
+        <w:rPr>
+          <w:rFonts w:eastAsia="Times New Roman" w:cs="Times New Roman"/>
+          <w:szCs w:val="24"/>
+          <w:lang w:eastAsia="en-GB"/>
+        </w:rPr>
+        <w:t xml:space="preserve">anchor </w:t>
+      </w:r>
+      <w:r>
+        <w:rPr>
+          <w:rFonts w:eastAsia="Times New Roman" w:cs="Times New Roman"/>
+          <w:szCs w:val="24"/>
+          <w:lang w:eastAsia="en-GB"/>
+        </w:rPr>
+        <w:t>rectangle</w:t>
+      </w:r>
+      <w:r>
+        <w:rPr>
+          <w:rFonts w:eastAsia="Times New Roman" w:cs="Times New Roman"/>
+          <w:szCs w:val="24"/>
+          <w:lang w:eastAsia="en-GB"/>
+        </w:rPr>
+        <w:t>. T</w:t>
+      </w:r>
+      <w:r>
+        <w:rPr>
+          <w:rFonts w:eastAsia="Times New Roman" w:cs="Times New Roman"/>
+          <w:szCs w:val="24"/>
+          <w:lang w:eastAsia="en-GB"/>
+        </w:rPr>
+        <w:t>hen</w:t>
       </w:r>
       <w:r>
         <w:rPr>
@@ -2477,7 +3509,131 @@
           <w:szCs w:val="24"/>
           <w:lang w:eastAsia="en-GB"/>
         </w:rPr>
-        <w:t xml:space="preserve"> select the one with the pivot in the top left corner (see image).</w:t>
+        <w:t xml:space="preserve"> </w:t>
+      </w:r>
+      <w:r>
+        <w:rPr>
+          <w:rFonts w:eastAsia="Times New Roman" w:cs="Times New Roman"/>
+          <w:szCs w:val="24"/>
+          <w:lang w:eastAsia="en-GB"/>
+        </w:rPr>
+        <w:t>while</w:t>
+      </w:r>
+      <w:r>
+        <w:rPr>
+          <w:rFonts w:eastAsia="Times New Roman" w:cs="Times New Roman"/>
+          <w:szCs w:val="24"/>
+          <w:lang w:eastAsia="en-GB"/>
+        </w:rPr>
+        <w:t xml:space="preserve"> pressing </w:t>
+      </w:r>
+      <w:r>
+        <w:rPr>
+          <w:rFonts w:eastAsia="Times New Roman" w:cs="Times New Roman"/>
+          <w:b/>
+          <w:bCs/>
+          <w:szCs w:val="24"/>
+          <w:lang w:eastAsia="en-GB"/>
+        </w:rPr>
+        <w:t>A</w:t>
+      </w:r>
+      <w:r>
+        <w:rPr>
+          <w:rFonts w:eastAsia="Times New Roman" w:cs="Times New Roman"/>
+          <w:b/>
+          <w:bCs/>
+          <w:szCs w:val="24"/>
+          <w:lang w:eastAsia="en-GB"/>
+        </w:rPr>
+        <w:t>lt</w:t>
+      </w:r>
+      <w:r>
+        <w:rPr>
+          <w:rFonts w:eastAsia="Times New Roman" w:cs="Times New Roman"/>
+          <w:b/>
+          <w:bCs/>
+          <w:szCs w:val="24"/>
+          <w:lang w:eastAsia="en-GB"/>
+        </w:rPr>
+        <w:t xml:space="preserve"> </w:t>
+      </w:r>
+      <w:r>
+        <w:rPr>
+          <w:rFonts w:eastAsia="Times New Roman" w:cs="Times New Roman"/>
+          <w:b/>
+          <w:bCs/>
+          <w:szCs w:val="24"/>
+          <w:lang w:eastAsia="en-GB"/>
+        </w:rPr>
+        <w:t>+</w:t>
+      </w:r>
+      <w:r>
+        <w:rPr>
+          <w:rFonts w:eastAsia="Times New Roman" w:cs="Times New Roman"/>
+          <w:b/>
+          <w:bCs/>
+          <w:szCs w:val="24"/>
+          <w:lang w:eastAsia="en-GB"/>
+        </w:rPr>
+        <w:t xml:space="preserve"> S</w:t>
+      </w:r>
+      <w:r>
+        <w:rPr>
+          <w:rFonts w:eastAsia="Times New Roman" w:cs="Times New Roman"/>
+          <w:b/>
+          <w:bCs/>
+          <w:szCs w:val="24"/>
+          <w:lang w:eastAsia="en-GB"/>
+        </w:rPr>
+        <w:t>hift</w:t>
+      </w:r>
+      <w:r>
+        <w:rPr>
+          <w:rFonts w:eastAsia="Times New Roman" w:cs="Times New Roman"/>
+          <w:szCs w:val="24"/>
+          <w:lang w:eastAsia="en-GB"/>
+        </w:rPr>
+        <w:t>,</w:t>
+      </w:r>
+      <w:r>
+        <w:rPr>
+          <w:rFonts w:eastAsia="Times New Roman" w:cs="Times New Roman"/>
+          <w:szCs w:val="24"/>
+          <w:lang w:eastAsia="en-GB"/>
+        </w:rPr>
+        <w:t xml:space="preserve"> select the </w:t>
+      </w:r>
+      <w:r>
+        <w:rPr>
+          <w:rFonts w:eastAsia="Times New Roman" w:cs="Times New Roman"/>
+          <w:szCs w:val="24"/>
+          <w:lang w:eastAsia="en-GB"/>
+        </w:rPr>
+        <w:t xml:space="preserve">preset </w:t>
+      </w:r>
+      <w:r>
+        <w:rPr>
+          <w:rFonts w:eastAsia="Times New Roman" w:cs="Times New Roman"/>
+          <w:szCs w:val="24"/>
+          <w:lang w:eastAsia="en-GB"/>
+        </w:rPr>
+        <w:t>with the pivot in the top</w:t>
+      </w:r>
+      <w:r>
+        <w:rPr>
+          <w:rFonts w:eastAsia="Times New Roman" w:cs="Times New Roman"/>
+          <w:szCs w:val="24"/>
+          <w:lang w:eastAsia="en-GB"/>
+        </w:rPr>
+        <w:t>-</w:t>
+      </w:r>
+      <w:r>
+        <w:rPr>
+          <w:rFonts w:eastAsia="Times New Roman" w:cs="Times New Roman"/>
+          <w:szCs w:val="24"/>
+          <w:lang w:eastAsia="en-GB"/>
+        </w:rPr>
+        <w:t>left corner (see image).</w:t>
       </w:r>
     </w:p>
     <w:p>
@@ -2521,7 +3677,23 @@
           <w:szCs w:val="24"/>
           <w:lang w:eastAsia="en-GB"/>
         </w:rPr>
-        <w:t xml:space="preserve"> adjust the X coordinate to 10, and Y to </w:t>
+        <w:t xml:space="preserve"> adjust the X coordinate to 10, and Y </w:t>
+      </w:r>
+      <w:r>
+        <w:rPr>
+          <w:rFonts w:eastAsia="Times New Roman" w:cs="Times New Roman"/>
+          <w:szCs w:val="24"/>
+          <w:lang w:eastAsia="en-GB"/>
+        </w:rPr>
+        <w:t xml:space="preserve">coordinate </w:t>
+      </w:r>
+      <w:r>
+        <w:rPr>
+          <w:rFonts w:eastAsia="Times New Roman" w:cs="Times New Roman"/>
+          <w:szCs w:val="24"/>
+          <w:lang w:eastAsia="en-GB"/>
+        </w:rPr>
+        <w:t xml:space="preserve">to </w:t>
       </w:r>
       <w:r>
         <w:rPr>
@@ -2553,25 +3725,23 @@
           <w:szCs w:val="24"/>
           <w:lang w:eastAsia="en-GB"/>
         </w:rPr>
-        <w:t xml:space="preserve"> change the </w:t>
-      </w:r>
-      <w:proofErr w:type="spellStart"/>
-      <w:r>
-        <w:rPr>
-          <w:rFonts w:eastAsia="Times New Roman" w:cs="Times New Roman"/>
-          <w:szCs w:val="24"/>
-          <w:lang w:eastAsia="en-GB"/>
-        </w:rPr>
-        <w:t>colour</w:t>
-      </w:r>
-      <w:proofErr w:type="spellEnd"/>
-      <w:r>
-        <w:rPr>
-          <w:rFonts w:eastAsia="Times New Roman" w:cs="Times New Roman"/>
-          <w:szCs w:val="24"/>
-          <w:lang w:eastAsia="en-GB"/>
-        </w:rPr>
-        <w:t xml:space="preserve"> to something that is a little more visible in our scene, such as green. Be sure to check the new settings by running the scene.</w:t>
+        <w:t xml:space="preserve"> change the color to something more visible in </w:t>
+      </w:r>
+      <w:r>
+        <w:rPr>
+          <w:rFonts w:eastAsia="Times New Roman" w:cs="Times New Roman"/>
+          <w:szCs w:val="24"/>
+          <w:lang w:eastAsia="en-GB"/>
+        </w:rPr>
+        <w:t>the</w:t>
+      </w:r>
+      <w:r>
+        <w:rPr>
+          <w:rFonts w:eastAsia="Times New Roman" w:cs="Times New Roman"/>
+          <w:szCs w:val="24"/>
+          <w:lang w:eastAsia="en-GB"/>
+        </w:rPr>
+        <w:t xml:space="preserve"> scene, such as green. Be sure to check the new settings by running the scene.</w:t>
       </w:r>
     </w:p>
     <w:p>
@@ -2590,6 +3760,40 @@
           <w:lang w:eastAsia="en-GB"/>
         </w:rPr>
         <w:t xml:space="preserve">Finally, attach the </w:t>
+      </w:r>
+      <w:r>
+        <w:rPr>
+          <w:rFonts w:eastAsia="Times New Roman" w:cs="Times New Roman"/>
+          <w:b/>
+          <w:bCs/>
+          <w:szCs w:val="24"/>
+          <w:lang w:eastAsia="en-GB"/>
+        </w:rPr>
+        <w:t>score</w:t>
+      </w:r>
+      <w:r>
+        <w:rPr>
+          <w:rFonts w:eastAsia="Times New Roman" w:cs="Times New Roman"/>
+          <w:szCs w:val="24"/>
+          <w:lang w:eastAsia="en-GB"/>
+        </w:rPr>
+        <w:t xml:space="preserve"> element</w:t>
+      </w:r>
+      <w:r>
+        <w:rPr>
+          <w:rFonts w:eastAsia="Times New Roman" w:cs="Times New Roman"/>
+          <w:szCs w:val="24"/>
+          <w:lang w:eastAsia="en-GB"/>
+        </w:rPr>
+        <w:t xml:space="preserve"> to the </w:t>
+      </w:r>
+      <w:r>
+        <w:rPr>
+          <w:rFonts w:eastAsia="Times New Roman" w:cs="Times New Roman"/>
+          <w:szCs w:val="24"/>
+          <w:lang w:eastAsia="en-GB"/>
+        </w:rPr>
+        <w:t>new script</w:t>
       </w:r>
       <w:r>
         <w:rPr>
@@ -2601,43 +3805,17 @@
           <w:szCs w:val="24"/>
           <w:lang w:eastAsia="en-GB"/>
         </w:rPr>
-        <w:t>score</w:t>
-      </w:r>
-      <w:r>
-        <w:rPr>
-          <w:rFonts w:eastAsia="Times New Roman" w:cs="Times New Roman"/>
-          <w:szCs w:val="24"/>
-          <w:lang w:eastAsia="en-GB"/>
-        </w:rPr>
-        <w:t xml:space="preserve"> element</w:t>
-      </w:r>
-      <w:r>
-        <w:rPr>
-          <w:rFonts w:eastAsia="Times New Roman" w:cs="Times New Roman"/>
-          <w:szCs w:val="24"/>
-          <w:lang w:eastAsia="en-GB"/>
-        </w:rPr>
-        <w:t xml:space="preserve"> to the </w:t>
-      </w:r>
-      <w:r>
-        <w:rPr>
-          <w:rFonts w:eastAsia="Times New Roman" w:cs="Times New Roman"/>
-          <w:szCs w:val="24"/>
-          <w:lang w:eastAsia="en-GB"/>
-        </w:rPr>
-        <w:t>new script</w:t>
+        <w:t xml:space="preserve"> </w:t>
       </w:r>
       <w:r>
         <w:rPr>
           <w:rFonts w:eastAsia="Times New Roman" w:cs="Times New Roman"/>
           <w:b/>
           <w:bCs/>
-          <w:i/>
-          <w:iCs/>
-          <w:szCs w:val="24"/>
-          <w:lang w:eastAsia="en-GB"/>
-        </w:rPr>
-        <w:t xml:space="preserve"> scoreOnCollision</w:t>
+          <w:szCs w:val="24"/>
+          <w:lang w:eastAsia="en-GB"/>
+        </w:rPr>
+        <w:t>scoreOnCollision</w:t>
       </w:r>
       <w:r>
         <w:rPr>
@@ -2653,15 +3831,31 @@
           <w:szCs w:val="24"/>
           <w:lang w:eastAsia="en-GB"/>
         </w:rPr>
-        <w:t>;</w:t>
-      </w:r>
-      <w:r>
-        <w:rPr>
-          <w:rFonts w:eastAsia="Times New Roman" w:cs="Times New Roman"/>
-          <w:szCs w:val="24"/>
-          <w:lang w:eastAsia="en-GB"/>
-        </w:rPr>
-        <w:t xml:space="preserve"> hopefully</w:t>
+        <w:t>.</w:t>
+      </w:r>
+      <w:r>
+        <w:rPr>
+          <w:rFonts w:eastAsia="Times New Roman" w:cs="Times New Roman"/>
+          <w:szCs w:val="24"/>
+          <w:lang w:eastAsia="en-GB"/>
+        </w:rPr>
+        <w:t xml:space="preserve"> </w:t>
+      </w:r>
+      <w:r>
+        <w:rPr>
+          <w:rFonts w:eastAsia="Times New Roman" w:cs="Times New Roman"/>
+          <w:szCs w:val="24"/>
+          <w:lang w:eastAsia="en-GB"/>
+        </w:rPr>
+        <w:t>H</w:t>
+      </w:r>
+      <w:r>
+        <w:rPr>
+          <w:rFonts w:eastAsia="Times New Roman" w:cs="Times New Roman"/>
+          <w:szCs w:val="24"/>
+          <w:lang w:eastAsia="en-GB"/>
+        </w:rPr>
+        <w:t>opefully</w:t>
       </w:r>
       <w:r>
         <w:rPr>
@@ -2677,7 +3871,23 @@
           <w:szCs w:val="24"/>
           <w:lang w:eastAsia="en-GB"/>
         </w:rPr>
-        <w:t xml:space="preserve"> we should see the points count increase with each successful collision.</w:t>
+        <w:t xml:space="preserve"> </w:t>
+      </w:r>
+      <w:r>
+        <w:rPr>
+          <w:rFonts w:eastAsia="Times New Roman" w:cs="Times New Roman"/>
+          <w:szCs w:val="24"/>
+          <w:lang w:eastAsia="en-GB"/>
+        </w:rPr>
+        <w:t>you</w:t>
+      </w:r>
+      <w:r>
+        <w:rPr>
+          <w:rFonts w:eastAsia="Times New Roman" w:cs="Times New Roman"/>
+          <w:szCs w:val="24"/>
+          <w:lang w:eastAsia="en-GB"/>
+        </w:rPr>
+        <w:t xml:space="preserve"> should see the points count increase with each successful collision.</w:t>
       </w:r>
     </w:p>
     <w:p>
@@ -2724,7 +3934,31 @@
           <w:szCs w:val="24"/>
           <w:lang w:eastAsia="en-GB"/>
         </w:rPr>
-        <w:t>We should conduct a similar process for our winning text message, this time placing it in a different p</w:t>
+        <w:t xml:space="preserve">We should conduct a similar process for </w:t>
+      </w:r>
+      <w:r>
+        <w:rPr>
+          <w:rFonts w:eastAsia="Times New Roman" w:cs="Times New Roman"/>
+          <w:szCs w:val="24"/>
+          <w:lang w:eastAsia="en-GB"/>
+        </w:rPr>
+        <w:t>the</w:t>
+      </w:r>
+      <w:r>
+        <w:rPr>
+          <w:rFonts w:eastAsia="Times New Roman" w:cs="Times New Roman"/>
+          <w:szCs w:val="24"/>
+          <w:lang w:eastAsia="en-GB"/>
+        </w:rPr>
+        <w:t xml:space="preserve"> </w:t>
+      </w:r>
+      <w:r>
+        <w:rPr>
+          <w:rFonts w:eastAsia="Times New Roman" w:cs="Times New Roman"/>
+          <w:szCs w:val="24"/>
+          <w:lang w:eastAsia="en-GB"/>
+        </w:rPr>
+        <w:t>winning text message, this time placing it in a different p</w:t>
       </w:r>
       <w:r>
         <w:rPr>
@@ -2758,7 +3992,41 @@
           <w:szCs w:val="24"/>
           <w:lang w:eastAsia="en-GB"/>
         </w:rPr>
-        <w:t>As we can see, the Win message does not disappear yet.</w:t>
+        <w:t xml:space="preserve">As we can see, the </w:t>
+      </w:r>
+      <w:r>
+        <w:rPr>
+          <w:rFonts w:eastAsia="Times New Roman" w:cs="Times New Roman"/>
+          <w:szCs w:val="24"/>
+          <w:lang w:eastAsia="en-GB"/>
+        </w:rPr>
+        <w:t>w</w:t>
+      </w:r>
+      <w:r>
+        <w:rPr>
+          <w:rFonts w:eastAsia="Times New Roman" w:cs="Times New Roman"/>
+          <w:szCs w:val="24"/>
+          <w:lang w:eastAsia="en-GB"/>
+        </w:rPr>
+        <w:t xml:space="preserve">in message </w:t>
+      </w:r>
+      <w:proofErr w:type="gramStart"/>
+      <w:r>
+        <w:rPr>
+          <w:rFonts w:eastAsia="Times New Roman" w:cs="Times New Roman"/>
+          <w:szCs w:val="24"/>
+          <w:lang w:eastAsia="en-GB"/>
+        </w:rPr>
+        <w:t>does not disappear</w:t>
+      </w:r>
+      <w:proofErr w:type="gramEnd"/>
+      <w:r>
+        <w:rPr>
+          <w:rFonts w:eastAsia="Times New Roman" w:cs="Times New Roman"/>
+          <w:szCs w:val="24"/>
+          <w:lang w:eastAsia="en-GB"/>
+        </w:rPr>
+        <w:t xml:space="preserve"> yet.</w:t>
       </w:r>
     </w:p>
     <w:p>
@@ -2776,7 +4044,49 @@
           <w:szCs w:val="24"/>
           <w:lang w:eastAsia="en-GB"/>
         </w:rPr>
-        <w:t xml:space="preserve">We need to set a delay and clear the message. This can be done in the same exact way the </w:t>
+        <w:t xml:space="preserve">We need to set a delay and clear the message. This can be done in </w:t>
+      </w:r>
+      <w:proofErr w:type="gramStart"/>
+      <w:r>
+        <w:rPr>
+          <w:rFonts w:eastAsia="Times New Roman" w:cs="Times New Roman"/>
+          <w:szCs w:val="24"/>
+          <w:lang w:eastAsia="en-GB"/>
+        </w:rPr>
+        <w:t xml:space="preserve">exactly the </w:t>
+      </w:r>
+      <w:r>
+        <w:rPr>
+          <w:rFonts w:eastAsia="Times New Roman" w:cs="Times New Roman"/>
+          <w:szCs w:val="24"/>
+          <w:lang w:eastAsia="en-GB"/>
+        </w:rPr>
+        <w:t>same</w:t>
+      </w:r>
+      <w:proofErr w:type="gramEnd"/>
+      <w:r>
+        <w:rPr>
+          <w:rFonts w:eastAsia="Times New Roman" w:cs="Times New Roman"/>
+          <w:szCs w:val="24"/>
+          <w:lang w:eastAsia="en-GB"/>
+        </w:rPr>
+        <w:t xml:space="preserve"> way</w:t>
+      </w:r>
+      <w:r>
+        <w:rPr>
+          <w:rFonts w:eastAsia="Times New Roman" w:cs="Times New Roman"/>
+          <w:szCs w:val="24"/>
+          <w:lang w:eastAsia="en-GB"/>
+        </w:rPr>
+        <w:t xml:space="preserve"> that</w:t>
+      </w:r>
+      <w:r>
+        <w:rPr>
+          <w:rFonts w:eastAsia="Times New Roman" w:cs="Times New Roman"/>
+          <w:szCs w:val="24"/>
+          <w:lang w:eastAsia="en-GB"/>
+        </w:rPr>
+        <w:t xml:space="preserve"> the </w:t>
       </w:r>
       <w:proofErr w:type="spellStart"/>
       <w:r>
@@ -2820,7 +4130,23 @@
           <w:szCs w:val="24"/>
           <w:lang w:eastAsia="en-GB"/>
         </w:rPr>
-        <w:t>Also reset the points to 0 once the game has been won.</w:t>
+        <w:t>Also</w:t>
+      </w:r>
+      <w:r>
+        <w:rPr>
+          <w:rFonts w:eastAsia="Times New Roman" w:cs="Times New Roman"/>
+          <w:szCs w:val="24"/>
+          <w:lang w:eastAsia="en-GB"/>
+        </w:rPr>
+        <w:t>,</w:t>
+      </w:r>
+      <w:r>
+        <w:rPr>
+          <w:rFonts w:eastAsia="Times New Roman" w:cs="Times New Roman"/>
+          <w:szCs w:val="24"/>
+          <w:lang w:eastAsia="en-GB"/>
+        </w:rPr>
+        <w:t xml:space="preserve"> reset the points to 0 once the game has been won.</w:t>
       </w:r>
     </w:p>
     <w:p>
@@ -2831,14 +4157,14 @@
           <w:lang w:eastAsia="en-GB"/>
         </w:rPr>
       </w:pPr>
-      <w:bookmarkStart w:id="9" w:name="_Toc36131007"/>
+      <w:bookmarkStart w:id="8" w:name="_Toc36131007"/>
       <w:r>
         <w:rPr>
           <w:lang w:eastAsia="en-GB"/>
         </w:rPr>
         <w:t>Adding a timer</w:t>
       </w:r>
-      <w:bookmarkEnd w:id="9"/>
+      <w:bookmarkEnd w:id="8"/>
     </w:p>
     <w:p>
       <w:pPr>
@@ -2912,7 +4238,55 @@
           <w:szCs w:val="24"/>
           <w:lang w:eastAsia="en-GB"/>
         </w:rPr>
-        <w:t xml:space="preserve">s add a new text field in our code for our timer: </w:t>
+        <w:t xml:space="preserve">s add a new text field </w:t>
+      </w:r>
+      <w:r>
+        <w:rPr>
+          <w:rFonts w:eastAsia="Times New Roman" w:cs="Times New Roman"/>
+          <w:szCs w:val="24"/>
+          <w:lang w:eastAsia="en-GB"/>
+        </w:rPr>
+        <w:t>to the</w:t>
+      </w:r>
+      <w:r>
+        <w:rPr>
+          <w:rFonts w:eastAsia="Times New Roman" w:cs="Times New Roman"/>
+          <w:szCs w:val="24"/>
+          <w:lang w:eastAsia="en-GB"/>
+        </w:rPr>
+        <w:t xml:space="preserve"> </w:t>
+      </w:r>
+      <w:r>
+        <w:rPr>
+          <w:rFonts w:eastAsia="Times New Roman" w:cs="Times New Roman"/>
+          <w:szCs w:val="24"/>
+          <w:lang w:eastAsia="en-GB"/>
+        </w:rPr>
+        <w:t xml:space="preserve">code for </w:t>
+      </w:r>
+      <w:r>
+        <w:rPr>
+          <w:rFonts w:eastAsia="Times New Roman" w:cs="Times New Roman"/>
+          <w:szCs w:val="24"/>
+          <w:lang w:eastAsia="en-GB"/>
+        </w:rPr>
+        <w:t>the</w:t>
+      </w:r>
+      <w:r>
+        <w:rPr>
+          <w:rFonts w:eastAsia="Times New Roman" w:cs="Times New Roman"/>
+          <w:szCs w:val="24"/>
+          <w:lang w:eastAsia="en-GB"/>
+        </w:rPr>
+        <w:t xml:space="preserve"> </w:t>
+      </w:r>
+      <w:r>
+        <w:rPr>
+          <w:rFonts w:eastAsia="Times New Roman" w:cs="Times New Roman"/>
+          <w:szCs w:val="24"/>
+          <w:lang w:eastAsia="en-GB"/>
+        </w:rPr>
+        <w:t xml:space="preserve">timer: </w:t>
       </w:r>
     </w:p>
     <w:p>
@@ -3065,7 +4439,57 @@
           <w:szCs w:val="24"/>
           <w:lang w:eastAsia="en-GB"/>
         </w:rPr>
-        <w:t>Then, in the start function</w:t>
+        <w:t xml:space="preserve">Then, in the </w:t>
+      </w:r>
+      <w:proofErr w:type="gramStart"/>
+      <w:r>
+        <w:rPr>
+          <w:rFonts w:eastAsia="Times New Roman" w:cs="Times New Roman"/>
+          <w:b/>
+          <w:bCs/>
+          <w:szCs w:val="24"/>
+          <w:lang w:eastAsia="en-GB"/>
+        </w:rPr>
+        <w:t>S</w:t>
+      </w:r>
+      <w:r>
+        <w:rPr>
+          <w:rFonts w:eastAsia="Times New Roman" w:cs="Times New Roman"/>
+          <w:b/>
+          <w:bCs/>
+          <w:szCs w:val="24"/>
+          <w:lang w:eastAsia="en-GB"/>
+        </w:rPr>
+        <w:t>tart</w:t>
+      </w:r>
+      <w:r>
+        <w:rPr>
+          <w:rFonts w:eastAsia="Times New Roman" w:cs="Times New Roman"/>
+          <w:b/>
+          <w:bCs/>
+          <w:szCs w:val="24"/>
+          <w:lang w:eastAsia="en-GB"/>
+        </w:rPr>
+        <w:t>(</w:t>
+      </w:r>
+      <w:proofErr w:type="gramEnd"/>
+      <w:r>
+        <w:rPr>
+          <w:rFonts w:eastAsia="Times New Roman" w:cs="Times New Roman"/>
+          <w:b/>
+          <w:bCs/>
+          <w:szCs w:val="24"/>
+          <w:lang w:eastAsia="en-GB"/>
+        </w:rPr>
+        <w:t>)</w:t>
+      </w:r>
+      <w:r>
+        <w:rPr>
+          <w:rFonts w:eastAsia="Times New Roman" w:cs="Times New Roman"/>
+          <w:szCs w:val="24"/>
+          <w:lang w:eastAsia="en-GB"/>
+        </w:rPr>
+        <w:t xml:space="preserve"> function</w:t>
       </w:r>
       <w:r>
         <w:rPr>
@@ -3121,8 +4545,19 @@
           <w:szCs w:val="20"/>
           <w:lang w:eastAsia="en-GB"/>
         </w:rPr>
-        <w:t> + ((</w:t>
-      </w:r>
+        <w:t> </w:t>
+      </w:r>
+      <w:proofErr w:type="gramStart"/>
+      <w:r>
+        <w:rPr>
+          <w:rFonts w:asciiTheme="minorHAnsi" w:hAnsiTheme="minorHAnsi" w:cstheme="minorHAnsi"/>
+          <w:sz w:val="20"/>
+          <w:szCs w:val="20"/>
+          <w:lang w:eastAsia="en-GB"/>
+        </w:rPr>
+        <w:t>+ ((</w:t>
+      </w:r>
+      <w:proofErr w:type="gramEnd"/>
       <w:r>
         <w:rPr>
           <w:rFonts w:asciiTheme="minorHAnsi" w:hAnsiTheme="minorHAnsi" w:cstheme="minorHAnsi"/>
@@ -3140,7 +4575,27 @@
           <w:szCs w:val="20"/>
           <w:lang w:eastAsia="en-GB"/>
         </w:rPr>
-        <w:t>)timeLeft).ToString ();</w:t>
+        <w:t>)timeLeft</w:t>
+      </w:r>
+      <w:proofErr w:type="gramStart"/>
+      <w:r>
+        <w:rPr>
+          <w:rFonts w:asciiTheme="minorHAnsi" w:hAnsiTheme="minorHAnsi" w:cstheme="minorHAnsi"/>
+          <w:sz w:val="20"/>
+          <w:szCs w:val="20"/>
+          <w:lang w:eastAsia="en-GB"/>
+        </w:rPr>
+        <w:t>).ToString</w:t>
+      </w:r>
+      <w:proofErr w:type="gramEnd"/>
+      <w:r>
+        <w:rPr>
+          <w:rFonts w:asciiTheme="minorHAnsi" w:hAnsiTheme="minorHAnsi" w:cstheme="minorHAnsi"/>
+          <w:sz w:val="20"/>
+          <w:szCs w:val="20"/>
+          <w:lang w:eastAsia="en-GB"/>
+        </w:rPr>
+        <w:t> ();</w:t>
       </w:r>
     </w:p>
     <w:p>
@@ -3175,8 +4630,276 @@
           <w:szCs w:val="24"/>
           <w:lang w:eastAsia="en-GB"/>
         </w:rPr>
-        <w:t>Finally, inside the update function, decrease the time left and as done in start print the time, this will have to be casted to integer or it will not appear on screen (it will appear too fast and we won’t be able to see it).</w:t>
-      </w:r>
+        <w:t xml:space="preserve">Finally, inside the </w:t>
+      </w:r>
+      <w:proofErr w:type="gramStart"/>
+      <w:r>
+        <w:rPr>
+          <w:rFonts w:eastAsia="Times New Roman" w:cs="Times New Roman"/>
+          <w:b/>
+          <w:bCs/>
+          <w:szCs w:val="24"/>
+          <w:lang w:eastAsia="en-GB"/>
+        </w:rPr>
+        <w:t>U</w:t>
+      </w:r>
+      <w:r>
+        <w:rPr>
+          <w:rFonts w:eastAsia="Times New Roman" w:cs="Times New Roman"/>
+          <w:b/>
+          <w:bCs/>
+          <w:szCs w:val="24"/>
+          <w:lang w:eastAsia="en-GB"/>
+        </w:rPr>
+        <w:t>pdate</w:t>
+      </w:r>
+      <w:r>
+        <w:rPr>
+          <w:rFonts w:eastAsia="Times New Roman" w:cs="Times New Roman"/>
+          <w:b/>
+          <w:bCs/>
+          <w:szCs w:val="24"/>
+          <w:lang w:eastAsia="en-GB"/>
+        </w:rPr>
+        <w:t>(</w:t>
+      </w:r>
+      <w:proofErr w:type="gramEnd"/>
+      <w:r>
+        <w:rPr>
+          <w:rFonts w:eastAsia="Times New Roman" w:cs="Times New Roman"/>
+          <w:b/>
+          <w:bCs/>
+          <w:szCs w:val="24"/>
+          <w:lang w:eastAsia="en-GB"/>
+        </w:rPr>
+        <w:t>)</w:t>
+      </w:r>
+      <w:r>
+        <w:rPr>
+          <w:rFonts w:eastAsia="Times New Roman" w:cs="Times New Roman"/>
+          <w:szCs w:val="24"/>
+          <w:lang w:eastAsia="en-GB"/>
+        </w:rPr>
+        <w:t xml:space="preserve"> function, decrease the time </w:t>
+      </w:r>
+      <w:r>
+        <w:rPr>
+          <w:rFonts w:eastAsia="Times New Roman" w:cs="Times New Roman"/>
+          <w:szCs w:val="24"/>
+          <w:lang w:eastAsia="en-GB"/>
+        </w:rPr>
+        <w:t>remaining</w:t>
+      </w:r>
+      <w:r>
+        <w:rPr>
+          <w:rFonts w:eastAsia="Times New Roman" w:cs="Times New Roman"/>
+          <w:szCs w:val="24"/>
+          <w:lang w:eastAsia="en-GB"/>
+        </w:rPr>
+        <w:t xml:space="preserve"> and</w:t>
+      </w:r>
+      <w:r>
+        <w:rPr>
+          <w:rFonts w:eastAsia="Times New Roman" w:cs="Times New Roman"/>
+          <w:szCs w:val="24"/>
+          <w:lang w:eastAsia="en-GB"/>
+        </w:rPr>
+        <w:t>,</w:t>
+      </w:r>
+      <w:r>
+        <w:rPr>
+          <w:rFonts w:eastAsia="Times New Roman" w:cs="Times New Roman"/>
+          <w:szCs w:val="24"/>
+          <w:lang w:eastAsia="en-GB"/>
+        </w:rPr>
+        <w:t xml:space="preserve"> as done in </w:t>
+      </w:r>
+      <w:r>
+        <w:rPr>
+          <w:rFonts w:eastAsia="Times New Roman" w:cs="Times New Roman"/>
+          <w:szCs w:val="24"/>
+          <w:lang w:eastAsia="en-GB"/>
+        </w:rPr>
+        <w:t xml:space="preserve">the </w:t>
+      </w:r>
+      <w:proofErr w:type="gramStart"/>
+      <w:r>
+        <w:rPr>
+          <w:rFonts w:eastAsia="Times New Roman" w:cs="Times New Roman"/>
+          <w:b/>
+          <w:bCs/>
+          <w:szCs w:val="24"/>
+          <w:lang w:eastAsia="en-GB"/>
+        </w:rPr>
+        <w:t>S</w:t>
+      </w:r>
+      <w:r>
+        <w:rPr>
+          <w:rFonts w:eastAsia="Times New Roman" w:cs="Times New Roman"/>
+          <w:b/>
+          <w:bCs/>
+          <w:szCs w:val="24"/>
+          <w:lang w:eastAsia="en-GB"/>
+        </w:rPr>
+        <w:t>tart</w:t>
+      </w:r>
+      <w:r>
+        <w:rPr>
+          <w:rFonts w:eastAsia="Times New Roman" w:cs="Times New Roman"/>
+          <w:b/>
+          <w:bCs/>
+          <w:szCs w:val="24"/>
+          <w:lang w:eastAsia="en-GB"/>
+        </w:rPr>
+        <w:t>(</w:t>
+      </w:r>
+      <w:proofErr w:type="gramEnd"/>
+      <w:r>
+        <w:rPr>
+          <w:rFonts w:eastAsia="Times New Roman" w:cs="Times New Roman"/>
+          <w:b/>
+          <w:bCs/>
+          <w:szCs w:val="24"/>
+          <w:lang w:eastAsia="en-GB"/>
+        </w:rPr>
+        <w:t>)</w:t>
+      </w:r>
+      <w:r>
+        <w:rPr>
+          <w:rFonts w:eastAsia="Times New Roman" w:cs="Times New Roman"/>
+          <w:szCs w:val="24"/>
+          <w:lang w:eastAsia="en-GB"/>
+        </w:rPr>
+        <w:t xml:space="preserve"> function, display </w:t>
+      </w:r>
+      <w:r>
+        <w:rPr>
+          <w:rFonts w:eastAsia="Times New Roman" w:cs="Times New Roman"/>
+          <w:szCs w:val="24"/>
+          <w:lang w:eastAsia="en-GB"/>
+        </w:rPr>
+        <w:t>the time</w:t>
+      </w:r>
+      <w:r>
+        <w:rPr>
+          <w:rFonts w:eastAsia="Times New Roman" w:cs="Times New Roman"/>
+          <w:szCs w:val="24"/>
+          <w:lang w:eastAsia="en-GB"/>
+        </w:rPr>
+        <w:t>. T</w:t>
+      </w:r>
+      <w:r>
+        <w:rPr>
+          <w:rFonts w:eastAsia="Times New Roman" w:cs="Times New Roman"/>
+          <w:szCs w:val="24"/>
+          <w:lang w:eastAsia="en-GB"/>
+        </w:rPr>
+        <w:t>his will have to be cast</w:t>
+      </w:r>
+      <w:r>
+        <w:rPr>
+          <w:rFonts w:eastAsia="Times New Roman" w:cs="Times New Roman"/>
+          <w:szCs w:val="24"/>
+          <w:lang w:eastAsia="en-GB"/>
+        </w:rPr>
+        <w:t xml:space="preserve"> </w:t>
+      </w:r>
+      <w:r>
+        <w:rPr>
+          <w:rFonts w:eastAsia="Times New Roman" w:cs="Times New Roman"/>
+          <w:szCs w:val="24"/>
+          <w:lang w:eastAsia="en-GB"/>
+        </w:rPr>
+        <w:t>to</w:t>
+      </w:r>
+      <w:r>
+        <w:rPr>
+          <w:rFonts w:eastAsia="Times New Roman" w:cs="Times New Roman"/>
+          <w:szCs w:val="24"/>
+          <w:lang w:eastAsia="en-GB"/>
+        </w:rPr>
+        <w:t xml:space="preserve"> an</w:t>
+      </w:r>
+      <w:r>
+        <w:rPr>
+          <w:rFonts w:eastAsia="Times New Roman" w:cs="Times New Roman"/>
+          <w:szCs w:val="24"/>
+          <w:lang w:eastAsia="en-GB"/>
+        </w:rPr>
+        <w:t xml:space="preserve"> integer</w:t>
+      </w:r>
+      <w:r>
+        <w:rPr>
+          <w:rFonts w:eastAsia="Times New Roman" w:cs="Times New Roman"/>
+          <w:szCs w:val="24"/>
+          <w:lang w:eastAsia="en-GB"/>
+        </w:rPr>
+        <w:t>,</w:t>
+      </w:r>
+      <w:r>
+        <w:rPr>
+          <w:rFonts w:eastAsia="Times New Roman" w:cs="Times New Roman"/>
+          <w:szCs w:val="24"/>
+          <w:lang w:eastAsia="en-GB"/>
+        </w:rPr>
+        <w:t xml:space="preserve"> o</w:t>
+      </w:r>
+      <w:r>
+        <w:rPr>
+          <w:rFonts w:eastAsia="Times New Roman" w:cs="Times New Roman"/>
+          <w:szCs w:val="24"/>
+          <w:lang w:eastAsia="en-GB"/>
+        </w:rPr>
+        <w:t>therwise</w:t>
+      </w:r>
+      <w:r>
+        <w:rPr>
+          <w:rFonts w:eastAsia="Times New Roman" w:cs="Times New Roman"/>
+          <w:szCs w:val="24"/>
+          <w:lang w:eastAsia="en-GB"/>
+        </w:rPr>
+        <w:t xml:space="preserve"> it will not appear </w:t>
+      </w:r>
+      <w:r>
+        <w:rPr>
+          <w:rFonts w:eastAsia="Times New Roman" w:cs="Times New Roman"/>
+          <w:szCs w:val="24"/>
+          <w:lang w:eastAsia="en-GB"/>
+        </w:rPr>
+        <w:t xml:space="preserve">correctly </w:t>
+      </w:r>
+      <w:r>
+        <w:rPr>
+          <w:rFonts w:eastAsia="Times New Roman" w:cs="Times New Roman"/>
+          <w:szCs w:val="24"/>
+          <w:lang w:eastAsia="en-GB"/>
+        </w:rPr>
+        <w:t>on screen</w:t>
+      </w:r>
+      <w:r>
+        <w:rPr>
+          <w:rFonts w:eastAsia="Times New Roman" w:cs="Times New Roman"/>
+          <w:szCs w:val="24"/>
+          <w:lang w:eastAsia="en-GB"/>
+        </w:rPr>
+        <w:t>. It will update too quickly for us to see it clearly.</w:t>
+      </w:r>
+    </w:p>
+    <w:p>
+      <w:pPr>
+        <w:pStyle w:val="ListParagraph"/>
+        <w:numPr>
+          <w:ilvl w:val="0"/>
+          <w:numId w:val="35"/>
+        </w:numPr>
+        <w:spacing w:after="0" w:line="240" w:lineRule="auto"/>
+        <w:jc w:val="both"/>
+        <w:rPr>
+          <w:rFonts w:eastAsia="Times New Roman" w:cs="Times New Roman"/>
+          <w:szCs w:val="24"/>
+          <w:lang w:eastAsia="en-GB"/>
+        </w:rPr>
+      </w:pPr>
     </w:p>
     <w:p>
       <w:pPr>
@@ -3291,7 +5014,75 @@
           <w:szCs w:val="24"/>
           <w:lang w:eastAsia="en-GB"/>
         </w:rPr>
-        <w:t>” and attach it to the ScoringOnCollision script from the target element inspector. Make sure the text is in a visible position, place it as done for the count text.</w:t>
+        <w:t xml:space="preserve">” and attach it to the </w:t>
+      </w:r>
+      <w:r>
+        <w:rPr>
+          <w:rFonts w:eastAsia="Times New Roman" w:cs="Times New Roman"/>
+          <w:b/>
+          <w:bCs/>
+          <w:szCs w:val="24"/>
+          <w:lang w:eastAsia="en-GB"/>
+        </w:rPr>
+        <w:t>ScoringOnCollision</w:t>
+      </w:r>
+      <w:r>
+        <w:rPr>
+          <w:rFonts w:eastAsia="Times New Roman" w:cs="Times New Roman"/>
+          <w:szCs w:val="24"/>
+          <w:lang w:eastAsia="en-GB"/>
+        </w:rPr>
+        <w:t xml:space="preserve"> script from the target element </w:t>
+      </w:r>
+      <w:r>
+        <w:rPr>
+          <w:rFonts w:eastAsia="Times New Roman" w:cs="Times New Roman"/>
+          <w:szCs w:val="24"/>
+          <w:lang w:eastAsia="en-GB"/>
+        </w:rPr>
+        <w:t>I</w:t>
+      </w:r>
+      <w:r>
+        <w:rPr>
+          <w:rFonts w:eastAsia="Times New Roman" w:cs="Times New Roman"/>
+          <w:szCs w:val="24"/>
+          <w:lang w:eastAsia="en-GB"/>
+        </w:rPr>
+        <w:t>nspector. Make sure the text is in a visible position, plac</w:t>
+      </w:r>
+      <w:r>
+        <w:rPr>
+          <w:rFonts w:eastAsia="Times New Roman" w:cs="Times New Roman"/>
+          <w:szCs w:val="24"/>
+          <w:lang w:eastAsia="en-GB"/>
+        </w:rPr>
+        <w:t>ing</w:t>
+      </w:r>
+      <w:r>
+        <w:rPr>
+          <w:rFonts w:eastAsia="Times New Roman" w:cs="Times New Roman"/>
+          <w:szCs w:val="24"/>
+          <w:lang w:eastAsia="en-GB"/>
+        </w:rPr>
+        <w:t xml:space="preserve"> it </w:t>
+      </w:r>
+      <w:proofErr w:type="spellStart"/>
+      <w:r>
+        <w:rPr>
+          <w:rFonts w:eastAsia="Times New Roman" w:cs="Times New Roman"/>
+          <w:szCs w:val="24"/>
+          <w:lang w:eastAsia="en-GB"/>
+        </w:rPr>
+        <w:t>as</w:t>
+      </w:r>
+      <w:proofErr w:type="spellEnd"/>
+      <w:r>
+        <w:rPr>
+          <w:rFonts w:eastAsia="Times New Roman" w:cs="Times New Roman"/>
+          <w:szCs w:val="24"/>
+          <w:lang w:eastAsia="en-GB"/>
+        </w:rPr>
+        <w:t xml:space="preserve"> done for the count text.</w:t>
       </w:r>
     </w:p>
     <w:p>
@@ -3330,7 +5121,47 @@
           <w:szCs w:val="24"/>
           <w:lang w:eastAsia="en-GB"/>
         </w:rPr>
-        <w:t>we should see the time display on screen! It should stop when zero is reached!</w:t>
+        <w:t>we should see the time display</w:t>
+      </w:r>
+      <w:r>
+        <w:rPr>
+          <w:rFonts w:eastAsia="Times New Roman" w:cs="Times New Roman"/>
+          <w:szCs w:val="24"/>
+          <w:lang w:eastAsia="en-GB"/>
+        </w:rPr>
+        <w:t>ed</w:t>
+      </w:r>
+      <w:r>
+        <w:rPr>
+          <w:rFonts w:eastAsia="Times New Roman" w:cs="Times New Roman"/>
+          <w:szCs w:val="24"/>
+          <w:lang w:eastAsia="en-GB"/>
+        </w:rPr>
+        <w:t xml:space="preserve"> on screen</w:t>
+      </w:r>
+      <w:r>
+        <w:rPr>
+          <w:rFonts w:eastAsia="Times New Roman" w:cs="Times New Roman"/>
+          <w:szCs w:val="24"/>
+          <w:lang w:eastAsia="en-GB"/>
+        </w:rPr>
+        <w:t>.</w:t>
+      </w:r>
+      <w:r>
+        <w:rPr>
+          <w:rFonts w:eastAsia="Times New Roman" w:cs="Times New Roman"/>
+          <w:szCs w:val="24"/>
+          <w:lang w:eastAsia="en-GB"/>
+        </w:rPr>
+        <w:t xml:space="preserve"> It should stop when zero is reached</w:t>
+      </w:r>
+      <w:r>
+        <w:rPr>
+          <w:rFonts w:eastAsia="Times New Roman" w:cs="Times New Roman"/>
+          <w:szCs w:val="24"/>
+          <w:lang w:eastAsia="en-GB"/>
+        </w:rPr>
+        <w:t>.</w:t>
       </w:r>
     </w:p>
     <w:p>
@@ -3383,7 +5214,23 @@
           <w:szCs w:val="24"/>
           <w:lang w:eastAsia="en-GB"/>
         </w:rPr>
-        <w:t xml:space="preserve">The next step is to make sure that if the time ends before the user has won the game, the game stops and the user is informed that </w:t>
+        <w:t xml:space="preserve">The next step is to make sure that if the time </w:t>
+      </w:r>
+      <w:r>
+        <w:rPr>
+          <w:rFonts w:eastAsia="Times New Roman" w:cs="Times New Roman"/>
+          <w:szCs w:val="24"/>
+          <w:lang w:eastAsia="en-GB"/>
+        </w:rPr>
+        <w:t>runs out before</w:t>
+      </w:r>
+      <w:r>
+        <w:rPr>
+          <w:rFonts w:eastAsia="Times New Roman" w:cs="Times New Roman"/>
+          <w:szCs w:val="24"/>
+          <w:lang w:eastAsia="en-GB"/>
+        </w:rPr>
+        <w:t xml:space="preserve"> the user has won the game, the game stops and the user is informed that </w:t>
       </w:r>
       <w:r>
         <w:rPr>
@@ -3441,7 +5288,17 @@
           <w:szCs w:val="24"/>
           <w:lang w:eastAsia="en-GB"/>
         </w:rPr>
-        <w:t xml:space="preserve"> a text UI element, name it GameOver</w:t>
+        <w:t xml:space="preserve"> a text UI element, name it </w:t>
+      </w:r>
+      <w:r>
+        <w:rPr>
+          <w:rFonts w:eastAsia="Times New Roman" w:cs="Times New Roman"/>
+          <w:b/>
+          <w:bCs/>
+          <w:szCs w:val="24"/>
+          <w:lang w:eastAsia="en-GB"/>
+        </w:rPr>
+        <w:t>GameOver</w:t>
       </w:r>
       <w:r>
         <w:rPr>
@@ -3505,7 +5362,119 @@
           <w:szCs w:val="24"/>
           <w:lang w:eastAsia="en-GB"/>
         </w:rPr>
-        <w:t xml:space="preserve">ead back to our code and add a public Text variable, save this and drag the text UI element GameOver from the hierarchy panel to the field of the script attached the to target. Press </w:t>
+        <w:t>ead back to our code and add a public Text variable</w:t>
+      </w:r>
+      <w:r>
+        <w:rPr>
+          <w:rFonts w:eastAsia="Times New Roman" w:cs="Times New Roman"/>
+          <w:szCs w:val="24"/>
+          <w:lang w:eastAsia="en-GB"/>
+        </w:rPr>
+        <w:t>.</w:t>
+      </w:r>
+      <w:r>
+        <w:rPr>
+          <w:rFonts w:eastAsia="Times New Roman" w:cs="Times New Roman"/>
+          <w:szCs w:val="24"/>
+          <w:lang w:eastAsia="en-GB"/>
+        </w:rPr>
+        <w:t xml:space="preserve"> </w:t>
+      </w:r>
+      <w:r>
+        <w:rPr>
+          <w:rFonts w:eastAsia="Times New Roman" w:cs="Times New Roman"/>
+          <w:szCs w:val="24"/>
+          <w:lang w:eastAsia="en-GB"/>
+        </w:rPr>
+        <w:t>S</w:t>
+      </w:r>
+      <w:r>
+        <w:rPr>
+          <w:rFonts w:eastAsia="Times New Roman" w:cs="Times New Roman"/>
+          <w:szCs w:val="24"/>
+          <w:lang w:eastAsia="en-GB"/>
+        </w:rPr>
+        <w:t xml:space="preserve">ave this and drag the </w:t>
+      </w:r>
+      <w:proofErr w:type="spellStart"/>
+      <w:r>
+        <w:rPr>
+          <w:rFonts w:eastAsia="Times New Roman" w:cs="Times New Roman"/>
+          <w:b/>
+          <w:bCs/>
+          <w:szCs w:val="24"/>
+          <w:lang w:eastAsia="en-GB"/>
+        </w:rPr>
+        <w:t>GameOver</w:t>
+      </w:r>
+      <w:proofErr w:type="spellEnd"/>
+      <w:r>
+        <w:rPr>
+          <w:rFonts w:eastAsia="Times New Roman" w:cs="Times New Roman"/>
+          <w:szCs w:val="24"/>
+          <w:lang w:eastAsia="en-GB"/>
+        </w:rPr>
+        <w:t xml:space="preserve"> </w:t>
+      </w:r>
+      <w:r>
+        <w:rPr>
+          <w:rFonts w:eastAsia="Times New Roman" w:cs="Times New Roman"/>
+          <w:szCs w:val="24"/>
+          <w:lang w:eastAsia="en-GB"/>
+        </w:rPr>
+        <w:t xml:space="preserve">text UI element </w:t>
+      </w:r>
+      <w:r>
+        <w:rPr>
+          <w:rFonts w:eastAsia="Times New Roman" w:cs="Times New Roman"/>
+          <w:szCs w:val="24"/>
+          <w:lang w:eastAsia="en-GB"/>
+        </w:rPr>
+        <w:t xml:space="preserve">from the </w:t>
+      </w:r>
+      <w:r>
+        <w:rPr>
+          <w:rFonts w:eastAsia="Times New Roman" w:cs="Times New Roman"/>
+          <w:b/>
+          <w:bCs/>
+          <w:szCs w:val="24"/>
+          <w:lang w:eastAsia="en-GB"/>
+        </w:rPr>
+        <w:t>H</w:t>
+      </w:r>
+      <w:r>
+        <w:rPr>
+          <w:rFonts w:eastAsia="Times New Roman" w:cs="Times New Roman"/>
+          <w:b/>
+          <w:bCs/>
+          <w:szCs w:val="24"/>
+          <w:lang w:eastAsia="en-GB"/>
+        </w:rPr>
+        <w:t>ierarchy</w:t>
+      </w:r>
+      <w:r>
+        <w:rPr>
+          <w:rFonts w:eastAsia="Times New Roman" w:cs="Times New Roman"/>
+          <w:szCs w:val="24"/>
+          <w:lang w:eastAsia="en-GB"/>
+        </w:rPr>
+        <w:t xml:space="preserve"> panel to the field of the script attached to</w:t>
+      </w:r>
+      <w:r>
+        <w:rPr>
+          <w:rFonts w:eastAsia="Times New Roman" w:cs="Times New Roman"/>
+          <w:szCs w:val="24"/>
+          <w:lang w:eastAsia="en-GB"/>
+        </w:rPr>
+        <w:t xml:space="preserve"> the</w:t>
+      </w:r>
+      <w:r>
+        <w:rPr>
+          <w:rFonts w:eastAsia="Times New Roman" w:cs="Times New Roman"/>
+          <w:szCs w:val="24"/>
+          <w:lang w:eastAsia="en-GB"/>
+        </w:rPr>
+        <w:t xml:space="preserve"> target. Press </w:t>
       </w:r>
       <w:r>
         <w:rPr>
@@ -3563,23 +5532,62 @@
         </w:rPr>
         <w:t xml:space="preserve">Set the text to be empty in the </w:t>
       </w:r>
-      <w:r>
-        <w:rPr>
-          <w:rFonts w:eastAsia="Times New Roman" w:cs="Times New Roman"/>
-          <w:i/>
-          <w:iCs/>
-          <w:szCs w:val="24"/>
-          <w:lang w:eastAsia="en-GB"/>
-        </w:rPr>
-        <w:t>start()</w:t>
-      </w:r>
-      <w:r>
-        <w:rPr>
-          <w:rFonts w:eastAsia="Times New Roman" w:cs="Times New Roman"/>
-          <w:szCs w:val="24"/>
-          <w:lang w:eastAsia="en-GB"/>
-        </w:rPr>
-        <w:t xml:space="preserve"> function</w:t>
+      <w:proofErr w:type="gramStart"/>
+      <w:r>
+        <w:rPr>
+          <w:rFonts w:eastAsia="Times New Roman" w:cs="Times New Roman"/>
+          <w:b/>
+          <w:bCs/>
+          <w:szCs w:val="24"/>
+          <w:lang w:eastAsia="en-GB"/>
+        </w:rPr>
+        <w:t>S</w:t>
+      </w:r>
+      <w:r>
+        <w:rPr>
+          <w:rFonts w:eastAsia="Times New Roman" w:cs="Times New Roman"/>
+          <w:b/>
+          <w:bCs/>
+          <w:szCs w:val="24"/>
+          <w:lang w:eastAsia="en-GB"/>
+        </w:rPr>
+        <w:t>tart(</w:t>
+      </w:r>
+      <w:proofErr w:type="gramEnd"/>
+      <w:r>
+        <w:rPr>
+          <w:rFonts w:eastAsia="Times New Roman" w:cs="Times New Roman"/>
+          <w:b/>
+          <w:bCs/>
+          <w:szCs w:val="24"/>
+          <w:lang w:eastAsia="en-GB"/>
+        </w:rPr>
+        <w:t>)</w:t>
+      </w:r>
+      <w:r>
+        <w:rPr>
+          <w:rFonts w:eastAsia="Times New Roman" w:cs="Times New Roman"/>
+          <w:szCs w:val="24"/>
+          <w:lang w:eastAsia="en-GB"/>
+        </w:rPr>
+        <w:t xml:space="preserve"> </w:t>
+      </w:r>
+      <w:proofErr w:type="gramStart"/>
+      <w:r>
+        <w:rPr>
+          <w:rFonts w:eastAsia="Times New Roman" w:cs="Times New Roman"/>
+          <w:szCs w:val="24"/>
+          <w:lang w:eastAsia="en-GB"/>
+        </w:rPr>
+        <w:t>function</w:t>
+      </w:r>
+      <w:r>
+        <w:rPr>
+          <w:rFonts w:eastAsia="Times New Roman" w:cs="Times New Roman"/>
+          <w:szCs w:val="24"/>
+          <w:lang w:eastAsia="en-GB"/>
+        </w:rPr>
+        <w:t>,</w:t>
       </w:r>
       <w:r>
         <w:rPr>
@@ -3589,6 +5597,7 @@
         </w:rPr>
         <w:t xml:space="preserve"> and</w:t>
       </w:r>
+      <w:proofErr w:type="gramEnd"/>
       <w:r>
         <w:rPr>
           <w:rFonts w:eastAsia="Times New Roman" w:cs="Times New Roman"/>
@@ -3619,7 +5628,105 @@
           <w:szCs w:val="24"/>
           <w:lang w:eastAsia="en-GB"/>
         </w:rPr>
-        <w:t>In the update function, create some code that will check to see if the time is smaller than 0, and if so</w:t>
+        <w:t xml:space="preserve">In the </w:t>
+      </w:r>
+      <w:proofErr w:type="gramStart"/>
+      <w:r>
+        <w:rPr>
+          <w:rFonts w:eastAsia="Times New Roman" w:cs="Times New Roman"/>
+          <w:b/>
+          <w:bCs/>
+          <w:szCs w:val="24"/>
+          <w:lang w:eastAsia="en-GB"/>
+        </w:rPr>
+        <w:t>U</w:t>
+      </w:r>
+      <w:r>
+        <w:rPr>
+          <w:rFonts w:eastAsia="Times New Roman" w:cs="Times New Roman"/>
+          <w:b/>
+          <w:bCs/>
+          <w:szCs w:val="24"/>
+          <w:lang w:eastAsia="en-GB"/>
+        </w:rPr>
+        <w:t>pdate</w:t>
+      </w:r>
+      <w:r>
+        <w:rPr>
+          <w:rFonts w:eastAsia="Times New Roman" w:cs="Times New Roman"/>
+          <w:b/>
+          <w:bCs/>
+          <w:szCs w:val="24"/>
+          <w:lang w:eastAsia="en-GB"/>
+        </w:rPr>
+        <w:t>(</w:t>
+      </w:r>
+      <w:proofErr w:type="gramEnd"/>
+      <w:r>
+        <w:rPr>
+          <w:rFonts w:eastAsia="Times New Roman" w:cs="Times New Roman"/>
+          <w:b/>
+          <w:bCs/>
+          <w:szCs w:val="24"/>
+          <w:lang w:eastAsia="en-GB"/>
+        </w:rPr>
+        <w:t>)</w:t>
+      </w:r>
+      <w:r>
+        <w:rPr>
+          <w:rFonts w:eastAsia="Times New Roman" w:cs="Times New Roman"/>
+          <w:szCs w:val="24"/>
+          <w:lang w:eastAsia="en-GB"/>
+        </w:rPr>
+        <w:t xml:space="preserve"> function, create some code that check</w:t>
+      </w:r>
+      <w:r>
+        <w:rPr>
+          <w:rFonts w:eastAsia="Times New Roman" w:cs="Times New Roman"/>
+          <w:szCs w:val="24"/>
+          <w:lang w:eastAsia="en-GB"/>
+        </w:rPr>
+        <w:t>s</w:t>
+      </w:r>
+      <w:r>
+        <w:rPr>
+          <w:rFonts w:eastAsia="Times New Roman" w:cs="Times New Roman"/>
+          <w:szCs w:val="24"/>
+          <w:lang w:eastAsia="en-GB"/>
+        </w:rPr>
+        <w:t xml:space="preserve"> to see </w:t>
+      </w:r>
+      <w:r>
+        <w:rPr>
+          <w:rFonts w:eastAsia="Times New Roman" w:cs="Times New Roman"/>
+          <w:szCs w:val="24"/>
+          <w:lang w:eastAsia="en-GB"/>
+        </w:rPr>
+        <w:t>whether</w:t>
+      </w:r>
+      <w:r>
+        <w:rPr>
+          <w:rFonts w:eastAsia="Times New Roman" w:cs="Times New Roman"/>
+          <w:szCs w:val="24"/>
+          <w:lang w:eastAsia="en-GB"/>
+        </w:rPr>
+        <w:t xml:space="preserve"> the time is </w:t>
+      </w:r>
+      <w:r>
+        <w:rPr>
+          <w:rFonts w:eastAsia="Times New Roman" w:cs="Times New Roman"/>
+          <w:szCs w:val="24"/>
+          <w:lang w:eastAsia="en-GB"/>
+        </w:rPr>
+        <w:t xml:space="preserve">less </w:t>
+      </w:r>
+      <w:r>
+        <w:rPr>
+          <w:rFonts w:eastAsia="Times New Roman" w:cs="Times New Roman"/>
+          <w:szCs w:val="24"/>
+          <w:lang w:eastAsia="en-GB"/>
+        </w:rPr>
+        <w:t>than 0, and if so</w:t>
       </w:r>
       <w:r>
         <w:rPr>
@@ -3635,13 +5742,27 @@
           <w:szCs w:val="24"/>
           <w:lang w:eastAsia="en-GB"/>
         </w:rPr>
-        <w:t xml:space="preserve"> call the </w:t>
-      </w:r>
-      <w:r>
-        <w:rPr>
-          <w:rFonts w:eastAsia="Times New Roman" w:cs="Times New Roman"/>
-          <w:i/>
-          <w:iCs/>
+        <w:t xml:space="preserve"> call</w:t>
+      </w:r>
+      <w:r>
+        <w:rPr>
+          <w:rFonts w:eastAsia="Times New Roman" w:cs="Times New Roman"/>
+          <w:szCs w:val="24"/>
+          <w:lang w:eastAsia="en-GB"/>
+        </w:rPr>
+        <w:t>s</w:t>
+      </w:r>
+      <w:r>
+        <w:rPr>
+          <w:rFonts w:eastAsia="Times New Roman" w:cs="Times New Roman"/>
+          <w:szCs w:val="24"/>
+          <w:lang w:eastAsia="en-GB"/>
+        </w:rPr>
+        <w:t xml:space="preserve"> the </w:t>
+      </w:r>
+      <w:r>
+        <w:rPr>
+          <w:rFonts w:eastAsia="Times New Roman" w:cs="Times New Roman"/>
           <w:szCs w:val="24"/>
           <w:lang w:eastAsia="en-GB"/>
         </w:rPr>
@@ -3730,80 +5851,124 @@
       <w:r>
         <w:rPr>
           <w:rFonts w:eastAsia="Times New Roman" w:cs="Times New Roman"/>
+          <w:b/>
+          <w:bCs/>
+          <w:szCs w:val="24"/>
+          <w:lang w:eastAsia="en-GB"/>
+        </w:rPr>
+        <w:t>endgame</w:t>
+      </w:r>
+      <w:r>
+        <w:rPr>
+          <w:rFonts w:eastAsia="Times New Roman" w:cs="Times New Roman"/>
+          <w:szCs w:val="24"/>
+          <w:lang w:eastAsia="en-GB"/>
+        </w:rPr>
+        <w:t xml:space="preserve">. Initialize the variable to </w:t>
+      </w:r>
+      <w:r>
+        <w:rPr>
+          <w:rFonts w:eastAsia="Times New Roman" w:cs="Times New Roman"/>
+          <w:b/>
+          <w:bCs/>
+          <w:szCs w:val="24"/>
+          <w:lang w:eastAsia="en-GB"/>
+        </w:rPr>
+        <w:t>false</w:t>
+      </w:r>
+      <w:r>
+        <w:rPr>
+          <w:rFonts w:eastAsia="Times New Roman" w:cs="Times New Roman"/>
+          <w:szCs w:val="24"/>
+          <w:lang w:eastAsia="en-GB"/>
+        </w:rPr>
+        <w:t xml:space="preserve"> in the </w:t>
+      </w:r>
+      <w:proofErr w:type="gramStart"/>
+      <w:r>
+        <w:rPr>
+          <w:rFonts w:eastAsia="Times New Roman" w:cs="Times New Roman"/>
+          <w:b/>
+          <w:bCs/>
+          <w:szCs w:val="24"/>
+          <w:lang w:eastAsia="en-GB"/>
+        </w:rPr>
+        <w:t>S</w:t>
+      </w:r>
+      <w:r>
+        <w:rPr>
+          <w:rFonts w:eastAsia="Times New Roman" w:cs="Times New Roman"/>
+          <w:b/>
+          <w:bCs/>
+          <w:szCs w:val="24"/>
+          <w:lang w:eastAsia="en-GB"/>
+        </w:rPr>
+        <w:t>tart(</w:t>
+      </w:r>
+      <w:proofErr w:type="gramEnd"/>
+      <w:r>
+        <w:rPr>
+          <w:rFonts w:eastAsia="Times New Roman" w:cs="Times New Roman"/>
+          <w:b/>
+          <w:bCs/>
+          <w:szCs w:val="24"/>
+          <w:lang w:eastAsia="en-GB"/>
+        </w:rPr>
+        <w:t>)</w:t>
+      </w:r>
+      <w:r>
+        <w:rPr>
+          <w:rFonts w:eastAsia="Times New Roman" w:cs="Times New Roman"/>
+          <w:szCs w:val="24"/>
+          <w:lang w:eastAsia="en-GB"/>
+        </w:rPr>
+        <w:t xml:space="preserve"> function and set it to</w:t>
+      </w:r>
+      <w:r>
+        <w:rPr>
+          <w:rFonts w:eastAsia="Times New Roman" w:cs="Times New Roman"/>
           <w:i/>
           <w:iCs/>
           <w:szCs w:val="24"/>
           <w:lang w:eastAsia="en-GB"/>
         </w:rPr>
-        <w:t>endgame</w:t>
-      </w:r>
-      <w:r>
-        <w:rPr>
-          <w:rFonts w:eastAsia="Times New Roman" w:cs="Times New Roman"/>
-          <w:szCs w:val="24"/>
-          <w:lang w:eastAsia="en-GB"/>
-        </w:rPr>
-        <w:t xml:space="preserve">. Initialize the variable to </w:t>
-      </w:r>
-      <w:r>
-        <w:rPr>
-          <w:rFonts w:eastAsia="Times New Roman" w:cs="Times New Roman"/>
-          <w:i/>
-          <w:iCs/>
-          <w:szCs w:val="24"/>
-          <w:lang w:eastAsia="en-GB"/>
-        </w:rPr>
-        <w:t>false</w:t>
-      </w:r>
-      <w:r>
-        <w:rPr>
-          <w:rFonts w:eastAsia="Times New Roman" w:cs="Times New Roman"/>
-          <w:szCs w:val="24"/>
-          <w:lang w:eastAsia="en-GB"/>
-        </w:rPr>
-        <w:t xml:space="preserve"> in the </w:t>
-      </w:r>
-      <w:r>
-        <w:rPr>
-          <w:rFonts w:eastAsia="Times New Roman" w:cs="Times New Roman"/>
-          <w:i/>
-          <w:iCs/>
-          <w:szCs w:val="24"/>
-          <w:lang w:eastAsia="en-GB"/>
-        </w:rPr>
-        <w:t>start()</w:t>
-      </w:r>
-      <w:r>
-        <w:rPr>
-          <w:rFonts w:eastAsia="Times New Roman" w:cs="Times New Roman"/>
-          <w:szCs w:val="24"/>
-          <w:lang w:eastAsia="en-GB"/>
-        </w:rPr>
-        <w:t xml:space="preserve"> function and set it to</w:t>
-      </w:r>
-      <w:r>
-        <w:rPr>
-          <w:rFonts w:eastAsia="Times New Roman" w:cs="Times New Roman"/>
-          <w:i/>
-          <w:iCs/>
-          <w:szCs w:val="24"/>
-          <w:lang w:eastAsia="en-GB"/>
-        </w:rPr>
-        <w:t xml:space="preserve"> true</w:t>
-      </w:r>
-      <w:r>
-        <w:rPr>
-          <w:rFonts w:eastAsia="Times New Roman" w:cs="Times New Roman"/>
-          <w:szCs w:val="24"/>
-          <w:lang w:eastAsia="en-GB"/>
-        </w:rPr>
-        <w:t xml:space="preserve"> in our </w:t>
-      </w:r>
-      <w:r>
-        <w:rPr>
-          <w:rFonts w:eastAsia="Times New Roman" w:cs="Times New Roman"/>
-          <w:i/>
-          <w:iCs/>
+        <w:t xml:space="preserve"> </w:t>
+      </w:r>
+      <w:r>
+        <w:rPr>
+          <w:rFonts w:eastAsia="Times New Roman" w:cs="Times New Roman"/>
+          <w:szCs w:val="24"/>
+          <w:lang w:eastAsia="en-GB"/>
+        </w:rPr>
+        <w:t>true</w:t>
+      </w:r>
+      <w:r>
+        <w:rPr>
+          <w:rFonts w:eastAsia="Times New Roman" w:cs="Times New Roman"/>
+          <w:szCs w:val="24"/>
+          <w:lang w:eastAsia="en-GB"/>
+        </w:rPr>
+        <w:t xml:space="preserve"> in</w:t>
+      </w:r>
+      <w:r>
+        <w:rPr>
+          <w:rFonts w:eastAsia="Times New Roman" w:cs="Times New Roman"/>
+          <w:szCs w:val="24"/>
+          <w:lang w:eastAsia="en-GB"/>
+        </w:rPr>
+        <w:t xml:space="preserve"> the</w:t>
+      </w:r>
+      <w:r>
+        <w:rPr>
+          <w:rFonts w:eastAsia="Times New Roman" w:cs="Times New Roman"/>
+          <w:szCs w:val="24"/>
+          <w:lang w:eastAsia="en-GB"/>
+        </w:rPr>
+        <w:t xml:space="preserve"> </w:t>
+      </w:r>
+      <w:r>
+        <w:rPr>
+          <w:rFonts w:eastAsia="Times New Roman" w:cs="Times New Roman"/>
           <w:szCs w:val="24"/>
           <w:lang w:eastAsia="en-GB"/>
         </w:rPr>
@@ -3812,8 +5977,6 @@
       <w:r>
         <w:rPr>
           <w:rFonts w:eastAsia="Times New Roman" w:cs="Times New Roman"/>
-          <w:i/>
-          <w:iCs/>
           <w:szCs w:val="24"/>
           <w:lang w:eastAsia="en-GB"/>
         </w:rPr>
@@ -3822,8 +5985,6 @@
       <w:r>
         <w:rPr>
           <w:rFonts w:eastAsia="Times New Roman" w:cs="Times New Roman"/>
-          <w:i/>
-          <w:iCs/>
           <w:szCs w:val="24"/>
           <w:lang w:eastAsia="en-GB"/>
         </w:rPr>
@@ -3861,12 +6022,21 @@
         </w:rPr>
         <w:t xml:space="preserve">We need to conduct the same process for </w:t>
       </w:r>
+      <w:r>
+        <w:rPr>
+          <w:rFonts w:eastAsia="Times New Roman" w:cs="Times New Roman"/>
+          <w:szCs w:val="24"/>
+          <w:lang w:eastAsia="en-GB"/>
+        </w:rPr>
+        <w:t xml:space="preserve">the </w:t>
+      </w:r>
       <w:proofErr w:type="spellStart"/>
-      <w:r>
-        <w:rPr>
-          <w:rFonts w:eastAsia="Times New Roman" w:cs="Times New Roman"/>
-          <w:i/>
-          <w:iCs/>
+      <w:proofErr w:type="gramStart"/>
+      <w:r>
+        <w:rPr>
+          <w:rFonts w:eastAsia="Times New Roman" w:cs="Times New Roman"/>
+          <w:b/>
+          <w:bCs/>
           <w:szCs w:val="24"/>
           <w:lang w:eastAsia="en-GB"/>
         </w:rPr>
@@ -3876,6 +6046,27 @@
       <w:r>
         <w:rPr>
           <w:rFonts w:eastAsia="Times New Roman" w:cs="Times New Roman"/>
+          <w:b/>
+          <w:bCs/>
+          <w:szCs w:val="24"/>
+          <w:lang w:eastAsia="en-GB"/>
+        </w:rPr>
+        <w:t>(</w:t>
+      </w:r>
+      <w:proofErr w:type="gramEnd"/>
+      <w:r>
+        <w:rPr>
+          <w:rFonts w:eastAsia="Times New Roman" w:cs="Times New Roman"/>
+          <w:b/>
+          <w:bCs/>
+          <w:szCs w:val="24"/>
+          <w:lang w:eastAsia="en-GB"/>
+        </w:rPr>
+        <w:t>)</w:t>
+      </w:r>
+      <w:r>
+        <w:rPr>
+          <w:rFonts w:eastAsia="Times New Roman" w:cs="Times New Roman"/>
           <w:szCs w:val="24"/>
           <w:lang w:eastAsia="en-GB"/>
         </w:rPr>
@@ -3884,8 +6075,6 @@
       <w:r>
         <w:rPr>
           <w:rFonts w:eastAsia="Times New Roman" w:cs="Times New Roman"/>
-          <w:i/>
-          <w:iCs/>
           <w:szCs w:val="24"/>
           <w:lang w:eastAsia="en-GB"/>
         </w:rPr>
@@ -3903,8 +6092,8 @@
       <w:r>
         <w:rPr>
           <w:rFonts w:eastAsia="Times New Roman" w:cs="Times New Roman"/>
-          <w:i/>
-          <w:iCs/>
+          <w:b/>
+          <w:bCs/>
           <w:szCs w:val="24"/>
           <w:lang w:eastAsia="en-GB"/>
         </w:rPr>
@@ -3941,13 +6130,64 @@
           <w:szCs w:val="24"/>
           <w:lang w:eastAsia="en-GB"/>
         </w:rPr>
-        <w:t xml:space="preserve">The update function also needs to be modified so that its content is only called if </w:t>
-      </w:r>
-      <w:r>
-        <w:rPr>
-          <w:rFonts w:eastAsia="Times New Roman" w:cs="Times New Roman"/>
-          <w:i/>
-          <w:iCs/>
+        <w:lastRenderedPageBreak/>
+        <w:t xml:space="preserve">The </w:t>
+      </w:r>
+      <w:proofErr w:type="gramStart"/>
+      <w:r>
+        <w:rPr>
+          <w:rFonts w:eastAsia="Times New Roman" w:cs="Times New Roman"/>
+          <w:b/>
+          <w:bCs/>
+          <w:szCs w:val="24"/>
+          <w:lang w:eastAsia="en-GB"/>
+        </w:rPr>
+        <w:t>U</w:t>
+      </w:r>
+      <w:r>
+        <w:rPr>
+          <w:rFonts w:eastAsia="Times New Roman" w:cs="Times New Roman"/>
+          <w:b/>
+          <w:bCs/>
+          <w:szCs w:val="24"/>
+          <w:lang w:eastAsia="en-GB"/>
+        </w:rPr>
+        <w:t>pdate</w:t>
+      </w:r>
+      <w:r>
+        <w:rPr>
+          <w:rFonts w:eastAsia="Times New Roman" w:cs="Times New Roman"/>
+          <w:b/>
+          <w:bCs/>
+          <w:szCs w:val="24"/>
+          <w:lang w:eastAsia="en-GB"/>
+        </w:rPr>
+        <w:t>(</w:t>
+      </w:r>
+      <w:proofErr w:type="gramEnd"/>
+      <w:r>
+        <w:rPr>
+          <w:rFonts w:eastAsia="Times New Roman" w:cs="Times New Roman"/>
+          <w:b/>
+          <w:bCs/>
+          <w:szCs w:val="24"/>
+          <w:lang w:eastAsia="en-GB"/>
+        </w:rPr>
+        <w:t>)</w:t>
+      </w:r>
+      <w:r>
+        <w:rPr>
+          <w:rFonts w:eastAsia="Times New Roman" w:cs="Times New Roman"/>
+          <w:szCs w:val="24"/>
+          <w:lang w:eastAsia="en-GB"/>
+        </w:rPr>
+        <w:t xml:space="preserve"> function also needs to be modified so that its content is only called if </w:t>
+      </w:r>
+      <w:r>
+        <w:rPr>
+          <w:rFonts w:eastAsia="Times New Roman" w:cs="Times New Roman"/>
+          <w:b/>
+          <w:bCs/>
           <w:szCs w:val="24"/>
           <w:lang w:eastAsia="en-GB"/>
         </w:rPr>
@@ -4001,7 +6241,49 @@
           <w:szCs w:val="24"/>
           <w:lang w:eastAsia="en-GB"/>
         </w:rPr>
-        <w:t>This also needs to be completed for the onCollisionEnter function.</w:t>
+        <w:t xml:space="preserve">This also needs to be completed for the </w:t>
+      </w:r>
+      <w:proofErr w:type="spellStart"/>
+      <w:proofErr w:type="gramStart"/>
+      <w:r>
+        <w:rPr>
+          <w:rFonts w:eastAsia="Times New Roman" w:cs="Times New Roman"/>
+          <w:b/>
+          <w:bCs/>
+          <w:szCs w:val="24"/>
+          <w:lang w:eastAsia="en-GB"/>
+        </w:rPr>
+        <w:t>onCollisionEnter</w:t>
+      </w:r>
+      <w:proofErr w:type="spellEnd"/>
+      <w:r>
+        <w:rPr>
+          <w:rFonts w:eastAsia="Times New Roman" w:cs="Times New Roman"/>
+          <w:b/>
+          <w:bCs/>
+          <w:szCs w:val="24"/>
+          <w:lang w:eastAsia="en-GB"/>
+        </w:rPr>
+        <w:t>(</w:t>
+      </w:r>
+      <w:proofErr w:type="gramEnd"/>
+      <w:r>
+        <w:rPr>
+          <w:rFonts w:eastAsia="Times New Roman" w:cs="Times New Roman"/>
+          <w:b/>
+          <w:bCs/>
+          <w:szCs w:val="24"/>
+          <w:lang w:eastAsia="en-GB"/>
+        </w:rPr>
+        <w:t>)</w:t>
+      </w:r>
+      <w:r>
+        <w:rPr>
+          <w:rFonts w:eastAsia="Times New Roman" w:cs="Times New Roman"/>
+          <w:szCs w:val="24"/>
+          <w:lang w:eastAsia="en-GB"/>
+        </w:rPr>
+        <w:t xml:space="preserve"> function.</w:t>
       </w:r>
     </w:p>
     <w:p>
@@ -4018,8 +6300,13 @@
         <w:rPr>
           <w:lang w:eastAsia="en-GB"/>
         </w:rPr>
-        <w:lastRenderedPageBreak/>
-        <w:t>Test the game on our device, build the apk</w:t>
+        <w:t xml:space="preserve">Test the game on our device, build the </w:t>
+      </w:r>
+      <w:r>
+        <w:rPr>
+          <w:lang w:eastAsia="en-GB"/>
+        </w:rPr>
+        <w:t>APK</w:t>
       </w:r>
       <w:r>
         <w:rPr>
@@ -4041,14 +6328,14 @@
           <w:lang w:eastAsia="en-GB"/>
         </w:rPr>
       </w:pPr>
-      <w:bookmarkStart w:id="10" w:name="_Toc36131008"/>
+      <w:bookmarkStart w:id="9" w:name="_Toc36131008"/>
       <w:r>
         <w:rPr>
           <w:lang w:eastAsia="en-GB"/>
         </w:rPr>
         <w:t>Creating a menu</w:t>
       </w:r>
-      <w:bookmarkEnd w:id="10"/>
+      <w:bookmarkEnd w:id="9"/>
     </w:p>
     <w:p>
       <w:pPr>
@@ -4090,7 +6377,131 @@
           <w:szCs w:val="24"/>
           <w:lang w:eastAsia="en-GB"/>
         </w:rPr>
-        <w:t>Click on File -&gt; New Scene (the next time we will switch scene Unity will ask to save it, remember to name it “menu”). Click on the 2D button to flatten the scene and see it better.</w:t>
+        <w:t xml:space="preserve">Click on </w:t>
+      </w:r>
+      <w:r>
+        <w:rPr>
+          <w:rFonts w:eastAsia="Times New Roman" w:cs="Times New Roman"/>
+          <w:b/>
+          <w:bCs/>
+          <w:szCs w:val="24"/>
+          <w:lang w:eastAsia="en-GB"/>
+        </w:rPr>
+        <w:t>File -&gt; New Scene</w:t>
+      </w:r>
+      <w:r>
+        <w:rPr>
+          <w:rFonts w:eastAsia="Times New Roman" w:cs="Times New Roman"/>
+          <w:b/>
+          <w:bCs/>
+          <w:szCs w:val="24"/>
+          <w:lang w:eastAsia="en-GB"/>
+        </w:rPr>
+        <w:t>.</w:t>
+      </w:r>
+      <w:r>
+        <w:rPr>
+          <w:rFonts w:eastAsia="Times New Roman" w:cs="Times New Roman"/>
+          <w:szCs w:val="24"/>
+          <w:lang w:eastAsia="en-GB"/>
+        </w:rPr>
+        <w:t xml:space="preserve"> </w:t>
+      </w:r>
+      <w:r>
+        <w:rPr>
+          <w:rFonts w:eastAsia="Times New Roman" w:cs="Times New Roman"/>
+          <w:szCs w:val="24"/>
+          <w:lang w:eastAsia="en-GB"/>
+        </w:rPr>
+        <w:t>T</w:t>
+      </w:r>
+      <w:r>
+        <w:rPr>
+          <w:rFonts w:eastAsia="Times New Roman" w:cs="Times New Roman"/>
+          <w:szCs w:val="24"/>
+          <w:lang w:eastAsia="en-GB"/>
+        </w:rPr>
+        <w:t>he next time we switch scene</w:t>
+      </w:r>
+      <w:r>
+        <w:rPr>
+          <w:rFonts w:eastAsia="Times New Roman" w:cs="Times New Roman"/>
+          <w:szCs w:val="24"/>
+          <w:lang w:eastAsia="en-GB"/>
+        </w:rPr>
+        <w:t>s,</w:t>
+      </w:r>
+      <w:r>
+        <w:rPr>
+          <w:rFonts w:eastAsia="Times New Roman" w:cs="Times New Roman"/>
+          <w:szCs w:val="24"/>
+          <w:lang w:eastAsia="en-GB"/>
+        </w:rPr>
+        <w:t xml:space="preserve"> Unity will ask</w:t>
+      </w:r>
+      <w:r>
+        <w:rPr>
+          <w:rFonts w:eastAsia="Times New Roman" w:cs="Times New Roman"/>
+          <w:szCs w:val="24"/>
+          <w:lang w:eastAsia="en-GB"/>
+        </w:rPr>
+        <w:t xml:space="preserve"> you</w:t>
+      </w:r>
+      <w:r>
+        <w:rPr>
+          <w:rFonts w:eastAsia="Times New Roman" w:cs="Times New Roman"/>
+          <w:szCs w:val="24"/>
+          <w:lang w:eastAsia="en-GB"/>
+        </w:rPr>
+        <w:t xml:space="preserve"> to save </w:t>
+      </w:r>
+      <w:r>
+        <w:rPr>
+          <w:rFonts w:eastAsia="Times New Roman" w:cs="Times New Roman"/>
+          <w:szCs w:val="24"/>
+          <w:lang w:eastAsia="en-GB"/>
+        </w:rPr>
+        <w:t>the scene.</w:t>
+      </w:r>
+      <w:r>
+        <w:rPr>
+          <w:rFonts w:eastAsia="Times New Roman" w:cs="Times New Roman"/>
+          <w:szCs w:val="24"/>
+          <w:lang w:eastAsia="en-GB"/>
+        </w:rPr>
+        <w:t xml:space="preserve"> </w:t>
+      </w:r>
+      <w:r>
+        <w:rPr>
+          <w:rFonts w:eastAsia="Times New Roman" w:cs="Times New Roman"/>
+          <w:szCs w:val="24"/>
+          <w:lang w:eastAsia="en-GB"/>
+        </w:rPr>
+        <w:t>R</w:t>
+      </w:r>
+      <w:r>
+        <w:rPr>
+          <w:rFonts w:eastAsia="Times New Roman" w:cs="Times New Roman"/>
+          <w:szCs w:val="24"/>
+          <w:lang w:eastAsia="en-GB"/>
+        </w:rPr>
+        <w:t xml:space="preserve">emember to name it “menu”. Click on the 2D button to flatten the scene and </w:t>
+      </w:r>
+      <w:r>
+        <w:rPr>
+          <w:rFonts w:eastAsia="Times New Roman" w:cs="Times New Roman"/>
+          <w:szCs w:val="24"/>
+          <w:lang w:eastAsia="en-GB"/>
+        </w:rPr>
+        <w:t>make it easier to view</w:t>
+      </w:r>
+      <w:r>
+        <w:rPr>
+          <w:rFonts w:eastAsia="Times New Roman" w:cs="Times New Roman"/>
+          <w:szCs w:val="24"/>
+          <w:lang w:eastAsia="en-GB"/>
+        </w:rPr>
+        <w:t>.</w:t>
       </w:r>
     </w:p>
     <w:p>
@@ -4154,7 +6565,17 @@
           <w:szCs w:val="24"/>
           <w:lang w:eastAsia="en-GB"/>
         </w:rPr>
-        <w:t xml:space="preserve"> click on Game Object</w:t>
+        <w:t xml:space="preserve"> click on </w:t>
+      </w:r>
+      <w:r>
+        <w:rPr>
+          <w:rFonts w:eastAsia="Times New Roman" w:cs="Times New Roman"/>
+          <w:b/>
+          <w:bCs/>
+          <w:szCs w:val="24"/>
+          <w:lang w:eastAsia="en-GB"/>
+        </w:rPr>
+        <w:t>Game Object</w:t>
       </w:r>
       <w:r>
         <w:rPr>
@@ -4170,7 +6591,17 @@
           <w:szCs w:val="24"/>
           <w:lang w:eastAsia="en-GB"/>
         </w:rPr>
-        <w:t xml:space="preserve"> then UI</w:t>
+        <w:t xml:space="preserve"> then </w:t>
+      </w:r>
+      <w:r>
+        <w:rPr>
+          <w:rFonts w:eastAsia="Times New Roman" w:cs="Times New Roman"/>
+          <w:b/>
+          <w:bCs/>
+          <w:szCs w:val="24"/>
+          <w:lang w:eastAsia="en-GB"/>
+        </w:rPr>
+        <w:t>UI</w:t>
       </w:r>
       <w:r>
         <w:rPr>
@@ -4186,7 +6617,43 @@
           <w:szCs w:val="24"/>
           <w:lang w:eastAsia="en-GB"/>
         </w:rPr>
-        <w:t xml:space="preserve"> then button. Place the button at the top-</w:t>
+        <w:t xml:space="preserve"> then </w:t>
+      </w:r>
+      <w:r>
+        <w:rPr>
+          <w:rFonts w:eastAsia="Times New Roman" w:cs="Times New Roman"/>
+          <w:b/>
+          <w:bCs/>
+          <w:szCs w:val="24"/>
+          <w:lang w:eastAsia="en-GB"/>
+        </w:rPr>
+        <w:t>B</w:t>
+      </w:r>
+      <w:r>
+        <w:rPr>
+          <w:rFonts w:eastAsia="Times New Roman" w:cs="Times New Roman"/>
+          <w:b/>
+          <w:bCs/>
+          <w:szCs w:val="24"/>
+          <w:lang w:eastAsia="en-GB"/>
+        </w:rPr>
+        <w:t>utton</w:t>
+      </w:r>
+      <w:r>
+        <w:rPr>
+          <w:rFonts w:eastAsia="Times New Roman" w:cs="Times New Roman"/>
+          <w:szCs w:val="24"/>
+          <w:lang w:eastAsia="en-GB"/>
+        </w:rPr>
+        <w:t>. Place the button at the top</w:t>
+      </w:r>
+      <w:r>
+        <w:rPr>
+          <w:rFonts w:eastAsia="Times New Roman" w:cs="Times New Roman"/>
+          <w:szCs w:val="24"/>
+          <w:lang w:eastAsia="en-GB"/>
+        </w:rPr>
+        <w:t xml:space="preserve"> </w:t>
       </w:r>
       <w:r>
         <w:rPr>
@@ -4202,7 +6669,23 @@
           <w:szCs w:val="24"/>
           <w:lang w:eastAsia="en-GB"/>
         </w:rPr>
-        <w:t xml:space="preserve"> of the screen and resize it to that it is of a good size for the window.</w:t>
+        <w:t xml:space="preserve"> of the screen and resize it </w:t>
+      </w:r>
+      <w:r>
+        <w:rPr>
+          <w:rFonts w:eastAsia="Times New Roman" w:cs="Times New Roman"/>
+          <w:szCs w:val="24"/>
+          <w:lang w:eastAsia="en-GB"/>
+        </w:rPr>
+        <w:t xml:space="preserve">so that it is a suitable </w:t>
+      </w:r>
+      <w:r>
+        <w:rPr>
+          <w:rFonts w:eastAsia="Times New Roman" w:cs="Times New Roman"/>
+          <w:szCs w:val="24"/>
+          <w:lang w:eastAsia="en-GB"/>
+        </w:rPr>
+        <w:t>size for the window.</w:t>
       </w:r>
     </w:p>
     <w:p>
@@ -4239,8 +6722,8 @@
       <w:r>
         <w:rPr>
           <w:rFonts w:eastAsia="Times New Roman" w:cs="Times New Roman"/>
-          <w:i/>
-          <w:iCs/>
+          <w:b/>
+          <w:bCs/>
           <w:szCs w:val="24"/>
           <w:lang w:eastAsia="en-GB"/>
         </w:rPr>
@@ -4252,11 +6735,45 @@
           <w:szCs w:val="24"/>
           <w:lang w:eastAsia="en-GB"/>
         </w:rPr>
-        <w:t xml:space="preserve">, then from the </w:t>
-      </w:r>
-      <w:r>
-        <w:rPr>
-          <w:rFonts w:eastAsia="Times New Roman" w:cs="Times New Roman"/>
+        <w:t>.</w:t>
+      </w:r>
+      <w:r>
+        <w:rPr>
+          <w:rFonts w:eastAsia="Times New Roman" w:cs="Times New Roman"/>
+          <w:szCs w:val="24"/>
+          <w:lang w:eastAsia="en-GB"/>
+        </w:rPr>
+        <w:t xml:space="preserve"> </w:t>
+      </w:r>
+      <w:r>
+        <w:rPr>
+          <w:rFonts w:eastAsia="Times New Roman" w:cs="Times New Roman"/>
+          <w:szCs w:val="24"/>
+          <w:lang w:eastAsia="en-GB"/>
+        </w:rPr>
+        <w:t>T</w:t>
+      </w:r>
+      <w:r>
+        <w:rPr>
+          <w:rFonts w:eastAsia="Times New Roman" w:cs="Times New Roman"/>
+          <w:szCs w:val="24"/>
+          <w:lang w:eastAsia="en-GB"/>
+        </w:rPr>
+        <w:t>hen</w:t>
+      </w:r>
+      <w:r>
+        <w:rPr>
+          <w:rFonts w:eastAsia="Times New Roman" w:cs="Times New Roman"/>
+          <w:szCs w:val="24"/>
+          <w:lang w:eastAsia="en-GB"/>
+        </w:rPr>
+        <w:t xml:space="preserve">, in the </w:t>
+      </w:r>
+      <w:r>
+        <w:rPr>
+          <w:rFonts w:eastAsia="Times New Roman" w:cs="Times New Roman"/>
+          <w:b/>
+          <w:bCs/>
           <w:szCs w:val="24"/>
           <w:lang w:eastAsia="en-GB"/>
         </w:rPr>
@@ -4265,10 +6782,20 @@
       <w:r>
         <w:rPr>
           <w:rFonts w:eastAsia="Times New Roman" w:cs="Times New Roman"/>
-          <w:szCs w:val="24"/>
-          <w:lang w:eastAsia="en-GB"/>
-        </w:rPr>
-        <w:t>ierarchy panel</w:t>
+          <w:b/>
+          <w:bCs/>
+          <w:szCs w:val="24"/>
+          <w:lang w:eastAsia="en-GB"/>
+        </w:rPr>
+        <w:t>ierarchy</w:t>
+      </w:r>
+      <w:r>
+        <w:rPr>
+          <w:rFonts w:eastAsia="Times New Roman" w:cs="Times New Roman"/>
+          <w:szCs w:val="24"/>
+          <w:lang w:eastAsia="en-GB"/>
+        </w:rPr>
+        <w:t xml:space="preserve"> panel</w:t>
       </w:r>
       <w:r>
         <w:rPr>
@@ -4300,7 +6827,69 @@
           <w:szCs w:val="24"/>
           <w:lang w:eastAsia="en-GB"/>
         </w:rPr>
-        <w:t>y arrow, then click on the text option</w:t>
+        <w:t>y arrow</w:t>
+      </w:r>
+      <w:r>
+        <w:rPr>
+          <w:rFonts w:eastAsia="Times New Roman" w:cs="Times New Roman"/>
+          <w:szCs w:val="24"/>
+          <w:lang w:eastAsia="en-GB"/>
+        </w:rPr>
+        <w:t xml:space="preserve"> and select </w:t>
+      </w:r>
+      <w:r>
+        <w:rPr>
+          <w:rFonts w:eastAsia="Times New Roman" w:cs="Times New Roman"/>
+          <w:szCs w:val="24"/>
+          <w:lang w:eastAsia="en-GB"/>
+        </w:rPr>
+        <w:t xml:space="preserve">the </w:t>
+      </w:r>
+      <w:r>
+        <w:rPr>
+          <w:rFonts w:eastAsia="Times New Roman" w:cs="Times New Roman"/>
+          <w:b/>
+          <w:bCs/>
+          <w:szCs w:val="24"/>
+          <w:lang w:eastAsia="en-GB"/>
+        </w:rPr>
+        <w:t>T</w:t>
+      </w:r>
+      <w:r>
+        <w:rPr>
+          <w:rFonts w:eastAsia="Times New Roman" w:cs="Times New Roman"/>
+          <w:b/>
+          <w:bCs/>
+          <w:szCs w:val="24"/>
+          <w:lang w:eastAsia="en-GB"/>
+        </w:rPr>
+        <w:t>ext</w:t>
+      </w:r>
+      <w:r>
+        <w:rPr>
+          <w:rFonts w:eastAsia="Times New Roman" w:cs="Times New Roman"/>
+          <w:szCs w:val="24"/>
+          <w:lang w:eastAsia="en-GB"/>
+        </w:rPr>
+        <w:t xml:space="preserve"> option</w:t>
+      </w:r>
+      <w:r>
+        <w:rPr>
+          <w:rFonts w:eastAsia="Times New Roman" w:cs="Times New Roman"/>
+          <w:szCs w:val="24"/>
+          <w:lang w:eastAsia="en-GB"/>
+        </w:rPr>
+        <w:t xml:space="preserve">. In the </w:t>
+      </w:r>
+      <w:r>
+        <w:rPr>
+          <w:rFonts w:eastAsia="Times New Roman" w:cs="Times New Roman"/>
+          <w:b/>
+          <w:bCs/>
+          <w:szCs w:val="24"/>
+          <w:lang w:eastAsia="en-GB"/>
+        </w:rPr>
+        <w:t>Inspector</w:t>
       </w:r>
       <w:r>
         <w:rPr>
@@ -4316,23 +6905,41 @@
           <w:szCs w:val="24"/>
           <w:lang w:eastAsia="en-GB"/>
         </w:rPr>
-        <w:t xml:space="preserve"> and from the inspector</w:t>
-      </w:r>
-      <w:r>
-        <w:rPr>
-          <w:rFonts w:eastAsia="Times New Roman" w:cs="Times New Roman"/>
-          <w:szCs w:val="24"/>
-          <w:lang w:eastAsia="en-GB"/>
-        </w:rPr>
-        <w:t>,</w:t>
-      </w:r>
-      <w:r>
-        <w:rPr>
-          <w:rFonts w:eastAsia="Times New Roman" w:cs="Times New Roman"/>
-          <w:szCs w:val="24"/>
-          <w:lang w:eastAsia="en-GB"/>
-        </w:rPr>
-        <w:t xml:space="preserve"> change the text to “GAME.</w:t>
+        <w:t xml:space="preserve"> change</w:t>
+      </w:r>
+      <w:r>
+        <w:rPr>
+          <w:rFonts w:eastAsia="Times New Roman" w:cs="Times New Roman"/>
+          <w:szCs w:val="24"/>
+          <w:lang w:eastAsia="en-GB"/>
+        </w:rPr>
+        <w:t xml:space="preserve"> </w:t>
+      </w:r>
+      <w:r>
+        <w:rPr>
+          <w:rFonts w:eastAsia="Times New Roman" w:cs="Times New Roman"/>
+          <w:szCs w:val="24"/>
+          <w:lang w:eastAsia="en-GB"/>
+        </w:rPr>
+        <w:t>the text to “</w:t>
+      </w:r>
+      <w:r>
+        <w:rPr>
+          <w:rFonts w:eastAsia="Times New Roman" w:cs="Times New Roman"/>
+          <w:b/>
+          <w:bCs/>
+          <w:szCs w:val="24"/>
+          <w:lang w:eastAsia="en-GB"/>
+        </w:rPr>
+        <w:t>GAME</w:t>
+      </w:r>
+      <w:r>
+        <w:rPr>
+          <w:rFonts w:eastAsia="Times New Roman" w:cs="Times New Roman"/>
+          <w:szCs w:val="24"/>
+          <w:lang w:eastAsia="en-GB"/>
+        </w:rPr>
+        <w:t>.</w:t>
       </w:r>
       <w:r>
         <w:rPr>
@@ -4372,29 +6979,73 @@
           <w:szCs w:val="24"/>
           <w:lang w:eastAsia="en-GB"/>
         </w:rPr>
-        <w:t>Open the scripts folder and create a new script</w:t>
-      </w:r>
-      <w:r>
-        <w:rPr>
-          <w:rFonts w:eastAsia="Times New Roman" w:cs="Times New Roman"/>
-          <w:szCs w:val="24"/>
-          <w:lang w:eastAsia="en-GB"/>
-        </w:rPr>
-        <w:t>;</w:t>
-      </w:r>
-      <w:r>
-        <w:rPr>
-          <w:rFonts w:eastAsia="Times New Roman" w:cs="Times New Roman"/>
-          <w:szCs w:val="24"/>
-          <w:lang w:eastAsia="en-GB"/>
-        </w:rPr>
-        <w:t xml:space="preserve"> we will call this </w:t>
-      </w:r>
-      <w:r>
-        <w:rPr>
-          <w:rFonts w:eastAsia="Times New Roman" w:cs="Times New Roman"/>
-          <w:i/>
-          <w:iCs/>
+        <w:t xml:space="preserve">Open the </w:t>
+      </w:r>
+      <w:r>
+        <w:rPr>
+          <w:rFonts w:eastAsia="Times New Roman" w:cs="Times New Roman"/>
+          <w:b/>
+          <w:bCs/>
+          <w:szCs w:val="24"/>
+          <w:lang w:eastAsia="en-GB"/>
+        </w:rPr>
+        <w:t>S</w:t>
+      </w:r>
+      <w:r>
+        <w:rPr>
+          <w:rFonts w:eastAsia="Times New Roman" w:cs="Times New Roman"/>
+          <w:b/>
+          <w:bCs/>
+          <w:szCs w:val="24"/>
+          <w:lang w:eastAsia="en-GB"/>
+        </w:rPr>
+        <w:t>cripts</w:t>
+      </w:r>
+      <w:r>
+        <w:rPr>
+          <w:rFonts w:eastAsia="Times New Roman" w:cs="Times New Roman"/>
+          <w:szCs w:val="24"/>
+          <w:lang w:eastAsia="en-GB"/>
+        </w:rPr>
+        <w:t xml:space="preserve"> folder and create a new script</w:t>
+      </w:r>
+      <w:r>
+        <w:rPr>
+          <w:rFonts w:eastAsia="Times New Roman" w:cs="Times New Roman"/>
+          <w:szCs w:val="24"/>
+          <w:lang w:eastAsia="en-GB"/>
+        </w:rPr>
+        <w:t>.</w:t>
+      </w:r>
+      <w:r>
+        <w:rPr>
+          <w:rFonts w:eastAsia="Times New Roman" w:cs="Times New Roman"/>
+          <w:szCs w:val="24"/>
+          <w:lang w:eastAsia="en-GB"/>
+        </w:rPr>
+        <w:t xml:space="preserve"> </w:t>
+      </w:r>
+      <w:r>
+        <w:rPr>
+          <w:rFonts w:eastAsia="Times New Roman" w:cs="Times New Roman"/>
+          <w:szCs w:val="24"/>
+          <w:lang w:eastAsia="en-GB"/>
+        </w:rPr>
+        <w:t>W</w:t>
+      </w:r>
+      <w:r>
+        <w:rPr>
+          <w:rFonts w:eastAsia="Times New Roman" w:cs="Times New Roman"/>
+          <w:szCs w:val="24"/>
+          <w:lang w:eastAsia="en-GB"/>
+        </w:rPr>
+        <w:t xml:space="preserve">e will call this </w:t>
+      </w:r>
+      <w:r>
+        <w:rPr>
+          <w:rFonts w:eastAsia="Times New Roman" w:cs="Times New Roman"/>
+          <w:b/>
+          <w:bCs/>
           <w:szCs w:val="24"/>
           <w:lang w:eastAsia="en-GB"/>
         </w:rPr>
@@ -4406,7 +7057,71 @@
           <w:szCs w:val="24"/>
           <w:lang w:eastAsia="en-GB"/>
         </w:rPr>
-        <w:t>. Open the script and paste this code (substituting the existing one):</w:t>
+        <w:t xml:space="preserve">. Open the script and paste </w:t>
+      </w:r>
+      <w:r>
+        <w:rPr>
+          <w:rFonts w:eastAsia="Times New Roman" w:cs="Times New Roman"/>
+          <w:szCs w:val="24"/>
+          <w:lang w:eastAsia="en-GB"/>
+        </w:rPr>
+        <w:t xml:space="preserve">in the following </w:t>
+      </w:r>
+      <w:r>
+        <w:rPr>
+          <w:rFonts w:eastAsia="Times New Roman" w:cs="Times New Roman"/>
+          <w:szCs w:val="24"/>
+          <w:lang w:eastAsia="en-GB"/>
+        </w:rPr>
+        <w:t>code</w:t>
+      </w:r>
+      <w:r>
+        <w:rPr>
+          <w:rFonts w:eastAsia="Times New Roman" w:cs="Times New Roman"/>
+          <w:szCs w:val="24"/>
+          <w:lang w:eastAsia="en-GB"/>
+        </w:rPr>
+        <w:t>,</w:t>
+      </w:r>
+      <w:r>
+        <w:rPr>
+          <w:rFonts w:eastAsia="Times New Roman" w:cs="Times New Roman"/>
+          <w:szCs w:val="24"/>
+          <w:lang w:eastAsia="en-GB"/>
+        </w:rPr>
+        <w:t xml:space="preserve"> </w:t>
+      </w:r>
+      <w:r>
+        <w:rPr>
+          <w:rFonts w:eastAsia="Times New Roman" w:cs="Times New Roman"/>
+          <w:szCs w:val="24"/>
+          <w:lang w:eastAsia="en-GB"/>
+        </w:rPr>
+        <w:t xml:space="preserve">replacing </w:t>
+      </w:r>
+      <w:r>
+        <w:rPr>
+          <w:rFonts w:eastAsia="Times New Roman" w:cs="Times New Roman"/>
+          <w:szCs w:val="24"/>
+          <w:lang w:eastAsia="en-GB"/>
+        </w:rPr>
+        <w:t xml:space="preserve">the existing </w:t>
+      </w:r>
+      <w:r>
+        <w:rPr>
+          <w:rFonts w:eastAsia="Times New Roman" w:cs="Times New Roman"/>
+          <w:szCs w:val="24"/>
+          <w:lang w:eastAsia="en-GB"/>
+        </w:rPr>
+        <w:t>code</w:t>
+      </w:r>
+      <w:r>
+        <w:rPr>
+          <w:rFonts w:eastAsia="Times New Roman" w:cs="Times New Roman"/>
+          <w:szCs w:val="24"/>
+          <w:lang w:eastAsia="en-GB"/>
+        </w:rPr>
+        <w:t>:</w:t>
       </w:r>
     </w:p>
     <w:p>
@@ -4551,6 +7266,7 @@
         </w:rPr>
         <w:t> </w:t>
       </w:r>
+      <w:proofErr w:type="gramStart"/>
       <w:r>
         <w:rPr>
           <w:rFonts w:asciiTheme="minorHAnsi" w:hAnsiTheme="minorHAnsi" w:cstheme="minorHAnsi"/>
@@ -4568,7 +7284,17 @@
           <w:szCs w:val="18"/>
           <w:lang w:eastAsia="en-GB"/>
         </w:rPr>
-        <w:t> : </w:t>
+        <w:t> :</w:t>
+      </w:r>
+      <w:proofErr w:type="gramEnd"/>
+      <w:r>
+        <w:rPr>
+          <w:rFonts w:asciiTheme="minorHAnsi" w:hAnsiTheme="minorHAnsi" w:cstheme="minorHAnsi"/>
+          <w:sz w:val="18"/>
+          <w:szCs w:val="18"/>
+          <w:lang w:eastAsia="en-GB"/>
+        </w:rPr>
+        <w:t> </w:t>
       </w:r>
       <w:r>
         <w:rPr>
@@ -4644,8 +7370,19 @@
           <w:szCs w:val="18"/>
           <w:lang w:eastAsia="en-GB"/>
         </w:rPr>
-        <w:t> changeScene(</w:t>
-      </w:r>
+        <w:t> </w:t>
+      </w:r>
+      <w:proofErr w:type="gramStart"/>
+      <w:r>
+        <w:rPr>
+          <w:rFonts w:asciiTheme="minorHAnsi" w:hAnsiTheme="minorHAnsi" w:cstheme="minorHAnsi"/>
+          <w:sz w:val="18"/>
+          <w:szCs w:val="18"/>
+          <w:lang w:eastAsia="en-GB"/>
+        </w:rPr>
+        <w:t>changeScene(</w:t>
+      </w:r>
+      <w:proofErr w:type="gramEnd"/>
       <w:r>
         <w:rPr>
           <w:rFonts w:asciiTheme="minorHAnsi" w:hAnsiTheme="minorHAnsi" w:cstheme="minorHAnsi"/>
@@ -4663,8 +7400,19 @@
           <w:szCs w:val="18"/>
           <w:lang w:eastAsia="en-GB"/>
         </w:rPr>
-        <w:t> scene){</w:t>
-      </w:r>
+        <w:t> </w:t>
+      </w:r>
+      <w:proofErr w:type="gramStart"/>
+      <w:r>
+        <w:rPr>
+          <w:rFonts w:asciiTheme="minorHAnsi" w:hAnsiTheme="minorHAnsi" w:cstheme="minorHAnsi"/>
+          <w:sz w:val="18"/>
+          <w:szCs w:val="18"/>
+          <w:lang w:eastAsia="en-GB"/>
+        </w:rPr>
+        <w:t>scene){</w:t>
+      </w:r>
+      <w:proofErr w:type="gramEnd"/>
       <w:r>
         <w:rPr>
           <w:rFonts w:asciiTheme="minorHAnsi" w:hAnsiTheme="minorHAnsi" w:cstheme="minorHAnsi"/>
@@ -4711,8 +7459,19 @@
           <w:lang w:eastAsia="en-GB"/>
         </w:rPr>
         <w:br/>
-        <w:t>    }</w:t>
-      </w:r>
+        <w:t>  </w:t>
+      </w:r>
+      <w:proofErr w:type="gramStart"/>
+      <w:r>
+        <w:rPr>
+          <w:rFonts w:asciiTheme="minorHAnsi" w:hAnsiTheme="minorHAnsi" w:cstheme="minorHAnsi"/>
+          <w:sz w:val="18"/>
+          <w:szCs w:val="18"/>
+          <w:lang w:eastAsia="en-GB"/>
+        </w:rPr>
+        <w:t>  }</w:t>
+      </w:r>
+      <w:proofErr w:type="gramEnd"/>
       <w:r>
         <w:rPr>
           <w:rFonts w:asciiTheme="minorHAnsi" w:hAnsiTheme="minorHAnsi" w:cstheme="minorHAnsi"/>
@@ -4821,7 +7580,25 @@
           <w:szCs w:val="24"/>
           <w:lang w:eastAsia="en-GB"/>
         </w:rPr>
-        <w:t xml:space="preserve">Drag and drop the new script into the Canvas </w:t>
+        <w:t xml:space="preserve">Drag and drop the new script into the </w:t>
+      </w:r>
+      <w:r>
+        <w:rPr>
+          <w:rFonts w:eastAsia="Times New Roman" w:cs="Times New Roman"/>
+          <w:b/>
+          <w:bCs/>
+          <w:szCs w:val="24"/>
+          <w:lang w:eastAsia="en-GB"/>
+        </w:rPr>
+        <w:t>Canvas</w:t>
+      </w:r>
+      <w:r>
+        <w:rPr>
+          <w:rFonts w:eastAsia="Times New Roman" w:cs="Times New Roman"/>
+          <w:szCs w:val="24"/>
+          <w:lang w:eastAsia="en-GB"/>
+        </w:rPr>
+        <w:t xml:space="preserve"> </w:t>
       </w:r>
       <w:r>
         <w:rPr>
@@ -4853,11 +7630,39 @@
           <w:szCs w:val="24"/>
           <w:lang w:eastAsia="en-GB"/>
         </w:rPr>
-        <w:t xml:space="preserve"> then select the button game from the </w:t>
-      </w:r>
-      <w:r>
-        <w:rPr>
-          <w:rFonts w:eastAsia="Times New Roman" w:cs="Times New Roman"/>
+        <w:t xml:space="preserve"> then select the </w:t>
+      </w:r>
+      <w:r>
+        <w:rPr>
+          <w:rFonts w:eastAsia="Times New Roman" w:cs="Times New Roman"/>
+          <w:b/>
+          <w:bCs/>
+          <w:szCs w:val="24"/>
+          <w:lang w:eastAsia="en-GB"/>
+        </w:rPr>
+        <w:t>game</w:t>
+      </w:r>
+      <w:r>
+        <w:rPr>
+          <w:rFonts w:eastAsia="Times New Roman" w:cs="Times New Roman"/>
+          <w:szCs w:val="24"/>
+          <w:lang w:eastAsia="en-GB"/>
+        </w:rPr>
+        <w:t xml:space="preserve"> </w:t>
+      </w:r>
+      <w:r>
+        <w:rPr>
+          <w:rFonts w:eastAsia="Times New Roman" w:cs="Times New Roman"/>
+          <w:szCs w:val="24"/>
+          <w:lang w:eastAsia="en-GB"/>
+        </w:rPr>
+        <w:t xml:space="preserve">button from the </w:t>
+      </w:r>
+      <w:r>
+        <w:rPr>
+          <w:rFonts w:eastAsia="Times New Roman" w:cs="Times New Roman"/>
+          <w:b/>
+          <w:bCs/>
           <w:szCs w:val="24"/>
           <w:lang w:eastAsia="en-GB"/>
         </w:rPr>
@@ -4866,26 +7671,222 @@
       <w:r>
         <w:rPr>
           <w:rFonts w:eastAsia="Times New Roman" w:cs="Times New Roman"/>
-          <w:szCs w:val="24"/>
-          <w:lang w:eastAsia="en-GB"/>
-        </w:rPr>
-        <w:t>ierarchy panel. Click the + symbol on the On Click() section at the end of the Button Script (we can find this in the inspector panel). In the “None” field, drag and drop the Canvas element from the hierarchy panel here</w:t>
-      </w:r>
-      <w:r>
-        <w:rPr>
-          <w:rFonts w:eastAsia="Times New Roman" w:cs="Times New Roman"/>
-          <w:szCs w:val="24"/>
-          <w:lang w:eastAsia="en-GB"/>
-        </w:rPr>
-        <w:t>;</w:t>
-      </w:r>
-      <w:r>
-        <w:rPr>
-          <w:rFonts w:eastAsia="Times New Roman" w:cs="Times New Roman"/>
-          <w:szCs w:val="24"/>
-          <w:lang w:eastAsia="en-GB"/>
-        </w:rPr>
-        <w:t xml:space="preserve"> then</w:t>
+          <w:b/>
+          <w:bCs/>
+          <w:szCs w:val="24"/>
+          <w:lang w:eastAsia="en-GB"/>
+        </w:rPr>
+        <w:t>ierarchy</w:t>
+      </w:r>
+      <w:r>
+        <w:rPr>
+          <w:rFonts w:eastAsia="Times New Roman" w:cs="Times New Roman"/>
+          <w:szCs w:val="24"/>
+          <w:lang w:eastAsia="en-GB"/>
+        </w:rPr>
+        <w:t xml:space="preserve"> panel. Click the + symbol on the </w:t>
+      </w:r>
+      <w:r>
+        <w:rPr>
+          <w:rFonts w:eastAsia="Times New Roman" w:cs="Times New Roman"/>
+          <w:b/>
+          <w:bCs/>
+          <w:szCs w:val="24"/>
+          <w:lang w:eastAsia="en-GB"/>
+        </w:rPr>
+        <w:t xml:space="preserve">On </w:t>
+      </w:r>
+      <w:proofErr w:type="gramStart"/>
+      <w:r>
+        <w:rPr>
+          <w:rFonts w:eastAsia="Times New Roman" w:cs="Times New Roman"/>
+          <w:b/>
+          <w:bCs/>
+          <w:szCs w:val="24"/>
+          <w:lang w:eastAsia="en-GB"/>
+        </w:rPr>
+        <w:t>Click(</w:t>
+      </w:r>
+      <w:proofErr w:type="gramEnd"/>
+      <w:r>
+        <w:rPr>
+          <w:rFonts w:eastAsia="Times New Roman" w:cs="Times New Roman"/>
+          <w:b/>
+          <w:bCs/>
+          <w:szCs w:val="24"/>
+          <w:lang w:eastAsia="en-GB"/>
+        </w:rPr>
+        <w:t>)</w:t>
+      </w:r>
+      <w:r>
+        <w:rPr>
+          <w:rFonts w:eastAsia="Times New Roman" w:cs="Times New Roman"/>
+          <w:szCs w:val="24"/>
+          <w:lang w:eastAsia="en-GB"/>
+        </w:rPr>
+        <w:t xml:space="preserve"> section at the </w:t>
+      </w:r>
+      <w:r>
+        <w:rPr>
+          <w:rFonts w:eastAsia="Times New Roman" w:cs="Times New Roman"/>
+          <w:szCs w:val="24"/>
+          <w:lang w:eastAsia="en-GB"/>
+        </w:rPr>
+        <w:t xml:space="preserve">bottom of </w:t>
+      </w:r>
+      <w:r>
+        <w:rPr>
+          <w:rFonts w:eastAsia="Times New Roman" w:cs="Times New Roman"/>
+          <w:szCs w:val="24"/>
+          <w:lang w:eastAsia="en-GB"/>
+        </w:rPr>
+        <w:t xml:space="preserve">the </w:t>
+      </w:r>
+      <w:r>
+        <w:rPr>
+          <w:rFonts w:eastAsia="Times New Roman" w:cs="Times New Roman"/>
+          <w:b/>
+          <w:bCs/>
+          <w:szCs w:val="24"/>
+          <w:lang w:eastAsia="en-GB"/>
+        </w:rPr>
+        <w:t>Button</w:t>
+      </w:r>
+      <w:r>
+        <w:rPr>
+          <w:rFonts w:eastAsia="Times New Roman" w:cs="Times New Roman"/>
+          <w:szCs w:val="24"/>
+          <w:lang w:eastAsia="en-GB"/>
+        </w:rPr>
+        <w:t xml:space="preserve"> </w:t>
+      </w:r>
+      <w:r>
+        <w:rPr>
+          <w:rFonts w:eastAsia="Times New Roman" w:cs="Times New Roman"/>
+          <w:szCs w:val="24"/>
+          <w:lang w:eastAsia="en-GB"/>
+        </w:rPr>
+        <w:t xml:space="preserve">component. You </w:t>
+      </w:r>
+      <w:r>
+        <w:rPr>
+          <w:rFonts w:eastAsia="Times New Roman" w:cs="Times New Roman"/>
+          <w:szCs w:val="24"/>
+          <w:lang w:eastAsia="en-GB"/>
+        </w:rPr>
+        <w:t xml:space="preserve">can find this in the </w:t>
+      </w:r>
+      <w:r>
+        <w:rPr>
+          <w:rFonts w:eastAsia="Times New Roman" w:cs="Times New Roman"/>
+          <w:szCs w:val="24"/>
+          <w:lang w:eastAsia="en-GB"/>
+        </w:rPr>
+        <w:t>I</w:t>
+      </w:r>
+      <w:r>
+        <w:rPr>
+          <w:rFonts w:eastAsia="Times New Roman" w:cs="Times New Roman"/>
+          <w:szCs w:val="24"/>
+          <w:lang w:eastAsia="en-GB"/>
+        </w:rPr>
+        <w:t>nspector panel. In the “</w:t>
+      </w:r>
+      <w:r>
+        <w:rPr>
+          <w:rFonts w:eastAsia="Times New Roman" w:cs="Times New Roman"/>
+          <w:b/>
+          <w:bCs/>
+          <w:szCs w:val="24"/>
+          <w:lang w:eastAsia="en-GB"/>
+        </w:rPr>
+        <w:t>None</w:t>
+      </w:r>
+      <w:r>
+        <w:rPr>
+          <w:rFonts w:eastAsia="Times New Roman" w:cs="Times New Roman"/>
+          <w:szCs w:val="24"/>
+          <w:lang w:eastAsia="en-GB"/>
+        </w:rPr>
+        <w:t xml:space="preserve">” field, drag and drop the </w:t>
+      </w:r>
+      <w:r>
+        <w:rPr>
+          <w:rFonts w:eastAsia="Times New Roman" w:cs="Times New Roman"/>
+          <w:b/>
+          <w:bCs/>
+          <w:szCs w:val="24"/>
+          <w:lang w:eastAsia="en-GB"/>
+        </w:rPr>
+        <w:t>Canvas</w:t>
+      </w:r>
+      <w:r>
+        <w:rPr>
+          <w:rFonts w:eastAsia="Times New Roman" w:cs="Times New Roman"/>
+          <w:szCs w:val="24"/>
+          <w:lang w:eastAsia="en-GB"/>
+        </w:rPr>
+        <w:t xml:space="preserve"> element from the </w:t>
+      </w:r>
+      <w:r>
+        <w:rPr>
+          <w:rFonts w:eastAsia="Times New Roman" w:cs="Times New Roman"/>
+          <w:b/>
+          <w:bCs/>
+          <w:szCs w:val="24"/>
+          <w:lang w:eastAsia="en-GB"/>
+        </w:rPr>
+        <w:t>H</w:t>
+      </w:r>
+      <w:r>
+        <w:rPr>
+          <w:rFonts w:eastAsia="Times New Roman" w:cs="Times New Roman"/>
+          <w:b/>
+          <w:bCs/>
+          <w:szCs w:val="24"/>
+          <w:lang w:eastAsia="en-GB"/>
+        </w:rPr>
+        <w:t>ierarchy</w:t>
+      </w:r>
+      <w:r>
+        <w:rPr>
+          <w:rFonts w:eastAsia="Times New Roman" w:cs="Times New Roman"/>
+          <w:szCs w:val="24"/>
+          <w:lang w:eastAsia="en-GB"/>
+        </w:rPr>
+        <w:t xml:space="preserve"> panel</w:t>
+      </w:r>
+      <w:r>
+        <w:rPr>
+          <w:rFonts w:eastAsia="Times New Roman" w:cs="Times New Roman"/>
+          <w:szCs w:val="24"/>
+          <w:lang w:eastAsia="en-GB"/>
+        </w:rPr>
+        <w:t>.</w:t>
+      </w:r>
+      <w:r>
+        <w:rPr>
+          <w:rFonts w:eastAsia="Times New Roman" w:cs="Times New Roman"/>
+          <w:szCs w:val="24"/>
+          <w:lang w:eastAsia="en-GB"/>
+        </w:rPr>
+        <w:t xml:space="preserve"> </w:t>
+      </w:r>
+      <w:r>
+        <w:rPr>
+          <w:rFonts w:eastAsia="Times New Roman" w:cs="Times New Roman"/>
+          <w:szCs w:val="24"/>
+          <w:lang w:eastAsia="en-GB"/>
+        </w:rPr>
+        <w:t>T</w:t>
+      </w:r>
+      <w:r>
+        <w:rPr>
+          <w:rFonts w:eastAsia="Times New Roman" w:cs="Times New Roman"/>
+          <w:szCs w:val="24"/>
+          <w:lang w:eastAsia="en-GB"/>
+        </w:rPr>
+        <w:t>hen</w:t>
       </w:r>
       <w:r>
         <w:rPr>
@@ -4901,7 +7902,23 @@
           <w:szCs w:val="24"/>
           <w:lang w:eastAsia="en-GB"/>
         </w:rPr>
-        <w:t xml:space="preserve"> on the drop</w:t>
+        <w:t xml:space="preserve"> </w:t>
+      </w:r>
+      <w:r>
+        <w:rPr>
+          <w:rFonts w:eastAsia="Times New Roman" w:cs="Times New Roman"/>
+          <w:szCs w:val="24"/>
+          <w:lang w:eastAsia="en-GB"/>
+        </w:rPr>
+        <w:t>from</w:t>
+      </w:r>
+      <w:r>
+        <w:rPr>
+          <w:rFonts w:eastAsia="Times New Roman" w:cs="Times New Roman"/>
+          <w:szCs w:val="24"/>
+          <w:lang w:eastAsia="en-GB"/>
+        </w:rPr>
+        <w:t xml:space="preserve"> the drop</w:t>
       </w:r>
       <w:r>
         <w:rPr>
@@ -4939,6 +7956,8 @@
       <w:r>
         <w:rPr>
           <w:rFonts w:eastAsia="Times New Roman" w:cs="Times New Roman"/>
+          <w:b/>
+          <w:bCs/>
           <w:szCs w:val="24"/>
           <w:lang w:eastAsia="en-GB"/>
         </w:rPr>
@@ -4965,19 +7984,32 @@
       <w:r>
         <w:rPr>
           <w:rFonts w:eastAsia="Times New Roman" w:cs="Times New Roman"/>
-          <w:szCs w:val="24"/>
-          <w:lang w:eastAsia="en-GB"/>
-        </w:rPr>
+          <w:b/>
+          <w:bCs/>
+          <w:szCs w:val="24"/>
+          <w:lang w:eastAsia="en-GB"/>
+        </w:rPr>
+        <w:lastRenderedPageBreak/>
         <w:t>changeScene</w:t>
       </w:r>
       <w:proofErr w:type="spellEnd"/>
       <w:r>
         <w:rPr>
           <w:rFonts w:eastAsia="Times New Roman" w:cs="Times New Roman"/>
-          <w:szCs w:val="24"/>
-          <w:lang w:eastAsia="en-GB"/>
-        </w:rPr>
-        <w:t>(string). Underneath</w:t>
+          <w:b/>
+          <w:bCs/>
+          <w:szCs w:val="24"/>
+          <w:lang w:eastAsia="en-GB"/>
+        </w:rPr>
+        <w:t>(string)</w:t>
+      </w:r>
+      <w:r>
+        <w:rPr>
+          <w:rFonts w:eastAsia="Times New Roman" w:cs="Times New Roman"/>
+          <w:szCs w:val="24"/>
+          <w:lang w:eastAsia="en-GB"/>
+        </w:rPr>
+        <w:t>. Underneath</w:t>
       </w:r>
       <w:r>
         <w:rPr>
@@ -4993,7 +8025,79 @@
           <w:szCs w:val="24"/>
           <w:lang w:eastAsia="en-GB"/>
         </w:rPr>
-        <w:t xml:space="preserve"> we should see an empty field, type the name of main game’s scene.</w:t>
+        <w:t xml:space="preserve"> </w:t>
+      </w:r>
+      <w:r>
+        <w:rPr>
+          <w:rFonts w:eastAsia="Times New Roman" w:cs="Times New Roman"/>
+          <w:szCs w:val="24"/>
+          <w:lang w:eastAsia="en-GB"/>
+        </w:rPr>
+        <w:t>you</w:t>
+      </w:r>
+      <w:r>
+        <w:rPr>
+          <w:rFonts w:eastAsia="Times New Roman" w:cs="Times New Roman"/>
+          <w:szCs w:val="24"/>
+          <w:lang w:eastAsia="en-GB"/>
+        </w:rPr>
+        <w:t xml:space="preserve"> should see an empty field</w:t>
+      </w:r>
+      <w:r>
+        <w:rPr>
+          <w:rFonts w:eastAsia="Times New Roman" w:cs="Times New Roman"/>
+          <w:szCs w:val="24"/>
+          <w:lang w:eastAsia="en-GB"/>
+        </w:rPr>
+        <w:t>.</w:t>
+      </w:r>
+      <w:r>
+        <w:rPr>
+          <w:rFonts w:eastAsia="Times New Roman" w:cs="Times New Roman"/>
+          <w:szCs w:val="24"/>
+          <w:lang w:eastAsia="en-GB"/>
+        </w:rPr>
+        <w:t xml:space="preserve"> </w:t>
+      </w:r>
+      <w:r>
+        <w:rPr>
+          <w:rFonts w:eastAsia="Times New Roman" w:cs="Times New Roman"/>
+          <w:szCs w:val="24"/>
+          <w:lang w:eastAsia="en-GB"/>
+        </w:rPr>
+        <w:t>Enter</w:t>
+      </w:r>
+      <w:r>
+        <w:rPr>
+          <w:rFonts w:eastAsia="Times New Roman" w:cs="Times New Roman"/>
+          <w:szCs w:val="24"/>
+          <w:lang w:eastAsia="en-GB"/>
+        </w:rPr>
+        <w:t xml:space="preserve"> </w:t>
+      </w:r>
+      <w:r>
+        <w:rPr>
+          <w:rFonts w:eastAsia="Times New Roman" w:cs="Times New Roman"/>
+          <w:szCs w:val="24"/>
+          <w:lang w:eastAsia="en-GB"/>
+        </w:rPr>
+        <w:t>the name of</w:t>
+      </w:r>
+      <w:r>
+        <w:rPr>
+          <w:rFonts w:eastAsia="Times New Roman" w:cs="Times New Roman"/>
+          <w:szCs w:val="24"/>
+          <w:lang w:eastAsia="en-GB"/>
+        </w:rPr>
+        <w:t xml:space="preserve"> the</w:t>
+      </w:r>
+      <w:r>
+        <w:rPr>
+          <w:rFonts w:eastAsia="Times New Roman" w:cs="Times New Roman"/>
+          <w:szCs w:val="24"/>
+          <w:lang w:eastAsia="en-GB"/>
+        </w:rPr>
+        <w:t xml:space="preserve"> main game scene.</w:t>
       </w:r>
     </w:p>
     <w:p>
@@ -5017,11 +8121,13 @@
           <w:szCs w:val="24"/>
           <w:lang w:eastAsia="en-GB"/>
         </w:rPr>
-        <w:t xml:space="preserve"> Open the </w:t>
-      </w:r>
-      <w:r>
-        <w:rPr>
-          <w:rFonts w:eastAsia="Times New Roman" w:cs="Times New Roman"/>
+        <w:t xml:space="preserve">Open </w:t>
+      </w:r>
+      <w:r>
+        <w:rPr>
+          <w:rFonts w:eastAsia="Times New Roman" w:cs="Times New Roman"/>
+          <w:b/>
+          <w:bCs/>
           <w:szCs w:val="24"/>
           <w:lang w:eastAsia="en-GB"/>
         </w:rPr>
@@ -5030,6 +8136,8 @@
       <w:r>
         <w:rPr>
           <w:rFonts w:eastAsia="Times New Roman" w:cs="Times New Roman"/>
+          <w:b/>
+          <w:bCs/>
           <w:szCs w:val="24"/>
           <w:lang w:eastAsia="en-GB"/>
         </w:rPr>
@@ -5038,6 +8146,8 @@
       <w:r>
         <w:rPr>
           <w:rFonts w:eastAsia="Times New Roman" w:cs="Times New Roman"/>
+          <w:b/>
+          <w:bCs/>
           <w:szCs w:val="24"/>
           <w:lang w:eastAsia="en-GB"/>
         </w:rPr>
@@ -5046,10 +8156,94 @@
       <w:r>
         <w:rPr>
           <w:rFonts w:eastAsia="Times New Roman" w:cs="Times New Roman"/>
-          <w:szCs w:val="24"/>
-          <w:lang w:eastAsia="en-GB"/>
-        </w:rPr>
-        <w:t xml:space="preserve">ettings in the top tab (scenes in build), </w:t>
+          <w:b/>
+          <w:bCs/>
+          <w:szCs w:val="24"/>
+          <w:lang w:eastAsia="en-GB"/>
+        </w:rPr>
+        <w:t>ettings</w:t>
+      </w:r>
+      <w:r>
+        <w:rPr>
+          <w:rFonts w:eastAsia="Times New Roman" w:cs="Times New Roman"/>
+          <w:szCs w:val="24"/>
+          <w:lang w:eastAsia="en-GB"/>
+        </w:rPr>
+        <w:t xml:space="preserve"> </w:t>
+      </w:r>
+      <w:r>
+        <w:rPr>
+          <w:rFonts w:eastAsia="Times New Roman" w:cs="Times New Roman"/>
+          <w:szCs w:val="24"/>
+          <w:lang w:eastAsia="en-GB"/>
+        </w:rPr>
+        <w:t xml:space="preserve">from the top menu. </w:t>
+      </w:r>
+      <w:proofErr w:type="gramStart"/>
+      <w:r>
+        <w:rPr>
+          <w:rFonts w:eastAsia="Times New Roman" w:cs="Times New Roman"/>
+          <w:szCs w:val="24"/>
+          <w:lang w:eastAsia="en-GB"/>
+        </w:rPr>
+        <w:t xml:space="preserve">In  </w:t>
+      </w:r>
+      <w:r>
+        <w:rPr>
+          <w:rFonts w:eastAsia="Times New Roman" w:cs="Times New Roman"/>
+          <w:b/>
+          <w:bCs/>
+          <w:szCs w:val="24"/>
+          <w:lang w:eastAsia="en-GB"/>
+        </w:rPr>
+        <w:t>S</w:t>
+      </w:r>
+      <w:r>
+        <w:rPr>
+          <w:rFonts w:eastAsia="Times New Roman" w:cs="Times New Roman"/>
+          <w:b/>
+          <w:bCs/>
+          <w:szCs w:val="24"/>
+          <w:lang w:eastAsia="en-GB"/>
+        </w:rPr>
+        <w:t>cenes</w:t>
+      </w:r>
+      <w:proofErr w:type="gramEnd"/>
+      <w:r>
+        <w:rPr>
+          <w:rFonts w:eastAsia="Times New Roman" w:cs="Times New Roman"/>
+          <w:szCs w:val="24"/>
+          <w:lang w:eastAsia="en-GB"/>
+        </w:rPr>
+        <w:t xml:space="preserve"> in </w:t>
+      </w:r>
+      <w:r>
+        <w:rPr>
+          <w:rFonts w:eastAsia="Times New Roman" w:cs="Times New Roman"/>
+          <w:b/>
+          <w:bCs/>
+          <w:szCs w:val="24"/>
+          <w:lang w:eastAsia="en-GB"/>
+        </w:rPr>
+        <w:t>B</w:t>
+      </w:r>
+      <w:r>
+        <w:rPr>
+          <w:rFonts w:eastAsia="Times New Roman" w:cs="Times New Roman"/>
+          <w:b/>
+          <w:bCs/>
+          <w:szCs w:val="24"/>
+          <w:lang w:eastAsia="en-GB"/>
+        </w:rPr>
+        <w:t>uild</w:t>
+      </w:r>
+      <w:r>
+        <w:rPr>
+          <w:rFonts w:eastAsia="Times New Roman" w:cs="Times New Roman"/>
+          <w:szCs w:val="24"/>
+          <w:lang w:eastAsia="en-GB"/>
+        </w:rPr>
+        <w:t xml:space="preserve">), </w:t>
       </w:r>
       <w:r>
         <w:rPr>
@@ -5073,7 +8267,23 @@
           <w:szCs w:val="24"/>
           <w:lang w:eastAsia="en-GB"/>
         </w:rPr>
-        <w:t>then proceed and add the main scene of the game.</w:t>
+        <w:t xml:space="preserve">then add the main </w:t>
+      </w:r>
+      <w:r>
+        <w:rPr>
+          <w:rFonts w:eastAsia="Times New Roman" w:cs="Times New Roman"/>
+          <w:szCs w:val="24"/>
+          <w:lang w:eastAsia="en-GB"/>
+        </w:rPr>
+        <w:t xml:space="preserve">game </w:t>
+      </w:r>
+      <w:r>
+        <w:rPr>
+          <w:rFonts w:eastAsia="Times New Roman" w:cs="Times New Roman"/>
+          <w:szCs w:val="24"/>
+          <w:lang w:eastAsia="en-GB"/>
+        </w:rPr>
+        <w:t>scene.</w:t>
       </w:r>
     </w:p>
     <w:p>
@@ -5092,7 +8302,25 @@
           <w:szCs w:val="24"/>
           <w:lang w:eastAsia="en-GB"/>
         </w:rPr>
-        <w:t>Now return to your menu scene and press Play. You should now be able to click on the button</w:t>
+        <w:t xml:space="preserve">Now return to your menu scene and press </w:t>
+      </w:r>
+      <w:r>
+        <w:rPr>
+          <w:rFonts w:eastAsia="Times New Roman" w:cs="Times New Roman"/>
+          <w:b/>
+          <w:bCs/>
+          <w:szCs w:val="24"/>
+          <w:lang w:eastAsia="en-GB"/>
+        </w:rPr>
+        <w:t>Play</w:t>
+      </w:r>
+      <w:r>
+        <w:rPr>
+          <w:rFonts w:eastAsia="Times New Roman" w:cs="Times New Roman"/>
+          <w:szCs w:val="24"/>
+          <w:lang w:eastAsia="en-GB"/>
+        </w:rPr>
+        <w:t>. You should now be able to click the button</w:t>
       </w:r>
       <w:r>
         <w:rPr>
@@ -5115,12 +8343,11 @@
       <w:pPr>
         <w:pStyle w:val="Heading1"/>
       </w:pPr>
-      <w:bookmarkStart w:id="11" w:name="_Toc36131009"/>
-      <w:r>
-        <w:lastRenderedPageBreak/>
+      <w:bookmarkStart w:id="10" w:name="_Toc36131009"/>
+      <w:r>
         <w:t>Exit game</w:t>
       </w:r>
-      <w:bookmarkEnd w:id="11"/>
+      <w:bookmarkEnd w:id="10"/>
     </w:p>
     <w:p>
       <w:pPr>
@@ -5137,7 +8364,57 @@
           <w:szCs w:val="24"/>
           <w:lang w:eastAsia="en-GB"/>
         </w:rPr>
-        <w:t>Our last task is to enable the user to get back to the main menu if any of the win or lose conditions are met. We also want to allow them to exit the game if they so choose to get back to the main scene.</w:t>
+        <w:t xml:space="preserve">Our last task is to enable the user to </w:t>
+      </w:r>
+      <w:r>
+        <w:rPr>
+          <w:rFonts w:eastAsia="Times New Roman" w:cs="Times New Roman"/>
+          <w:szCs w:val="24"/>
+          <w:lang w:eastAsia="en-GB"/>
+        </w:rPr>
+        <w:t xml:space="preserve">return </w:t>
+      </w:r>
+      <w:r>
+        <w:rPr>
+          <w:rFonts w:eastAsia="Times New Roman" w:cs="Times New Roman"/>
+          <w:szCs w:val="24"/>
+          <w:lang w:eastAsia="en-GB"/>
+        </w:rPr>
+        <w:t xml:space="preserve">to the main menu if any of the win or lose conditions are met. We also want to allow them to </w:t>
+      </w:r>
+      <w:proofErr w:type="gramStart"/>
+      <w:r>
+        <w:rPr>
+          <w:rFonts w:eastAsia="Times New Roman" w:cs="Times New Roman"/>
+          <w:szCs w:val="24"/>
+          <w:lang w:eastAsia="en-GB"/>
+        </w:rPr>
+        <w:t>exit</w:t>
+      </w:r>
+      <w:proofErr w:type="gramEnd"/>
+      <w:r>
+        <w:rPr>
+          <w:rFonts w:eastAsia="Times New Roman" w:cs="Times New Roman"/>
+          <w:szCs w:val="24"/>
+          <w:lang w:eastAsia="en-GB"/>
+        </w:rPr>
+        <w:t xml:space="preserve"> the game if they choose to </w:t>
+      </w:r>
+      <w:r>
+        <w:rPr>
+          <w:rFonts w:eastAsia="Times New Roman" w:cs="Times New Roman"/>
+          <w:szCs w:val="24"/>
+          <w:lang w:eastAsia="en-GB"/>
+        </w:rPr>
+        <w:t>return to the main menu</w:t>
+      </w:r>
+      <w:r>
+        <w:rPr>
+          <w:rFonts w:eastAsia="Times New Roman" w:cs="Times New Roman"/>
+          <w:szCs w:val="24"/>
+          <w:lang w:eastAsia="en-GB"/>
+        </w:rPr>
+        <w:t>.</w:t>
       </w:r>
     </w:p>
     <w:p>
@@ -5149,13 +8426,29 @@
       </w:r>
       <w:r>
         <w:rPr>
-          <w:i/>
-          <w:iCs/>
+          <w:b/>
+          <w:bCs/>
         </w:rPr>
         <w:t>exit</w:t>
       </w:r>
       <w:r>
-        <w:t xml:space="preserve"> (add it to the main game scene just like previously).</w:t>
+        <w:rPr>
+          <w:b/>
+          <w:bCs/>
+        </w:rPr>
+        <w:t>.</w:t>
+      </w:r>
+      <w:r>
+        <w:t xml:space="preserve"> </w:t>
+      </w:r>
+      <w:r>
+        <w:t>A</w:t>
+      </w:r>
+      <w:r>
+        <w:t xml:space="preserve">dd it to the main game scene </w:t>
+      </w:r>
+      <w:r>
+        <w:t>in the same way as before.</w:t>
       </w:r>
     </w:p>
     <w:p>
@@ -5163,10 +8456,19 @@
         <w:jc w:val="both"/>
       </w:pPr>
       <w:r>
-        <w:t>Place the button in the upper corner of the main game scene to avoid any conflicts when joysticks</w:t>
+        <w:t>Place the button in the upper corner of the main game scene to avoid any conflicts when</w:t>
+      </w:r>
+      <w:r>
+        <w:t xml:space="preserve"> the</w:t>
+      </w:r>
+      <w:r>
+        <w:t xml:space="preserve"> joysticks</w:t>
       </w:r>
       <w:r>
         <w:t xml:space="preserve"> are being pressed</w:t>
+      </w:r>
+      <w:r>
+        <w:t>.</w:t>
       </w:r>
     </w:p>
     <w:p>
@@ -5183,7 +8485,7 @@
           <w:noProof/>
         </w:rPr>
         <w:drawing>
-          <wp:anchor distT="0" distB="0" distL="114300" distR="114300" simplePos="0" relativeHeight="251661312" behindDoc="0" locked="0" layoutInCell="1" allowOverlap="1" wp14:anchorId="0CB93EFB" wp14:editId="2245173E">
+          <wp:anchor distT="0" distB="0" distL="114300" distR="114300" simplePos="0" relativeHeight="251661312" behindDoc="0" locked="0" layoutInCell="1" allowOverlap="1" wp14:anchorId="0CB93EFB" wp14:editId="6D905FD3">
             <wp:simplePos x="0" y="0"/>
             <wp:positionH relativeFrom="column">
               <wp:posOffset>3162300</wp:posOffset>
@@ -5236,14 +8538,16 @@
         <w:t xml:space="preserve">Drag the </w:t>
       </w:r>
       <w:proofErr w:type="spellStart"/>
-      <w:r>
-        <w:rPr>
-          <w:i/>
-          <w:iCs/>
+      <w:proofErr w:type="gramStart"/>
+      <w:r>
+        <w:rPr>
+          <w:b/>
+          <w:bCs/>
         </w:rPr>
         <w:t>menuControl</w:t>
       </w:r>
       <w:proofErr w:type="spellEnd"/>
+      <w:proofErr w:type="gramEnd"/>
       <w:r>
         <w:t xml:space="preserve"> script onto the Canvas inspector. Then</w:t>
       </w:r>
@@ -5251,16 +8555,50 @@
         <w:t>,</w:t>
       </w:r>
       <w:r>
-        <w:t xml:space="preserve"> select the button and add the On Click functions as described previously for the game button. This time, we want to redirect the user to the menu scene so</w:t>
-      </w:r>
-      <w:r>
-        <w:t xml:space="preserve"> type “menu”</w:t>
-      </w:r>
-      <w:r>
-        <w:t xml:space="preserve"> in the empty label that defines the scene</w:t>
-      </w:r>
-      <w:r>
-        <w:t xml:space="preserve"> to be redirected to.</w:t>
+        <w:t xml:space="preserve"> select the button and add the </w:t>
+      </w:r>
+      <w:r>
+        <w:rPr>
+          <w:b/>
+          <w:bCs/>
+        </w:rPr>
+        <w:t>On Click</w:t>
+      </w:r>
+      <w:r>
+        <w:t xml:space="preserve"> functions as described previously for the game button. This time, we want to redirect the user to the menu scene</w:t>
+      </w:r>
+      <w:r>
+        <w:t>,</w:t>
+      </w:r>
+      <w:r>
+        <w:t xml:space="preserve"> so</w:t>
+      </w:r>
+      <w:r>
+        <w:t xml:space="preserve"> </w:t>
+      </w:r>
+      <w:r>
+        <w:t>enter</w:t>
+      </w:r>
+      <w:r>
+        <w:t xml:space="preserve"> “menu”</w:t>
+      </w:r>
+      <w:r>
+        <w:t xml:space="preserve"> in the empty </w:t>
+      </w:r>
+      <w:r>
+        <w:t>field</w:t>
+      </w:r>
+      <w:r>
+        <w:t xml:space="preserve"> that defines the </w:t>
+      </w:r>
+      <w:r>
+        <w:t xml:space="preserve">destination </w:t>
+      </w:r>
+      <w:r>
+        <w:t>scene</w:t>
+      </w:r>
+      <w:r>
+        <w:t>.</w:t>
       </w:r>
       <w:r>
         <w:rPr>
@@ -5280,7 +8618,65 @@
         <w:rPr>
           <w:lang w:eastAsia="en-GB"/>
         </w:rPr>
-        <w:t>Now build the project and install the apk on your device. Test the different functions and effects and spot any other additions or changes that could be made.</w:t>
+        <w:t xml:space="preserve">Now build the project and install </w:t>
+      </w:r>
+      <w:proofErr w:type="spellStart"/>
+      <w:r>
+        <w:rPr>
+          <w:lang w:eastAsia="en-GB"/>
+        </w:rPr>
+        <w:t>the</w:t>
+      </w:r>
+      <w:r>
+        <w:rPr>
+          <w:lang w:eastAsia="en-GB"/>
+        </w:rPr>
+        <w:t>APK</w:t>
+      </w:r>
+      <w:proofErr w:type="spellEnd"/>
+      <w:r>
+        <w:rPr>
+          <w:lang w:eastAsia="en-GB"/>
+        </w:rPr>
+        <w:t xml:space="preserve"> on your device. Test the different functions and </w:t>
+      </w:r>
+      <w:proofErr w:type="gramStart"/>
+      <w:r>
+        <w:rPr>
+          <w:lang w:eastAsia="en-GB"/>
+        </w:rPr>
+        <w:t>effects</w:t>
+      </w:r>
+      <w:r>
+        <w:rPr>
+          <w:lang w:eastAsia="en-GB"/>
+        </w:rPr>
+        <w:t>,</w:t>
+      </w:r>
+      <w:r>
+        <w:rPr>
+          <w:lang w:eastAsia="en-GB"/>
+        </w:rPr>
+        <w:t xml:space="preserve"> and</w:t>
+      </w:r>
+      <w:proofErr w:type="gramEnd"/>
+      <w:r>
+        <w:rPr>
+          <w:lang w:eastAsia="en-GB"/>
+        </w:rPr>
+        <w:t xml:space="preserve"> </w:t>
+      </w:r>
+      <w:r>
+        <w:rPr>
+          <w:lang w:eastAsia="en-GB"/>
+        </w:rPr>
+        <w:t>identify</w:t>
+      </w:r>
+      <w:r>
+        <w:rPr>
+          <w:lang w:eastAsia="en-GB"/>
+        </w:rPr>
+        <w:t xml:space="preserve"> any other additions or changes that could be made.</w:t>
       </w:r>
     </w:p>
     <w:p>
@@ -5300,13 +8696,25 @@
         <w:rPr>
           <w:lang w:eastAsia="en-GB"/>
         </w:rPr>
-        <w:t>;</w:t>
-      </w:r>
-      <w:r>
-        <w:rPr>
-          <w:lang w:eastAsia="en-GB"/>
-        </w:rPr>
-        <w:t xml:space="preserve"> we now have the basis of a game framework. In the next lab</w:t>
+        <w:t>.</w:t>
+      </w:r>
+      <w:r>
+        <w:rPr>
+          <w:lang w:eastAsia="en-GB"/>
+        </w:rPr>
+        <w:t xml:space="preserve"> </w:t>
+      </w:r>
+      <w:r>
+        <w:rPr>
+          <w:lang w:eastAsia="en-GB"/>
+        </w:rPr>
+        <w:t>W</w:t>
+      </w:r>
+      <w:r>
+        <w:rPr>
+          <w:lang w:eastAsia="en-GB"/>
+        </w:rPr>
+        <w:t>e now have the basis of a game framework. In the next lab</w:t>
       </w:r>
       <w:r>
         <w:rPr>
@@ -5318,7 +8726,19 @@
         <w:rPr>
           <w:lang w:eastAsia="en-GB"/>
         </w:rPr>
-        <w:t xml:space="preserve"> we will be looking at add</w:t>
+        <w:t xml:space="preserve"> we will </w:t>
+      </w:r>
+      <w:r>
+        <w:rPr>
+          <w:lang w:eastAsia="en-GB"/>
+        </w:rPr>
+        <w:t xml:space="preserve">look </w:t>
+      </w:r>
+      <w:r>
+        <w:rPr>
+          <w:lang w:eastAsia="en-GB"/>
+        </w:rPr>
+        <w:t>at add</w:t>
       </w:r>
       <w:r>
         <w:rPr>
@@ -5348,7 +8768,7 @@
 </file>
 
 <file path=word/endnotes.xml><?xml version="1.0" encoding="utf-8"?>
-<w:endnotes xmlns:wpc="http://schemas.microsoft.com/office/word/2010/wordprocessingCanvas" xmlns:cx="http://schemas.microsoft.com/office/drawing/2014/chartex" xmlns:cx1="http://schemas.microsoft.com/office/drawing/2015/9/8/chartex" xmlns:cx2="http://schemas.microsoft.com/office/drawing/2015/10/21/chartex" xmlns:cx3="http://schemas.microsoft.com/office/drawing/2016/5/9/chartex" xmlns:cx4="http://schemas.microsoft.com/office/drawing/2016/5/10/chartex" xmlns:cx5="http://schemas.microsoft.com/office/drawing/2016/5/11/chartex" xmlns:cx6="http://schemas.microsoft.com/office/drawing/2016/5/12/chartex" xmlns:cx7="http://schemas.microsoft.com/office/drawing/2016/5/13/chartex" xmlns:cx8="http://schemas.microsoft.com/office/drawing/2016/5/14/chartex" xmlns:mc="http://schemas.openxmlformats.org/markup-compatibility/2006" xmlns:aink="http://schemas.microsoft.com/office/drawing/2016/ink" xmlns:am3d="http://schemas.microsoft.com/office/drawing/2017/model3d" xmlns:o="urn:schemas-microsoft-com:office:office" xmlns:r="http://schemas.openxmlformats.org/officeDocument/2006/relationships" xmlns:m="http://schemas.openxmlformats.org/officeDocument/2006/math" xmlns:v="urn:schemas-microsoft-com:vml" xmlns:wp14="http://schemas.microsoft.com/office/word/2010/wordprocessingDrawing" xmlns:wp="http://schemas.openxmlformats.org/drawingml/2006/wordprocessingDrawing" xmlns:w10="urn:schemas-microsoft-com:office:word" xmlns:w="http://schemas.openxmlformats.org/wordprocessingml/2006/main" xmlns:w14="http://schemas.microsoft.com/office/word/2010/wordml" xmlns:w15="http://schemas.microsoft.com/office/word/2012/wordml" xmlns:w16cid="http://schemas.microsoft.com/office/word/2016/wordml/cid" xmlns:w16se="http://schemas.microsoft.com/office/word/2015/wordml/symex" xmlns:wpg="http://schemas.microsoft.com/office/word/2010/wordprocessingGroup" xmlns:wpi="http://schemas.microsoft.com/office/word/2010/wordprocessingInk" xmlns:wne="http://schemas.microsoft.com/office/word/2006/wordml" xmlns:wps="http://schemas.microsoft.com/office/word/2010/wordprocessingShape" mc:Ignorable="w14 w15 w16se w16cid wp14">
+<w:endnotes xmlns:wpc="http://schemas.microsoft.com/office/word/2010/wordprocessingCanvas" xmlns:cx="http://schemas.microsoft.com/office/drawing/2014/chartex" xmlns:cx1="http://schemas.microsoft.com/office/drawing/2015/9/8/chartex" xmlns:cx2="http://schemas.microsoft.com/office/drawing/2015/10/21/chartex" xmlns:cx3="http://schemas.microsoft.com/office/drawing/2016/5/9/chartex" xmlns:cx4="http://schemas.microsoft.com/office/drawing/2016/5/10/chartex" xmlns:cx5="http://schemas.microsoft.com/office/drawing/2016/5/11/chartex" xmlns:cx6="http://schemas.microsoft.com/office/drawing/2016/5/12/chartex" xmlns:cx7="http://schemas.microsoft.com/office/drawing/2016/5/13/chartex" xmlns:cx8="http://schemas.microsoft.com/office/drawing/2016/5/14/chartex" xmlns:mc="http://schemas.openxmlformats.org/markup-compatibility/2006" xmlns:aink="http://schemas.microsoft.com/office/drawing/2016/ink" xmlns:am3d="http://schemas.microsoft.com/office/drawing/2017/model3d" xmlns:o="urn:schemas-microsoft-com:office:office" xmlns:oel="http://schemas.microsoft.com/office/2019/extlst" xmlns:r="http://schemas.openxmlformats.org/officeDocument/2006/relationships" xmlns:m="http://schemas.openxmlformats.org/officeDocument/2006/math" xmlns:v="urn:schemas-microsoft-com:vml" xmlns:wp14="http://schemas.microsoft.com/office/word/2010/wordprocessingDrawing" xmlns:wp="http://schemas.openxmlformats.org/drawingml/2006/wordprocessingDrawing" xmlns:w10="urn:schemas-microsoft-com:office:word" xmlns:w="http://schemas.openxmlformats.org/wordprocessingml/2006/main" xmlns:w14="http://schemas.microsoft.com/office/word/2010/wordml" xmlns:w15="http://schemas.microsoft.com/office/word/2012/wordml" xmlns:w16cex="http://schemas.microsoft.com/office/word/2018/wordml/cex" xmlns:w16cid="http://schemas.microsoft.com/office/word/2016/wordml/cid" xmlns:w16="http://schemas.microsoft.com/office/word/2018/wordml" xmlns:w16du="http://schemas.microsoft.com/office/word/2023/wordml/word16du" xmlns:w16sdtdh="http://schemas.microsoft.com/office/word/2020/wordml/sdtdatahash" xmlns:w16sdtfl="http://schemas.microsoft.com/office/word/2024/wordml/sdtformatlock" xmlns:w16se="http://schemas.microsoft.com/office/word/2015/wordml/symex" xmlns:wpg="http://schemas.microsoft.com/office/word/2010/wordprocessingGroup" xmlns:wpi="http://schemas.microsoft.com/office/word/2010/wordprocessingInk" xmlns:wne="http://schemas.microsoft.com/office/word/2006/wordml" xmlns:wps="http://schemas.microsoft.com/office/word/2010/wordprocessingShape" mc:Ignorable="w14 w15 w16se w16cid w16 w16cex w16sdtdh w16sdtfl w16du wp14">
   <w:endnote w:type="separator" w:id="-1">
     <w:p>
       <w:pPr>
@@ -5373,7 +8793,7 @@
 </file>
 
 <file path=word/footer1.xml><?xml version="1.0" encoding="utf-8"?>
-<w:ftr xmlns:wpc="http://schemas.microsoft.com/office/word/2010/wordprocessingCanvas" xmlns:cx="http://schemas.microsoft.com/office/drawing/2014/chartex" xmlns:cx1="http://schemas.microsoft.com/office/drawing/2015/9/8/chartex" xmlns:cx2="http://schemas.microsoft.com/office/drawing/2015/10/21/chartex" xmlns:cx3="http://schemas.microsoft.com/office/drawing/2016/5/9/chartex" xmlns:cx4="http://schemas.microsoft.com/office/drawing/2016/5/10/chartex" xmlns:cx5="http://schemas.microsoft.com/office/drawing/2016/5/11/chartex" xmlns:cx6="http://schemas.microsoft.com/office/drawing/2016/5/12/chartex" xmlns:cx7="http://schemas.microsoft.com/office/drawing/2016/5/13/chartex" xmlns:cx8="http://schemas.microsoft.com/office/drawing/2016/5/14/chartex" xmlns:mc="http://schemas.openxmlformats.org/markup-compatibility/2006" xmlns:aink="http://schemas.microsoft.com/office/drawing/2016/ink" xmlns:am3d="http://schemas.microsoft.com/office/drawing/2017/model3d" xmlns:o="urn:schemas-microsoft-com:office:office" xmlns:r="http://schemas.openxmlformats.org/officeDocument/2006/relationships" xmlns:m="http://schemas.openxmlformats.org/officeDocument/2006/math" xmlns:v="urn:schemas-microsoft-com:vml" xmlns:wp14="http://schemas.microsoft.com/office/word/2010/wordprocessingDrawing" xmlns:wp="http://schemas.openxmlformats.org/drawingml/2006/wordprocessingDrawing" xmlns:w10="urn:schemas-microsoft-com:office:word" xmlns:w="http://schemas.openxmlformats.org/wordprocessingml/2006/main" xmlns:w14="http://schemas.microsoft.com/office/word/2010/wordml" xmlns:w15="http://schemas.microsoft.com/office/word/2012/wordml" xmlns:w16cid="http://schemas.microsoft.com/office/word/2016/wordml/cid" xmlns:w16se="http://schemas.microsoft.com/office/word/2015/wordml/symex" xmlns:wpg="http://schemas.microsoft.com/office/word/2010/wordprocessingGroup" xmlns:wpi="http://schemas.microsoft.com/office/word/2010/wordprocessingInk" xmlns:wne="http://schemas.microsoft.com/office/word/2006/wordml" xmlns:wps="http://schemas.microsoft.com/office/word/2010/wordprocessingShape" mc:Ignorable="w14 w15 w16se w16cid wp14">
+<w:ftr xmlns:wpc="http://schemas.microsoft.com/office/word/2010/wordprocessingCanvas" xmlns:cx="http://schemas.microsoft.com/office/drawing/2014/chartex" xmlns:cx1="http://schemas.microsoft.com/office/drawing/2015/9/8/chartex" xmlns:cx2="http://schemas.microsoft.com/office/drawing/2015/10/21/chartex" xmlns:cx3="http://schemas.microsoft.com/office/drawing/2016/5/9/chartex" xmlns:cx4="http://schemas.microsoft.com/office/drawing/2016/5/10/chartex" xmlns:cx5="http://schemas.microsoft.com/office/drawing/2016/5/11/chartex" xmlns:cx6="http://schemas.microsoft.com/office/drawing/2016/5/12/chartex" xmlns:cx7="http://schemas.microsoft.com/office/drawing/2016/5/13/chartex" xmlns:cx8="http://schemas.microsoft.com/office/drawing/2016/5/14/chartex" xmlns:mc="http://schemas.openxmlformats.org/markup-compatibility/2006" xmlns:aink="http://schemas.microsoft.com/office/drawing/2016/ink" xmlns:am3d="http://schemas.microsoft.com/office/drawing/2017/model3d" xmlns:o="urn:schemas-microsoft-com:office:office" xmlns:oel="http://schemas.microsoft.com/office/2019/extlst" xmlns:r="http://schemas.openxmlformats.org/officeDocument/2006/relationships" xmlns:m="http://schemas.openxmlformats.org/officeDocument/2006/math" xmlns:v="urn:schemas-microsoft-com:vml" xmlns:wp14="http://schemas.microsoft.com/office/word/2010/wordprocessingDrawing" xmlns:wp="http://schemas.openxmlformats.org/drawingml/2006/wordprocessingDrawing" xmlns:w10="urn:schemas-microsoft-com:office:word" xmlns:w="http://schemas.openxmlformats.org/wordprocessingml/2006/main" xmlns:w14="http://schemas.microsoft.com/office/word/2010/wordml" xmlns:w15="http://schemas.microsoft.com/office/word/2012/wordml" xmlns:w16cex="http://schemas.microsoft.com/office/word/2018/wordml/cex" xmlns:w16cid="http://schemas.microsoft.com/office/word/2016/wordml/cid" xmlns:w16="http://schemas.microsoft.com/office/word/2018/wordml" xmlns:w16du="http://schemas.microsoft.com/office/word/2023/wordml/word16du" xmlns:w16sdtdh="http://schemas.microsoft.com/office/word/2020/wordml/sdtdatahash" xmlns:w16sdtfl="http://schemas.microsoft.com/office/word/2024/wordml/sdtformatlock" xmlns:w16se="http://schemas.microsoft.com/office/word/2015/wordml/symex" xmlns:wpg="http://schemas.microsoft.com/office/word/2010/wordprocessingGroup" xmlns:wpi="http://schemas.microsoft.com/office/word/2010/wordprocessingInk" xmlns:wne="http://schemas.microsoft.com/office/word/2006/wordml" xmlns:wps="http://schemas.microsoft.com/office/word/2010/wordprocessingShape" mc:Ignorable="w14 w15 w16se w16cid w16 w16cex w16sdtdh w16sdtfl w16du wp14">
   <w:p>
     <w:pPr>
       <w:pStyle w:val="Footer"/>
@@ -5395,7 +8815,7 @@
 </file>
 
 <file path=word/footer2.xml><?xml version="1.0" encoding="utf-8"?>
-<w:ftr xmlns:wpc="http://schemas.microsoft.com/office/word/2010/wordprocessingCanvas" xmlns:cx="http://schemas.microsoft.com/office/drawing/2014/chartex" xmlns:cx1="http://schemas.microsoft.com/office/drawing/2015/9/8/chartex" xmlns:cx2="http://schemas.microsoft.com/office/drawing/2015/10/21/chartex" xmlns:cx3="http://schemas.microsoft.com/office/drawing/2016/5/9/chartex" xmlns:cx4="http://schemas.microsoft.com/office/drawing/2016/5/10/chartex" xmlns:cx5="http://schemas.microsoft.com/office/drawing/2016/5/11/chartex" xmlns:cx6="http://schemas.microsoft.com/office/drawing/2016/5/12/chartex" xmlns:cx7="http://schemas.microsoft.com/office/drawing/2016/5/13/chartex" xmlns:cx8="http://schemas.microsoft.com/office/drawing/2016/5/14/chartex" xmlns:mc="http://schemas.openxmlformats.org/markup-compatibility/2006" xmlns:aink="http://schemas.microsoft.com/office/drawing/2016/ink" xmlns:am3d="http://schemas.microsoft.com/office/drawing/2017/model3d" xmlns:o="urn:schemas-microsoft-com:office:office" xmlns:r="http://schemas.openxmlformats.org/officeDocument/2006/relationships" xmlns:m="http://schemas.openxmlformats.org/officeDocument/2006/math" xmlns:v="urn:schemas-microsoft-com:vml" xmlns:wp14="http://schemas.microsoft.com/office/word/2010/wordprocessingDrawing" xmlns:wp="http://schemas.openxmlformats.org/drawingml/2006/wordprocessingDrawing" xmlns:w10="urn:schemas-microsoft-com:office:word" xmlns:w="http://schemas.openxmlformats.org/wordprocessingml/2006/main" xmlns:w14="http://schemas.microsoft.com/office/word/2010/wordml" xmlns:w15="http://schemas.microsoft.com/office/word/2012/wordml" xmlns:w16cid="http://schemas.microsoft.com/office/word/2016/wordml/cid" xmlns:w16se="http://schemas.microsoft.com/office/word/2015/wordml/symex" xmlns:wpg="http://schemas.microsoft.com/office/word/2010/wordprocessingGroup" xmlns:wpi="http://schemas.microsoft.com/office/word/2010/wordprocessingInk" xmlns:wne="http://schemas.microsoft.com/office/word/2006/wordml" xmlns:wps="http://schemas.microsoft.com/office/word/2010/wordprocessingShape" mc:Ignorable="w14 w15 w16se w16cid wp14">
+<w:ftr xmlns:wpc="http://schemas.microsoft.com/office/word/2010/wordprocessingCanvas" xmlns:cx="http://schemas.microsoft.com/office/drawing/2014/chartex" xmlns:cx1="http://schemas.microsoft.com/office/drawing/2015/9/8/chartex" xmlns:cx2="http://schemas.microsoft.com/office/drawing/2015/10/21/chartex" xmlns:cx3="http://schemas.microsoft.com/office/drawing/2016/5/9/chartex" xmlns:cx4="http://schemas.microsoft.com/office/drawing/2016/5/10/chartex" xmlns:cx5="http://schemas.microsoft.com/office/drawing/2016/5/11/chartex" xmlns:cx6="http://schemas.microsoft.com/office/drawing/2016/5/12/chartex" xmlns:cx7="http://schemas.microsoft.com/office/drawing/2016/5/13/chartex" xmlns:cx8="http://schemas.microsoft.com/office/drawing/2016/5/14/chartex" xmlns:mc="http://schemas.openxmlformats.org/markup-compatibility/2006" xmlns:aink="http://schemas.microsoft.com/office/drawing/2016/ink" xmlns:am3d="http://schemas.microsoft.com/office/drawing/2017/model3d" xmlns:o="urn:schemas-microsoft-com:office:office" xmlns:oel="http://schemas.microsoft.com/office/2019/extlst" xmlns:r="http://schemas.openxmlformats.org/officeDocument/2006/relationships" xmlns:m="http://schemas.openxmlformats.org/officeDocument/2006/math" xmlns:v="urn:schemas-microsoft-com:vml" xmlns:wp14="http://schemas.microsoft.com/office/word/2010/wordprocessingDrawing" xmlns:wp="http://schemas.openxmlformats.org/drawingml/2006/wordprocessingDrawing" xmlns:w10="urn:schemas-microsoft-com:office:word" xmlns:w="http://schemas.openxmlformats.org/wordprocessingml/2006/main" xmlns:w14="http://schemas.microsoft.com/office/word/2010/wordml" xmlns:w15="http://schemas.microsoft.com/office/word/2012/wordml" xmlns:w16cex="http://schemas.microsoft.com/office/word/2018/wordml/cex" xmlns:w16cid="http://schemas.microsoft.com/office/word/2016/wordml/cid" xmlns:w16="http://schemas.microsoft.com/office/word/2018/wordml" xmlns:w16du="http://schemas.microsoft.com/office/word/2023/wordml/word16du" xmlns:w16sdtdh="http://schemas.microsoft.com/office/word/2020/wordml/sdtdatahash" xmlns:w16sdtfl="http://schemas.microsoft.com/office/word/2024/wordml/sdtformatlock" xmlns:w16se="http://schemas.microsoft.com/office/word/2015/wordml/symex" xmlns:wpg="http://schemas.microsoft.com/office/word/2010/wordprocessingGroup" xmlns:wpi="http://schemas.microsoft.com/office/word/2010/wordprocessingInk" xmlns:wne="http://schemas.microsoft.com/office/word/2006/wordml" xmlns:wps="http://schemas.microsoft.com/office/word/2010/wordprocessingShape" mc:Ignorable="w14 w15 w16se w16cid w16 w16cex w16sdtdh w16sdtfl w16du wp14">
   <w:sdt>
     <w:sdtPr>
       <w:id w:val="-552073365"/>
@@ -5427,7 +8847,7 @@
 </file>
 
 <file path=word/footer3.xml><?xml version="1.0" encoding="utf-8"?>
-<w:ftr xmlns:wpc="http://schemas.microsoft.com/office/word/2010/wordprocessingCanvas" xmlns:cx="http://schemas.microsoft.com/office/drawing/2014/chartex" xmlns:cx1="http://schemas.microsoft.com/office/drawing/2015/9/8/chartex" xmlns:cx2="http://schemas.microsoft.com/office/drawing/2015/10/21/chartex" xmlns:cx3="http://schemas.microsoft.com/office/drawing/2016/5/9/chartex" xmlns:cx4="http://schemas.microsoft.com/office/drawing/2016/5/10/chartex" xmlns:cx5="http://schemas.microsoft.com/office/drawing/2016/5/11/chartex" xmlns:cx6="http://schemas.microsoft.com/office/drawing/2016/5/12/chartex" xmlns:cx7="http://schemas.microsoft.com/office/drawing/2016/5/13/chartex" xmlns:cx8="http://schemas.microsoft.com/office/drawing/2016/5/14/chartex" xmlns:mc="http://schemas.openxmlformats.org/markup-compatibility/2006" xmlns:aink="http://schemas.microsoft.com/office/drawing/2016/ink" xmlns:am3d="http://schemas.microsoft.com/office/drawing/2017/model3d" xmlns:o="urn:schemas-microsoft-com:office:office" xmlns:r="http://schemas.openxmlformats.org/officeDocument/2006/relationships" xmlns:m="http://schemas.openxmlformats.org/officeDocument/2006/math" xmlns:v="urn:schemas-microsoft-com:vml" xmlns:wp14="http://schemas.microsoft.com/office/word/2010/wordprocessingDrawing" xmlns:wp="http://schemas.openxmlformats.org/drawingml/2006/wordprocessingDrawing" xmlns:w10="urn:schemas-microsoft-com:office:word" xmlns:w="http://schemas.openxmlformats.org/wordprocessingml/2006/main" xmlns:w14="http://schemas.microsoft.com/office/word/2010/wordml" xmlns:w15="http://schemas.microsoft.com/office/word/2012/wordml" xmlns:w16cid="http://schemas.microsoft.com/office/word/2016/wordml/cid" xmlns:w16se="http://schemas.microsoft.com/office/word/2015/wordml/symex" xmlns:wpg="http://schemas.microsoft.com/office/word/2010/wordprocessingGroup" xmlns:wpi="http://schemas.microsoft.com/office/word/2010/wordprocessingInk" xmlns:wne="http://schemas.microsoft.com/office/word/2006/wordml" xmlns:wps="http://schemas.microsoft.com/office/word/2010/wordprocessingShape" mc:Ignorable="w14 w15 w16se w16cid wp14">
+<w:ftr xmlns:wpc="http://schemas.microsoft.com/office/word/2010/wordprocessingCanvas" xmlns:cx="http://schemas.microsoft.com/office/drawing/2014/chartex" xmlns:cx1="http://schemas.microsoft.com/office/drawing/2015/9/8/chartex" xmlns:cx2="http://schemas.microsoft.com/office/drawing/2015/10/21/chartex" xmlns:cx3="http://schemas.microsoft.com/office/drawing/2016/5/9/chartex" xmlns:cx4="http://schemas.microsoft.com/office/drawing/2016/5/10/chartex" xmlns:cx5="http://schemas.microsoft.com/office/drawing/2016/5/11/chartex" xmlns:cx6="http://schemas.microsoft.com/office/drawing/2016/5/12/chartex" xmlns:cx7="http://schemas.microsoft.com/office/drawing/2016/5/13/chartex" xmlns:cx8="http://schemas.microsoft.com/office/drawing/2016/5/14/chartex" xmlns:mc="http://schemas.openxmlformats.org/markup-compatibility/2006" xmlns:aink="http://schemas.microsoft.com/office/drawing/2016/ink" xmlns:am3d="http://schemas.microsoft.com/office/drawing/2017/model3d" xmlns:o="urn:schemas-microsoft-com:office:office" xmlns:oel="http://schemas.microsoft.com/office/2019/extlst" xmlns:r="http://schemas.openxmlformats.org/officeDocument/2006/relationships" xmlns:m="http://schemas.openxmlformats.org/officeDocument/2006/math" xmlns:v="urn:schemas-microsoft-com:vml" xmlns:wp14="http://schemas.microsoft.com/office/word/2010/wordprocessingDrawing" xmlns:wp="http://schemas.openxmlformats.org/drawingml/2006/wordprocessingDrawing" xmlns:w10="urn:schemas-microsoft-com:office:word" xmlns:w="http://schemas.openxmlformats.org/wordprocessingml/2006/main" xmlns:w14="http://schemas.microsoft.com/office/word/2010/wordml" xmlns:w15="http://schemas.microsoft.com/office/word/2012/wordml" xmlns:w16cex="http://schemas.microsoft.com/office/word/2018/wordml/cex" xmlns:w16cid="http://schemas.microsoft.com/office/word/2016/wordml/cid" xmlns:w16="http://schemas.microsoft.com/office/word/2018/wordml" xmlns:w16du="http://schemas.microsoft.com/office/word/2023/wordml/word16du" xmlns:w16sdtdh="http://schemas.microsoft.com/office/word/2020/wordml/sdtdatahash" xmlns:w16sdtfl="http://schemas.microsoft.com/office/word/2024/wordml/sdtformatlock" xmlns:w16se="http://schemas.microsoft.com/office/word/2015/wordml/symex" xmlns:wpg="http://schemas.microsoft.com/office/word/2010/wordprocessingGroup" xmlns:wpi="http://schemas.microsoft.com/office/word/2010/wordprocessingInk" xmlns:wne="http://schemas.microsoft.com/office/word/2006/wordml" xmlns:wps="http://schemas.microsoft.com/office/word/2010/wordprocessingShape" mc:Ignorable="w14 w15 w16se w16cid w16 w16cex w16sdtdh w16sdtfl w16du wp14">
   <w:sdt>
     <w:sdtPr>
       <w:id w:val="4715308"/>
@@ -5469,7 +8889,7 @@
               <w:rPr>
                 <w:noProof/>
               </w:rPr>
-              <w:t>2020</w:t>
+              <w:t>2026</w:t>
             </w:r>
             <w:r>
               <w:fldChar w:fldCharType="end"/>
@@ -5549,7 +8969,7 @@
 </file>
 
 <file path=word/footnotes.xml><?xml version="1.0" encoding="utf-8"?>
-<w:footnotes xmlns:wpc="http://schemas.microsoft.com/office/word/2010/wordprocessingCanvas" xmlns:cx="http://schemas.microsoft.com/office/drawing/2014/chartex" xmlns:cx1="http://schemas.microsoft.com/office/drawing/2015/9/8/chartex" xmlns:cx2="http://schemas.microsoft.com/office/drawing/2015/10/21/chartex" xmlns:cx3="http://schemas.microsoft.com/office/drawing/2016/5/9/chartex" xmlns:cx4="http://schemas.microsoft.com/office/drawing/2016/5/10/chartex" xmlns:cx5="http://schemas.microsoft.com/office/drawing/2016/5/11/chartex" xmlns:cx6="http://schemas.microsoft.com/office/drawing/2016/5/12/chartex" xmlns:cx7="http://schemas.microsoft.com/office/drawing/2016/5/13/chartex" xmlns:cx8="http://schemas.microsoft.com/office/drawing/2016/5/14/chartex" xmlns:mc="http://schemas.openxmlformats.org/markup-compatibility/2006" xmlns:aink="http://schemas.microsoft.com/office/drawing/2016/ink" xmlns:am3d="http://schemas.microsoft.com/office/drawing/2017/model3d" xmlns:o="urn:schemas-microsoft-com:office:office" xmlns:r="http://schemas.openxmlformats.org/officeDocument/2006/relationships" xmlns:m="http://schemas.openxmlformats.org/officeDocument/2006/math" xmlns:v="urn:schemas-microsoft-com:vml" xmlns:wp14="http://schemas.microsoft.com/office/word/2010/wordprocessingDrawing" xmlns:wp="http://schemas.openxmlformats.org/drawingml/2006/wordprocessingDrawing" xmlns:w10="urn:schemas-microsoft-com:office:word" xmlns:w="http://schemas.openxmlformats.org/wordprocessingml/2006/main" xmlns:w14="http://schemas.microsoft.com/office/word/2010/wordml" xmlns:w15="http://schemas.microsoft.com/office/word/2012/wordml" xmlns:w16cid="http://schemas.microsoft.com/office/word/2016/wordml/cid" xmlns:w16se="http://schemas.microsoft.com/office/word/2015/wordml/symex" xmlns:wpg="http://schemas.microsoft.com/office/word/2010/wordprocessingGroup" xmlns:wpi="http://schemas.microsoft.com/office/word/2010/wordprocessingInk" xmlns:wne="http://schemas.microsoft.com/office/word/2006/wordml" xmlns:wps="http://schemas.microsoft.com/office/word/2010/wordprocessingShape" mc:Ignorable="w14 w15 w16se w16cid wp14">
+<w:footnotes xmlns:wpc="http://schemas.microsoft.com/office/word/2010/wordprocessingCanvas" xmlns:cx="http://schemas.microsoft.com/office/drawing/2014/chartex" xmlns:cx1="http://schemas.microsoft.com/office/drawing/2015/9/8/chartex" xmlns:cx2="http://schemas.microsoft.com/office/drawing/2015/10/21/chartex" xmlns:cx3="http://schemas.microsoft.com/office/drawing/2016/5/9/chartex" xmlns:cx4="http://schemas.microsoft.com/office/drawing/2016/5/10/chartex" xmlns:cx5="http://schemas.microsoft.com/office/drawing/2016/5/11/chartex" xmlns:cx6="http://schemas.microsoft.com/office/drawing/2016/5/12/chartex" xmlns:cx7="http://schemas.microsoft.com/office/drawing/2016/5/13/chartex" xmlns:cx8="http://schemas.microsoft.com/office/drawing/2016/5/14/chartex" xmlns:mc="http://schemas.openxmlformats.org/markup-compatibility/2006" xmlns:aink="http://schemas.microsoft.com/office/drawing/2016/ink" xmlns:am3d="http://schemas.microsoft.com/office/drawing/2017/model3d" xmlns:o="urn:schemas-microsoft-com:office:office" xmlns:oel="http://schemas.microsoft.com/office/2019/extlst" xmlns:r="http://schemas.openxmlformats.org/officeDocument/2006/relationships" xmlns:m="http://schemas.openxmlformats.org/officeDocument/2006/math" xmlns:v="urn:schemas-microsoft-com:vml" xmlns:wp14="http://schemas.microsoft.com/office/word/2010/wordprocessingDrawing" xmlns:wp="http://schemas.openxmlformats.org/drawingml/2006/wordprocessingDrawing" xmlns:w10="urn:schemas-microsoft-com:office:word" xmlns:w="http://schemas.openxmlformats.org/wordprocessingml/2006/main" xmlns:w14="http://schemas.microsoft.com/office/word/2010/wordml" xmlns:w15="http://schemas.microsoft.com/office/word/2012/wordml" xmlns:w16cex="http://schemas.microsoft.com/office/word/2018/wordml/cex" xmlns:w16cid="http://schemas.microsoft.com/office/word/2016/wordml/cid" xmlns:w16="http://schemas.microsoft.com/office/word/2018/wordml" xmlns:w16du="http://schemas.microsoft.com/office/word/2023/wordml/word16du" xmlns:w16sdtdh="http://schemas.microsoft.com/office/word/2020/wordml/sdtdatahash" xmlns:w16sdtfl="http://schemas.microsoft.com/office/word/2024/wordml/sdtformatlock" xmlns:w16se="http://schemas.microsoft.com/office/word/2015/wordml/symex" xmlns:wpg="http://schemas.microsoft.com/office/word/2010/wordprocessingGroup" xmlns:wpi="http://schemas.microsoft.com/office/word/2010/wordprocessingInk" xmlns:wne="http://schemas.microsoft.com/office/word/2006/wordml" xmlns:wps="http://schemas.microsoft.com/office/word/2010/wordprocessingShape" mc:Ignorable="w14 w15 w16se w16cid w16 w16cex w16sdtdh w16sdtfl w16du wp14">
   <w:footnote w:type="separator" w:id="-1">
     <w:p>
       <w:pPr>
@@ -5576,7 +8996,7 @@
 </file>
 
 <file path=word/header1.xml><?xml version="1.0" encoding="utf-8"?>
-<w:hdr xmlns:wpc="http://schemas.microsoft.com/office/word/2010/wordprocessingCanvas" xmlns:cx="http://schemas.microsoft.com/office/drawing/2014/chartex" xmlns:cx1="http://schemas.microsoft.com/office/drawing/2015/9/8/chartex" xmlns:cx2="http://schemas.microsoft.com/office/drawing/2015/10/21/chartex" xmlns:cx3="http://schemas.microsoft.com/office/drawing/2016/5/9/chartex" xmlns:cx4="http://schemas.microsoft.com/office/drawing/2016/5/10/chartex" xmlns:cx5="http://schemas.microsoft.com/office/drawing/2016/5/11/chartex" xmlns:cx6="http://schemas.microsoft.com/office/drawing/2016/5/12/chartex" xmlns:cx7="http://schemas.microsoft.com/office/drawing/2016/5/13/chartex" xmlns:cx8="http://schemas.microsoft.com/office/drawing/2016/5/14/chartex" xmlns:mc="http://schemas.openxmlformats.org/markup-compatibility/2006" xmlns:aink="http://schemas.microsoft.com/office/drawing/2016/ink" xmlns:am3d="http://schemas.microsoft.com/office/drawing/2017/model3d" xmlns:o="urn:schemas-microsoft-com:office:office" xmlns:r="http://schemas.openxmlformats.org/officeDocument/2006/relationships" xmlns:m="http://schemas.openxmlformats.org/officeDocument/2006/math" xmlns:v="urn:schemas-microsoft-com:vml" xmlns:wp14="http://schemas.microsoft.com/office/word/2010/wordprocessingDrawing" xmlns:wp="http://schemas.openxmlformats.org/drawingml/2006/wordprocessingDrawing" xmlns:w10="urn:schemas-microsoft-com:office:word" xmlns:w="http://schemas.openxmlformats.org/wordprocessingml/2006/main" xmlns:w14="http://schemas.microsoft.com/office/word/2010/wordml" xmlns:w15="http://schemas.microsoft.com/office/word/2012/wordml" xmlns:w16cid="http://schemas.microsoft.com/office/word/2016/wordml/cid" xmlns:w16se="http://schemas.microsoft.com/office/word/2015/wordml/symex" xmlns:wpg="http://schemas.microsoft.com/office/word/2010/wordprocessingGroup" xmlns:wpi="http://schemas.microsoft.com/office/word/2010/wordprocessingInk" xmlns:wne="http://schemas.microsoft.com/office/word/2006/wordml" xmlns:wps="http://schemas.microsoft.com/office/word/2010/wordprocessingShape" mc:Ignorable="w14 w15 w16se w16cid wp14">
+<w:hdr xmlns:wpc="http://schemas.microsoft.com/office/word/2010/wordprocessingCanvas" xmlns:cx="http://schemas.microsoft.com/office/drawing/2014/chartex" xmlns:cx1="http://schemas.microsoft.com/office/drawing/2015/9/8/chartex" xmlns:cx2="http://schemas.microsoft.com/office/drawing/2015/10/21/chartex" xmlns:cx3="http://schemas.microsoft.com/office/drawing/2016/5/9/chartex" xmlns:cx4="http://schemas.microsoft.com/office/drawing/2016/5/10/chartex" xmlns:cx5="http://schemas.microsoft.com/office/drawing/2016/5/11/chartex" xmlns:cx6="http://schemas.microsoft.com/office/drawing/2016/5/12/chartex" xmlns:cx7="http://schemas.microsoft.com/office/drawing/2016/5/13/chartex" xmlns:cx8="http://schemas.microsoft.com/office/drawing/2016/5/14/chartex" xmlns:mc="http://schemas.openxmlformats.org/markup-compatibility/2006" xmlns:aink="http://schemas.microsoft.com/office/drawing/2016/ink" xmlns:am3d="http://schemas.microsoft.com/office/drawing/2017/model3d" xmlns:o="urn:schemas-microsoft-com:office:office" xmlns:oel="http://schemas.microsoft.com/office/2019/extlst" xmlns:r="http://schemas.openxmlformats.org/officeDocument/2006/relationships" xmlns:m="http://schemas.openxmlformats.org/officeDocument/2006/math" xmlns:v="urn:schemas-microsoft-com:vml" xmlns:wp14="http://schemas.microsoft.com/office/word/2010/wordprocessingDrawing" xmlns:wp="http://schemas.openxmlformats.org/drawingml/2006/wordprocessingDrawing" xmlns:w10="urn:schemas-microsoft-com:office:word" xmlns:w="http://schemas.openxmlformats.org/wordprocessingml/2006/main" xmlns:w14="http://schemas.microsoft.com/office/word/2010/wordml" xmlns:w15="http://schemas.microsoft.com/office/word/2012/wordml" xmlns:w16cex="http://schemas.microsoft.com/office/word/2018/wordml/cex" xmlns:w16cid="http://schemas.microsoft.com/office/word/2016/wordml/cid" xmlns:w16="http://schemas.microsoft.com/office/word/2018/wordml" xmlns:w16du="http://schemas.microsoft.com/office/word/2023/wordml/word16du" xmlns:w16sdtdh="http://schemas.microsoft.com/office/word/2020/wordml/sdtdatahash" xmlns:w16sdtfl="http://schemas.microsoft.com/office/word/2024/wordml/sdtformatlock" xmlns:w16se="http://schemas.microsoft.com/office/word/2015/wordml/symex" xmlns:wpg="http://schemas.microsoft.com/office/word/2010/wordprocessingGroup" xmlns:wpi="http://schemas.microsoft.com/office/word/2010/wordprocessingInk" xmlns:wne="http://schemas.microsoft.com/office/word/2006/wordml" xmlns:wps="http://schemas.microsoft.com/office/word/2010/wordprocessingShape" mc:Ignorable="w14 w15 w16se w16cid w16 w16cex w16sdtdh w16sdtfl w16du wp14">
   <w:p>
     <w:pPr>
       <w:pStyle w:val="Header"/>
@@ -5681,7 +9101,7 @@
 </file>
 
 <file path=word/header2.xml><?xml version="1.0" encoding="utf-8"?>
-<w:hdr xmlns:wpc="http://schemas.microsoft.com/office/word/2010/wordprocessingCanvas" xmlns:cx="http://schemas.microsoft.com/office/drawing/2014/chartex" xmlns:cx1="http://schemas.microsoft.com/office/drawing/2015/9/8/chartex" xmlns:cx2="http://schemas.microsoft.com/office/drawing/2015/10/21/chartex" xmlns:cx3="http://schemas.microsoft.com/office/drawing/2016/5/9/chartex" xmlns:cx4="http://schemas.microsoft.com/office/drawing/2016/5/10/chartex" xmlns:cx5="http://schemas.microsoft.com/office/drawing/2016/5/11/chartex" xmlns:cx6="http://schemas.microsoft.com/office/drawing/2016/5/12/chartex" xmlns:cx7="http://schemas.microsoft.com/office/drawing/2016/5/13/chartex" xmlns:cx8="http://schemas.microsoft.com/office/drawing/2016/5/14/chartex" xmlns:mc="http://schemas.openxmlformats.org/markup-compatibility/2006" xmlns:aink="http://schemas.microsoft.com/office/drawing/2016/ink" xmlns:am3d="http://schemas.microsoft.com/office/drawing/2017/model3d" xmlns:o="urn:schemas-microsoft-com:office:office" xmlns:r="http://schemas.openxmlformats.org/officeDocument/2006/relationships" xmlns:m="http://schemas.openxmlformats.org/officeDocument/2006/math" xmlns:v="urn:schemas-microsoft-com:vml" xmlns:wp14="http://schemas.microsoft.com/office/word/2010/wordprocessingDrawing" xmlns:wp="http://schemas.openxmlformats.org/drawingml/2006/wordprocessingDrawing" xmlns:w10="urn:schemas-microsoft-com:office:word" xmlns:w="http://schemas.openxmlformats.org/wordprocessingml/2006/main" xmlns:w14="http://schemas.microsoft.com/office/word/2010/wordml" xmlns:w15="http://schemas.microsoft.com/office/word/2012/wordml" xmlns:w16cid="http://schemas.microsoft.com/office/word/2016/wordml/cid" xmlns:w16se="http://schemas.microsoft.com/office/word/2015/wordml/symex" xmlns:wpg="http://schemas.microsoft.com/office/word/2010/wordprocessingGroup" xmlns:wpi="http://schemas.microsoft.com/office/word/2010/wordprocessingInk" xmlns:wne="http://schemas.microsoft.com/office/word/2006/wordml" xmlns:wps="http://schemas.microsoft.com/office/word/2010/wordprocessingShape" mc:Ignorable="w14 w15 w16se w16cid wp14">
+<w:hdr xmlns:wpc="http://schemas.microsoft.com/office/word/2010/wordprocessingCanvas" xmlns:cx="http://schemas.microsoft.com/office/drawing/2014/chartex" xmlns:cx1="http://schemas.microsoft.com/office/drawing/2015/9/8/chartex" xmlns:cx2="http://schemas.microsoft.com/office/drawing/2015/10/21/chartex" xmlns:cx3="http://schemas.microsoft.com/office/drawing/2016/5/9/chartex" xmlns:cx4="http://schemas.microsoft.com/office/drawing/2016/5/10/chartex" xmlns:cx5="http://schemas.microsoft.com/office/drawing/2016/5/11/chartex" xmlns:cx6="http://schemas.microsoft.com/office/drawing/2016/5/12/chartex" xmlns:cx7="http://schemas.microsoft.com/office/drawing/2016/5/13/chartex" xmlns:cx8="http://schemas.microsoft.com/office/drawing/2016/5/14/chartex" xmlns:mc="http://schemas.openxmlformats.org/markup-compatibility/2006" xmlns:aink="http://schemas.microsoft.com/office/drawing/2016/ink" xmlns:am3d="http://schemas.microsoft.com/office/drawing/2017/model3d" xmlns:o="urn:schemas-microsoft-com:office:office" xmlns:oel="http://schemas.microsoft.com/office/2019/extlst" xmlns:r="http://schemas.openxmlformats.org/officeDocument/2006/relationships" xmlns:m="http://schemas.openxmlformats.org/officeDocument/2006/math" xmlns:v="urn:schemas-microsoft-com:vml" xmlns:wp14="http://schemas.microsoft.com/office/word/2010/wordprocessingDrawing" xmlns:wp="http://schemas.openxmlformats.org/drawingml/2006/wordprocessingDrawing" xmlns:w10="urn:schemas-microsoft-com:office:word" xmlns:w="http://schemas.openxmlformats.org/wordprocessingml/2006/main" xmlns:w14="http://schemas.microsoft.com/office/word/2010/wordml" xmlns:w15="http://schemas.microsoft.com/office/word/2012/wordml" xmlns:w16cex="http://schemas.microsoft.com/office/word/2018/wordml/cex" xmlns:w16cid="http://schemas.microsoft.com/office/word/2016/wordml/cid" xmlns:w16="http://schemas.microsoft.com/office/word/2018/wordml" xmlns:w16du="http://schemas.microsoft.com/office/word/2023/wordml/word16du" xmlns:w16sdtdh="http://schemas.microsoft.com/office/word/2020/wordml/sdtdatahash" xmlns:w16sdtfl="http://schemas.microsoft.com/office/word/2024/wordml/sdtformatlock" xmlns:w16se="http://schemas.microsoft.com/office/word/2015/wordml/symex" xmlns:wpg="http://schemas.microsoft.com/office/word/2010/wordprocessingGroup" xmlns:wpi="http://schemas.microsoft.com/office/word/2010/wordprocessingInk" xmlns:wne="http://schemas.microsoft.com/office/word/2006/wordml" xmlns:wps="http://schemas.microsoft.com/office/word/2010/wordprocessingShape" mc:Ignorable="w14 w15 w16se w16cid w16 w16cex w16sdtdh w16sdtfl w16du wp14">
   <w:p>
     <w:pPr>
       <w:pStyle w:val="Header"/>
@@ -5762,7 +9182,7 @@
 </file>
 
 <file path=word/header3.xml><?xml version="1.0" encoding="utf-8"?>
-<w:hdr xmlns:wpc="http://schemas.microsoft.com/office/word/2010/wordprocessingCanvas" xmlns:cx="http://schemas.microsoft.com/office/drawing/2014/chartex" xmlns:cx1="http://schemas.microsoft.com/office/drawing/2015/9/8/chartex" xmlns:cx2="http://schemas.microsoft.com/office/drawing/2015/10/21/chartex" xmlns:cx3="http://schemas.microsoft.com/office/drawing/2016/5/9/chartex" xmlns:cx4="http://schemas.microsoft.com/office/drawing/2016/5/10/chartex" xmlns:cx5="http://schemas.microsoft.com/office/drawing/2016/5/11/chartex" xmlns:cx6="http://schemas.microsoft.com/office/drawing/2016/5/12/chartex" xmlns:cx7="http://schemas.microsoft.com/office/drawing/2016/5/13/chartex" xmlns:cx8="http://schemas.microsoft.com/office/drawing/2016/5/14/chartex" xmlns:mc="http://schemas.openxmlformats.org/markup-compatibility/2006" xmlns:aink="http://schemas.microsoft.com/office/drawing/2016/ink" xmlns:am3d="http://schemas.microsoft.com/office/drawing/2017/model3d" xmlns:o="urn:schemas-microsoft-com:office:office" xmlns:r="http://schemas.openxmlformats.org/officeDocument/2006/relationships" xmlns:m="http://schemas.openxmlformats.org/officeDocument/2006/math" xmlns:v="urn:schemas-microsoft-com:vml" xmlns:wp14="http://schemas.microsoft.com/office/word/2010/wordprocessingDrawing" xmlns:wp="http://schemas.openxmlformats.org/drawingml/2006/wordprocessingDrawing" xmlns:w10="urn:schemas-microsoft-com:office:word" xmlns:w="http://schemas.openxmlformats.org/wordprocessingml/2006/main" xmlns:w14="http://schemas.microsoft.com/office/word/2010/wordml" xmlns:w15="http://schemas.microsoft.com/office/word/2012/wordml" xmlns:w16cid="http://schemas.microsoft.com/office/word/2016/wordml/cid" xmlns:w16se="http://schemas.microsoft.com/office/word/2015/wordml/symex" xmlns:wpg="http://schemas.microsoft.com/office/word/2010/wordprocessingGroup" xmlns:wpi="http://schemas.microsoft.com/office/word/2010/wordprocessingInk" xmlns:wne="http://schemas.microsoft.com/office/word/2006/wordml" xmlns:wps="http://schemas.microsoft.com/office/word/2010/wordprocessingShape" mc:Ignorable="w14 w15 w16se w16cid wp14">
+<w:hdr xmlns:wpc="http://schemas.microsoft.com/office/word/2010/wordprocessingCanvas" xmlns:cx="http://schemas.microsoft.com/office/drawing/2014/chartex" xmlns:cx1="http://schemas.microsoft.com/office/drawing/2015/9/8/chartex" xmlns:cx2="http://schemas.microsoft.com/office/drawing/2015/10/21/chartex" xmlns:cx3="http://schemas.microsoft.com/office/drawing/2016/5/9/chartex" xmlns:cx4="http://schemas.microsoft.com/office/drawing/2016/5/10/chartex" xmlns:cx5="http://schemas.microsoft.com/office/drawing/2016/5/11/chartex" xmlns:cx6="http://schemas.microsoft.com/office/drawing/2016/5/12/chartex" xmlns:cx7="http://schemas.microsoft.com/office/drawing/2016/5/13/chartex" xmlns:cx8="http://schemas.microsoft.com/office/drawing/2016/5/14/chartex" xmlns:mc="http://schemas.openxmlformats.org/markup-compatibility/2006" xmlns:aink="http://schemas.microsoft.com/office/drawing/2016/ink" xmlns:am3d="http://schemas.microsoft.com/office/drawing/2017/model3d" xmlns:o="urn:schemas-microsoft-com:office:office" xmlns:oel="http://schemas.microsoft.com/office/2019/extlst" xmlns:r="http://schemas.openxmlformats.org/officeDocument/2006/relationships" xmlns:m="http://schemas.openxmlformats.org/officeDocument/2006/math" xmlns:v="urn:schemas-microsoft-com:vml" xmlns:wp14="http://schemas.microsoft.com/office/word/2010/wordprocessingDrawing" xmlns:wp="http://schemas.openxmlformats.org/drawingml/2006/wordprocessingDrawing" xmlns:w10="urn:schemas-microsoft-com:office:word" xmlns:w="http://schemas.openxmlformats.org/wordprocessingml/2006/main" xmlns:w14="http://schemas.microsoft.com/office/word/2010/wordml" xmlns:w15="http://schemas.microsoft.com/office/word/2012/wordml" xmlns:w16cex="http://schemas.microsoft.com/office/word/2018/wordml/cex" xmlns:w16cid="http://schemas.microsoft.com/office/word/2016/wordml/cid" xmlns:w16="http://schemas.microsoft.com/office/word/2018/wordml" xmlns:w16du="http://schemas.microsoft.com/office/word/2023/wordml/word16du" xmlns:w16sdtdh="http://schemas.microsoft.com/office/word/2020/wordml/sdtdatahash" xmlns:w16sdtfl="http://schemas.microsoft.com/office/word/2024/wordml/sdtformatlock" xmlns:w16se="http://schemas.microsoft.com/office/word/2015/wordml/symex" xmlns:wpg="http://schemas.microsoft.com/office/word/2010/wordprocessingGroup" xmlns:wpi="http://schemas.microsoft.com/office/word/2010/wordprocessingInk" xmlns:wne="http://schemas.microsoft.com/office/word/2006/wordml" xmlns:wps="http://schemas.microsoft.com/office/word/2010/wordprocessingShape" mc:Ignorable="w14 w15 w16se w16cid w16 w16cex w16sdtdh w16sdtfl w16du wp14">
   <w:p>
     <w:pPr>
       <w:pStyle w:val="Header"/>
@@ -5772,7 +9192,7 @@
 </file>
 
 <file path=word/numbering.xml><?xml version="1.0" encoding="utf-8"?>
-<w:numbering xmlns:wpc="http://schemas.microsoft.com/office/word/2010/wordprocessingCanvas" xmlns:cx="http://schemas.microsoft.com/office/drawing/2014/chartex" xmlns:cx1="http://schemas.microsoft.com/office/drawing/2015/9/8/chartex" xmlns:cx2="http://schemas.microsoft.com/office/drawing/2015/10/21/chartex" xmlns:cx3="http://schemas.microsoft.com/office/drawing/2016/5/9/chartex" xmlns:cx4="http://schemas.microsoft.com/office/drawing/2016/5/10/chartex" xmlns:cx5="http://schemas.microsoft.com/office/drawing/2016/5/11/chartex" xmlns:cx6="http://schemas.microsoft.com/office/drawing/2016/5/12/chartex" xmlns:cx7="http://schemas.microsoft.com/office/drawing/2016/5/13/chartex" xmlns:cx8="http://schemas.microsoft.com/office/drawing/2016/5/14/chartex" xmlns:mc="http://schemas.openxmlformats.org/markup-compatibility/2006" xmlns:aink="http://schemas.microsoft.com/office/drawing/2016/ink" xmlns:am3d="http://schemas.microsoft.com/office/drawing/2017/model3d" xmlns:o="urn:schemas-microsoft-com:office:office" xmlns:r="http://schemas.openxmlformats.org/officeDocument/2006/relationships" xmlns:m="http://schemas.openxmlformats.org/officeDocument/2006/math" xmlns:v="urn:schemas-microsoft-com:vml" xmlns:wp14="http://schemas.microsoft.com/office/word/2010/wordprocessingDrawing" xmlns:wp="http://schemas.openxmlformats.org/drawingml/2006/wordprocessingDrawing" xmlns:w10="urn:schemas-microsoft-com:office:word" xmlns:w="http://schemas.openxmlformats.org/wordprocessingml/2006/main" xmlns:w14="http://schemas.microsoft.com/office/word/2010/wordml" xmlns:w15="http://schemas.microsoft.com/office/word/2012/wordml" xmlns:w16cid="http://schemas.microsoft.com/office/word/2016/wordml/cid" xmlns:w16se="http://schemas.microsoft.com/office/word/2015/wordml/symex" xmlns:wpg="http://schemas.microsoft.com/office/word/2010/wordprocessingGroup" xmlns:wpi="http://schemas.microsoft.com/office/word/2010/wordprocessingInk" xmlns:wne="http://schemas.microsoft.com/office/word/2006/wordml" xmlns:wps="http://schemas.microsoft.com/office/word/2010/wordprocessingShape" mc:Ignorable="w14 w15 w16se w16cid wp14">
+<w:numbering xmlns:wpc="http://schemas.microsoft.com/office/word/2010/wordprocessingCanvas" xmlns:cx="http://schemas.microsoft.com/office/drawing/2014/chartex" xmlns:cx1="http://schemas.microsoft.com/office/drawing/2015/9/8/chartex" xmlns:cx2="http://schemas.microsoft.com/office/drawing/2015/10/21/chartex" xmlns:cx3="http://schemas.microsoft.com/office/drawing/2016/5/9/chartex" xmlns:cx4="http://schemas.microsoft.com/office/drawing/2016/5/10/chartex" xmlns:cx5="http://schemas.microsoft.com/office/drawing/2016/5/11/chartex" xmlns:cx6="http://schemas.microsoft.com/office/drawing/2016/5/12/chartex" xmlns:cx7="http://schemas.microsoft.com/office/drawing/2016/5/13/chartex" xmlns:cx8="http://schemas.microsoft.com/office/drawing/2016/5/14/chartex" xmlns:mc="http://schemas.openxmlformats.org/markup-compatibility/2006" xmlns:aink="http://schemas.microsoft.com/office/drawing/2016/ink" xmlns:am3d="http://schemas.microsoft.com/office/drawing/2017/model3d" xmlns:o="urn:schemas-microsoft-com:office:office" xmlns:oel="http://schemas.microsoft.com/office/2019/extlst" xmlns:r="http://schemas.openxmlformats.org/officeDocument/2006/relationships" xmlns:m="http://schemas.openxmlformats.org/officeDocument/2006/math" xmlns:v="urn:schemas-microsoft-com:vml" xmlns:wp14="http://schemas.microsoft.com/office/word/2010/wordprocessingDrawing" xmlns:wp="http://schemas.openxmlformats.org/drawingml/2006/wordprocessingDrawing" xmlns:w10="urn:schemas-microsoft-com:office:word" xmlns:w="http://schemas.openxmlformats.org/wordprocessingml/2006/main" xmlns:w14="http://schemas.microsoft.com/office/word/2010/wordml" xmlns:w15="http://schemas.microsoft.com/office/word/2012/wordml" xmlns:w16cex="http://schemas.microsoft.com/office/word/2018/wordml/cex" xmlns:w16cid="http://schemas.microsoft.com/office/word/2016/wordml/cid" xmlns:w16="http://schemas.microsoft.com/office/word/2018/wordml" xmlns:w16du="http://schemas.microsoft.com/office/word/2023/wordml/word16du" xmlns:w16sdtdh="http://schemas.microsoft.com/office/word/2020/wordml/sdtdatahash" xmlns:w16sdtfl="http://schemas.microsoft.com/office/word/2024/wordml/sdtformatlock" xmlns:w16se="http://schemas.microsoft.com/office/word/2015/wordml/symex" xmlns:wpg="http://schemas.microsoft.com/office/word/2010/wordprocessingGroup" xmlns:wpi="http://schemas.microsoft.com/office/word/2010/wordprocessingInk" xmlns:wne="http://schemas.microsoft.com/office/word/2006/wordml" xmlns:wps="http://schemas.microsoft.com/office/word/2010/wordprocessingShape" mc:Ignorable="w14 w15 w16se w16cid w16 w16cex w16sdtdh w16sdtfl w16du wp14">
   <w:abstractNum w:abstractNumId="0" w15:restartNumberingAfterBreak="0">
     <w:nsid w:val="00072931"/>
     <w:multiLevelType w:val="hybridMultilevel"/>
@@ -9764,134 +13184,134 @@
       </w:pPr>
     </w:lvl>
   </w:abstractNum>
-  <w:num w:numId="1">
+  <w:num w:numId="1" w16cid:durableId="818109442">
     <w:abstractNumId w:val="4"/>
   </w:num>
-  <w:num w:numId="2">
+  <w:num w:numId="2" w16cid:durableId="271983488">
     <w:abstractNumId w:val="22"/>
   </w:num>
-  <w:num w:numId="3">
+  <w:num w:numId="3" w16cid:durableId="1684169057">
     <w:abstractNumId w:val="38"/>
   </w:num>
-  <w:num w:numId="4">
+  <w:num w:numId="4" w16cid:durableId="1047996291">
     <w:abstractNumId w:val="38"/>
     <w:lvlOverride w:ilvl="0">
       <w:startOverride w:val="1"/>
     </w:lvlOverride>
   </w:num>
-  <w:num w:numId="5">
+  <w:num w:numId="5" w16cid:durableId="92634572">
     <w:abstractNumId w:val="15"/>
   </w:num>
-  <w:num w:numId="6">
+  <w:num w:numId="6" w16cid:durableId="667054865">
     <w:abstractNumId w:val="3"/>
   </w:num>
-  <w:num w:numId="7">
+  <w:num w:numId="7" w16cid:durableId="1498837190">
     <w:abstractNumId w:val="26"/>
   </w:num>
-  <w:num w:numId="8">
+  <w:num w:numId="8" w16cid:durableId="1475949976">
     <w:abstractNumId w:val="2"/>
   </w:num>
-  <w:num w:numId="9">
+  <w:num w:numId="9" w16cid:durableId="1500464666">
     <w:abstractNumId w:val="14"/>
   </w:num>
-  <w:num w:numId="10">
+  <w:num w:numId="10" w16cid:durableId="1228415693">
     <w:abstractNumId w:val="33"/>
   </w:num>
-  <w:num w:numId="11">
+  <w:num w:numId="11" w16cid:durableId="1199467338">
     <w:abstractNumId w:val="17"/>
   </w:num>
-  <w:num w:numId="12">
+  <w:num w:numId="12" w16cid:durableId="2124953662">
     <w:abstractNumId w:val="34"/>
   </w:num>
-  <w:num w:numId="13">
+  <w:num w:numId="13" w16cid:durableId="1712879922">
     <w:abstractNumId w:val="19"/>
   </w:num>
-  <w:num w:numId="14">
+  <w:num w:numId="14" w16cid:durableId="1375696743">
     <w:abstractNumId w:val="31"/>
   </w:num>
-  <w:num w:numId="15">
+  <w:num w:numId="15" w16cid:durableId="1767186387">
     <w:abstractNumId w:val="29"/>
   </w:num>
-  <w:num w:numId="16">
+  <w:num w:numId="16" w16cid:durableId="1495141994">
     <w:abstractNumId w:val="11"/>
   </w:num>
-  <w:num w:numId="17">
+  <w:num w:numId="17" w16cid:durableId="1634168209">
     <w:abstractNumId w:val="6"/>
   </w:num>
-  <w:num w:numId="18">
+  <w:num w:numId="18" w16cid:durableId="2028097221">
     <w:abstractNumId w:val="9"/>
   </w:num>
-  <w:num w:numId="19">
+  <w:num w:numId="19" w16cid:durableId="1037268596">
     <w:abstractNumId w:val="1"/>
   </w:num>
-  <w:num w:numId="20">
+  <w:num w:numId="20" w16cid:durableId="1381443254">
     <w:abstractNumId w:val="8"/>
   </w:num>
-  <w:num w:numId="21">
+  <w:num w:numId="21" w16cid:durableId="923800340">
     <w:abstractNumId w:val="7"/>
   </w:num>
-  <w:num w:numId="22">
+  <w:num w:numId="22" w16cid:durableId="1586765753">
     <w:abstractNumId w:val="12"/>
   </w:num>
-  <w:num w:numId="23">
+  <w:num w:numId="23" w16cid:durableId="975182247">
     <w:abstractNumId w:val="24"/>
   </w:num>
-  <w:num w:numId="24">
+  <w:num w:numId="24" w16cid:durableId="766775091">
     <w:abstractNumId w:val="28"/>
   </w:num>
-  <w:num w:numId="25">
+  <w:num w:numId="25" w16cid:durableId="1953171582">
     <w:abstractNumId w:val="23"/>
   </w:num>
-  <w:num w:numId="26">
+  <w:num w:numId="26" w16cid:durableId="2078548486">
     <w:abstractNumId w:val="21"/>
   </w:num>
-  <w:num w:numId="27">
+  <w:num w:numId="27" w16cid:durableId="1420757478">
     <w:abstractNumId w:val="10"/>
   </w:num>
-  <w:num w:numId="28">
+  <w:num w:numId="28" w16cid:durableId="695079798">
     <w:abstractNumId w:val="13"/>
   </w:num>
-  <w:num w:numId="29">
+  <w:num w:numId="29" w16cid:durableId="1715502443">
     <w:abstractNumId w:val="35"/>
   </w:num>
-  <w:num w:numId="30">
+  <w:num w:numId="30" w16cid:durableId="541210587">
     <w:abstractNumId w:val="5"/>
   </w:num>
-  <w:num w:numId="31">
+  <w:num w:numId="31" w16cid:durableId="559169802">
     <w:abstractNumId w:val="27"/>
   </w:num>
-  <w:num w:numId="32">
+  <w:num w:numId="32" w16cid:durableId="786969969">
     <w:abstractNumId w:val="16"/>
   </w:num>
-  <w:num w:numId="33">
+  <w:num w:numId="33" w16cid:durableId="2093892021">
     <w:abstractNumId w:val="30"/>
   </w:num>
-  <w:num w:numId="34">
+  <w:num w:numId="34" w16cid:durableId="84349993">
     <w:abstractNumId w:val="25"/>
   </w:num>
-  <w:num w:numId="35">
+  <w:num w:numId="35" w16cid:durableId="2130855042">
     <w:abstractNumId w:val="18"/>
   </w:num>
-  <w:num w:numId="36">
+  <w:num w:numId="36" w16cid:durableId="579750763">
     <w:abstractNumId w:val="37"/>
   </w:num>
-  <w:num w:numId="37">
+  <w:num w:numId="37" w16cid:durableId="1310937813">
     <w:abstractNumId w:val="20"/>
   </w:num>
-  <w:num w:numId="38">
+  <w:num w:numId="38" w16cid:durableId="1412315034">
     <w:abstractNumId w:val="0"/>
   </w:num>
-  <w:num w:numId="39">
+  <w:num w:numId="39" w16cid:durableId="1459647484">
     <w:abstractNumId w:val="36"/>
   </w:num>
-  <w:num w:numId="40">
+  <w:num w:numId="40" w16cid:durableId="728841405">
     <w:abstractNumId w:val="32"/>
   </w:num>
 </w:numbering>
 </file>
 
 <file path=word/styles.xml><?xml version="1.0" encoding="utf-8"?>
-<w:styles xmlns:mc="http://schemas.openxmlformats.org/markup-compatibility/2006" xmlns:r="http://schemas.openxmlformats.org/officeDocument/2006/relationships" xmlns:w="http://schemas.openxmlformats.org/wordprocessingml/2006/main" xmlns:w14="http://schemas.microsoft.com/office/word/2010/wordml" xmlns:w15="http://schemas.microsoft.com/office/word/2012/wordml" xmlns:w16cid="http://schemas.microsoft.com/office/word/2016/wordml/cid" xmlns:w16se="http://schemas.microsoft.com/office/word/2015/wordml/symex" mc:Ignorable="w14 w15 w16se w16cid">
+<w:styles xmlns:mc="http://schemas.openxmlformats.org/markup-compatibility/2006" xmlns:r="http://schemas.openxmlformats.org/officeDocument/2006/relationships" xmlns:w="http://schemas.openxmlformats.org/wordprocessingml/2006/main" xmlns:w14="http://schemas.microsoft.com/office/word/2010/wordml" xmlns:w15="http://schemas.microsoft.com/office/word/2012/wordml" xmlns:w16cex="http://schemas.microsoft.com/office/word/2018/wordml/cex" xmlns:w16cid="http://schemas.microsoft.com/office/word/2016/wordml/cid" xmlns:w16="http://schemas.microsoft.com/office/word/2018/wordml" xmlns:w16du="http://schemas.microsoft.com/office/word/2023/wordml/word16du" xmlns:w16sdtdh="http://schemas.microsoft.com/office/word/2020/wordml/sdtdatahash" xmlns:w16sdtfl="http://schemas.microsoft.com/office/word/2024/wordml/sdtformatlock" xmlns:w16se="http://schemas.microsoft.com/office/word/2015/wordml/symex" mc:Ignorable="w14 w15 w16se w16cid w16 w16cex w16sdtdh w16sdtfl w16du">
   <w:docDefaults>
     <w:rPrDefault>
       <w:rPr>
@@ -10013,6 +13433,7 @@
     <w:lsdException w:name="HTML Sample" w:semiHidden="1" w:unhideWhenUsed="1"/>
     <w:lsdException w:name="HTML Typewriter" w:semiHidden="1" w:unhideWhenUsed="1"/>
     <w:lsdException w:name="HTML Variable" w:semiHidden="1" w:unhideWhenUsed="1"/>
+    <w:lsdException w:name="Normal Table" w:semiHidden="1" w:unhideWhenUsed="1"/>
     <w:lsdException w:name="annotation subject" w:semiHidden="1" w:unhideWhenUsed="1"/>
     <w:lsdException w:name="No List" w:semiHidden="1" w:unhideWhenUsed="1"/>
     <w:lsdException w:name="Outline List 1" w:semiHidden="1" w:unhideWhenUsed="1"/>
@@ -10059,8 +13480,10 @@
     <w:lsdException w:name="Table Subtle 2" w:semiHidden="1" w:unhideWhenUsed="1"/>
     <w:lsdException w:name="Table Web 1" w:semiHidden="1" w:unhideWhenUsed="1"/>
     <w:lsdException w:name="Table Web 2" w:semiHidden="1" w:unhideWhenUsed="1"/>
+    <w:lsdException w:name="Table Web 3" w:semiHidden="1" w:unhideWhenUsed="1"/>
     <w:lsdException w:name="Balloon Text" w:semiHidden="1" w:unhideWhenUsed="1"/>
     <w:lsdException w:name="Table Grid" w:uiPriority="39"/>
+    <w:lsdException w:name="Table Theme" w:semiHidden="1" w:unhideWhenUsed="1"/>
     <w:lsdException w:name="Placeholder Text" w:semiHidden="1"/>
     <w:lsdException w:name="No Spacing" w:uiPriority="1" w:qFormat="1"/>
     <w:lsdException w:name="Light Shading" w:uiPriority="60"/>
